--- a/content/Sales and Leases/Sales_and_Leases_Week10_Condensed_Outline.docx
+++ b/content/Sales and Leases/Sales_and_Leases_Week10_Condensed_Outline.docx
@@ -381,6 +381,191 @@
         <w:gridCol w:w="10512"/>
       </w:tblGrid>
       <w:tr>
+        <w:trPr/>
+        <w:tc>
+          <w:tcPr>
+            <w:tcW w:type="dxa" w:w="10512"/>
+            <w:shd w:val="clear" w:color="auto" w:fill="F7F7F8"/>
+            <w:tcMar>
+              <w:top w:w="70" w:type="dxa"/>
+              <w:bottom w:w="70" w:type="dxa"/>
+              <w:left w:w="140" w:type="dxa"/>
+              <w:right w:w="120" w:type="dxa"/>
+            </w:tcMar>
+            <w:tcBorders>
+              <w:left w:val="single" w:sz="30" w:space="0" w:color="6B7280"/>
+            </w:tcBorders>
+          </w:tcPr>
+          <w:p>
+            <w:pPr>
+              <w:spacing w:after="30" w:line="240" w:lineRule="auto"/>
+            </w:pPr>
+            <w:r>
+              <w:rPr>
+                <w:b/>
+                <w:color w:val="6B7280"/>
+                <w:sz w:val="15"/>
+              </w:rPr>
+              <w:t xml:space="preserve">KEY   </w:t>
+            </w:r>
+            <w:r>
+              <w:rPr>
+                <w:b/>
+                <w:i w:val="0"/>
+                <w:sz w:val="21"/>
+              </w:rPr>
+              <w:t xml:space="preserve">How cases are marked in this outline</w:t>
+            </w:r>
+          </w:p>
+          <w:p>
+            <w:pPr>
+              <w:spacing w:after="30" w:line="240" w:lineRule="auto"/>
+            </w:pPr>
+            <w:r>
+              <w:rPr>
+                <w:b/>
+                <w:i w:val="0"/>
+                <w:sz w:val="21"/>
+              </w:rPr>
+              <w:t xml:space="preserve">MAIN CASE</w:t>
+            </w:r>
+            <w:r>
+              <w:rPr>
+                <w:b w:val="0"/>
+                <w:i w:val="0"/>
+                <w:sz w:val="21"/>
+              </w:rPr>
+              <w:t xml:space="preserve"> (green) — a principal case: the casebook prints the opinion. There are seven: Daitom, Casazza, Market Street, Roth Steel, Rogath, Razor, Top of Iowa.</w:t>
+            </w:r>
+          </w:p>
+          <w:p>
+            <w:pPr>
+              <w:spacing w:after="30" w:line="240" w:lineRule="auto"/>
+            </w:pPr>
+            <w:r>
+              <w:rPr>
+                <w:b/>
+                <w:i w:val="0"/>
+                <w:sz w:val="21"/>
+              </w:rPr>
+              <w:t xml:space="preserve">NOTE CASE</w:t>
+            </w:r>
+            <w:r>
+              <w:rPr>
+                <w:b w:val="0"/>
+                <w:i w:val="0"/>
+                <w:sz w:val="21"/>
+              </w:rPr>
+              <w:t xml:space="preserve"> (teal) — not a principal case; the casebook quotes or summarizes it in its text or notes (e.g., Mathis, Ingram River, Orange &amp; Rockland, Santa Fe, PDM, NIPSCO, Anthony Pools).</w:t>
+            </w:r>
+          </w:p>
+          <w:p>
+            <w:pPr>
+              <w:spacing w:after="30" w:line="240" w:lineRule="auto"/>
+            </w:pPr>
+            <w:r>
+              <w:rPr>
+                <w:b/>
+                <w:i w:val="0"/>
+                <w:sz w:val="21"/>
+              </w:rPr>
+              <w:t xml:space="preserve">CITED ONLY</w:t>
+            </w:r>
+            <w:r>
+              <w:rPr>
+                <w:b w:val="0"/>
+                <w:i w:val="0"/>
+                <w:sz w:val="21"/>
+              </w:rPr>
+              <w:t xml:space="preserve"> (gray) — the casebook just cites it, usually under a problem, and gives no facts (e.g., Webster, Windows v. Jordan Panel, Keith v. Buchanan).</w:t>
+            </w:r>
+          </w:p>
+          <w:p>
+            <w:pPr>
+              <w:spacing w:after="30" w:line="240" w:lineRule="auto"/>
+            </w:pPr>
+            <w:r>
+              <w:rPr>
+                <w:b/>
+                <w:i w:val="0"/>
+                <w:sz w:val="21"/>
+              </w:rPr>
+              <w:t xml:space="preserve">★</w:t>
+            </w:r>
+            <w:r>
+              <w:rPr>
+                <w:b w:val="0"/>
+                <w:i w:val="0"/>
+                <w:sz w:val="21"/>
+              </w:rPr>
+              <w:t xml:space="preserve"> = the case has its own slide(s) in class (Roth Steel, Rogath, Mathis, Razor, Top of Iowa). Each box's gray </w:t>
+            </w:r>
+            <w:r>
+              <w:rPr>
+                <w:b/>
+                <w:i w:val="0"/>
+                <w:sz w:val="21"/>
+              </w:rPr>
+              <w:t xml:space="preserve">Source</w:t>
+            </w:r>
+            <w:r>
+              <w:rPr>
+                <w:b w:val="0"/>
+                <w:i w:val="0"/>
+                <w:sz w:val="21"/>
+              </w:rPr>
+              <w:t xml:space="preserve"> line gives the casebook pages and slides.</w:t>
+            </w:r>
+          </w:p>
+          <w:p>
+            <w:pPr>
+              <w:spacing w:after="0" w:line="240" w:lineRule="auto"/>
+            </w:pPr>
+            <w:r>
+              <w:rPr>
+                <w:b w:val="0"/>
+                <w:i/>
+                <w:color w:val="B45309"/>
+                <w:sz w:val="21"/>
+              </w:rPr>
+              <w:t xml:space="preserve">Orange italic text = outside the class materials</w:t>
+            </w:r>
+            <w:r>
+              <w:rPr>
+                <w:b w:val="0"/>
+                <w:i w:val="0"/>
+                <w:sz w:val="21"/>
+              </w:rPr>
+              <w:t xml:space="preserve">: facts or labels taken from the published opinions or general legal knowledge — not from the casebook, slides, or statutory supplement. It is context only: verify before relying on it, and don't build an exam answer on it.</w:t>
+            </w:r>
+          </w:p>
+        </w:tc>
+      </w:tr>
+    </w:tbl>
+    <w:p>
+      <w:pPr>
+        <w:spacing w:after="0" w:line="120" w:lineRule="exact"/>
+      </w:pPr>
+      <w:r/>
+    </w:p>
+    <w:tbl>
+      <w:tblPr>
+        <w:tblW w:type="auto" w:w="0"/>
+        <w:tblLook w:firstColumn="1" w:firstRow="1" w:lastColumn="0" w:lastRow="0" w:noHBand="0" w:noVBand="1" w:val="04A0"/>
+        <w:tblW w:w="5000" w:type="pct"/>
+        <w:tblBorders>
+          <w:top w:val="nil"/>
+          <w:left w:val="nil"/>
+          <w:bottom w:val="nil"/>
+          <w:right w:val="nil"/>
+          <w:insideH w:val="nil"/>
+          <w:insideV w:val="nil"/>
+        </w:tblBorders>
+      </w:tblPr>
+      <w:tblGrid>
+        <w:gridCol w:w="10512"/>
+      </w:tblGrid>
+      <w:tr>
         <w:trPr>
           <w:cantSplit w:val="true"/>
         </w:trPr>
@@ -2939,10 +3124,67 @@
             <w:r>
               <w:rPr>
                 <w:b w:val="0"/>
-                <w:i w:val="0"/>
-                <w:sz w:val="20"/>
-              </w:rPr>
-              <w:t>Hard to apply (contact lenses — bad lens or bad exam?); multiple statutes of limitations may apply to one deal. Little traction.</w:t>
+                <w:i/>
+                <w:sz w:val="20"/>
+              </w:rPr>
+              <w:t xml:space="preserve">Anthony Pools</w:t>
+            </w:r>
+            <w:r>
+              <w:rPr>
+                <w:b w:val="0"/>
+                <w:i w:val="0"/>
+                <w:sz w:val="20"/>
+              </w:rPr>
+              <w:t xml:space="preserve"> (note case, casebook p. 24): an unmerchantable </w:t>
+            </w:r>
+            <w:r>
+              <w:rPr>
+                <w:b/>
+                <w:i w:val="0"/>
+                <w:sz w:val="20"/>
+              </w:rPr>
+              <w:t xml:space="preserve">diving board</w:t>
+            </w:r>
+            <w:r>
+              <w:rPr>
+                <w:b w:val="0"/>
+                <w:i w:val="0"/>
+                <w:sz w:val="20"/>
+              </w:rPr>
+              <w:t xml:space="preserve">, supplied under a pool-construction contract in which services predominated, caused personal injuries → </w:t>
+            </w:r>
+            <w:r>
+              <w:rPr>
+                <w:b/>
+                <w:i w:val="0"/>
+                <w:sz w:val="20"/>
+              </w:rPr>
+              <w:t xml:space="preserve">Art. 2 applied</w:t>
+            </w:r>
+            <w:r>
+              <w:rPr>
+                <w:b w:val="0"/>
+                <w:i w:val="0"/>
+                <w:sz w:val="20"/>
+              </w:rPr>
+              <w:t xml:space="preserve"> to impose the merchantability warranty and to test the disclaimer. </w:t>
+            </w:r>
+            <w:r>
+              <w:rPr>
+                <w:b w:val="0"/>
+                <w:i/>
+                <w:color w:val="B45309"/>
+                <w:sz w:val="20"/>
+              </w:rPr>
+              <w:t xml:space="preserve">Outside class materials: the homeowner slipped off the board.</w:t>
+            </w:r>
+            <w:r>
+              <w:rPr>
+                <w:b w:val="0"/>
+                <w:i w:val="0"/>
+                <w:sz w:val="20"/>
+              </w:rPr>
+              <w:t xml:space="preserve"> Hard to apply (contact lenses — bad lens or bad exam?); multiple statutes of limitations may apply to one deal. Little traction.</w:t>
             </w:r>
           </w:p>
         </w:tc>
@@ -4928,9 +5170,7 @@
         <w:gridCol w:w="10512"/>
       </w:tblGrid>
       <w:tr>
-        <w:trPr>
-          <w:cantSplit w:val="true"/>
-        </w:trPr>
+        <w:trPr/>
         <w:tc>
           <w:tcPr>
             <w:tcW w:type="dxa" w:w="10512"/>
@@ -4955,87 +5195,245 @@
                 <w:color w:val="2E7D32"/>
                 <w:sz w:val="15"/>
               </w:rPr>
-              <w:t xml:space="preserve">CASE   </w:t>
-            </w:r>
-            <w:r>
-              <w:rPr>
-                <w:b/>
-                <w:i w:val="0"/>
-                <w:sz w:val="21"/>
-              </w:rPr>
-              <w:t>Daitom v. Pennwalt (10th Cir. 1984):</w:t>
-            </w:r>
-            <w:r>
-              <w:rPr>
-                <w:b w:val="0"/>
-                <w:i w:val="0"/>
-                <w:sz w:val="21"/>
-              </w:rPr>
-              <w:t xml:space="preserve"> "expressly conditional" requires a </w:t>
-            </w:r>
-            <w:r>
-              <w:rPr>
-                <w:b/>
-                <w:i w:val="0"/>
-                <w:sz w:val="21"/>
-              </w:rPr>
-              <w:t>clear statement of unwillingness to proceed</w:t>
-            </w:r>
-            <w:r>
-              <w:rPr>
-                <w:b w:val="0"/>
-                <w:i w:val="0"/>
-                <w:sz w:val="21"/>
-              </w:rPr>
-              <w:t xml:space="preserve"> without the new terms (Dorton) — boilerplate isn't enough. </w:t>
-            </w:r>
-            <w:r>
-              <w:rPr>
-                <w:b/>
-                <w:i w:val="0"/>
-                <w:sz w:val="21"/>
-              </w:rPr>
-              <w:t>Different</w:t>
-            </w:r>
-            <w:r>
-              <w:rPr>
-                <w:b w:val="0"/>
-                <w:i w:val="0"/>
-                <w:sz w:val="21"/>
-              </w:rPr>
-              <w:t xml:space="preserve"> (conflicting) terms → </w:t>
-            </w:r>
-            <w:r>
-              <w:rPr>
-                <w:b/>
-                <w:i w:val="0"/>
-                <w:sz w:val="21"/>
-              </w:rPr>
-              <w:t>knock-out rule</w:t>
-            </w:r>
-            <w:r>
-              <w:rPr>
-                <w:b w:val="0"/>
-                <w:i w:val="0"/>
-                <w:sz w:val="21"/>
-              </w:rPr>
-              <w:t xml:space="preserve"> (cmt. 6): both drop out; </w:t>
-            </w:r>
-            <w:r>
-              <w:rPr>
-                <w:b/>
-                <w:i w:val="0"/>
-                <w:sz w:val="21"/>
-              </w:rPr>
-              <w:t>gap fillers</w:t>
-            </w:r>
-            <w:r>
-              <w:rPr>
-                <w:b w:val="0"/>
-                <w:i w:val="0"/>
-                <w:sz w:val="21"/>
-              </w:rPr>
-              <w:t xml:space="preserve"> apply (there, the 4-year § 2-725 SOL replaced a 1-year limit).</w:t>
+              <w:t xml:space="preserve">MAIN CASE   </w:t>
+            </w:r>
+            <w:r>
+              <w:rPr>
+                <w:b/>
+                <w:i w:val="0"/>
+                <w:sz w:val="21"/>
+              </w:rPr>
+              <w:t xml:space="preserve">Daitom, Inc. v. Pennwalt Corp. (10th Cir. 1984) — § 2-207 battle of the forms</w:t>
+            </w:r>
+          </w:p>
+          <w:p>
+            <w:pPr>
+              <w:spacing w:after="30" w:line="240" w:lineRule="auto"/>
+            </w:pPr>
+            <w:r>
+              <w:rPr>
+                <w:b/>
+                <w:i w:val="0"/>
+                <w:color w:val="595959"/>
+                <w:sz w:val="18"/>
+              </w:rPr>
+              <w:t xml:space="preserve">Source:</w:t>
+            </w:r>
+            <w:r>
+              <w:rPr>
+                <w:b w:val="0"/>
+                <w:i w:val="0"/>
+                <w:color w:val="595959"/>
+                <w:sz w:val="18"/>
+              </w:rPr>
+              <w:t xml:space="preserve"> principal case, casebook pp. 47–57. Not named on the slides; the topic is covered at W1-S44 to S47.</w:t>
+            </w:r>
+          </w:p>
+          <w:p>
+            <w:pPr>
+              <w:spacing w:after="30" w:line="240" w:lineRule="auto"/>
+            </w:pPr>
+            <w:r>
+              <w:rPr>
+                <w:b/>
+                <w:i w:val="0"/>
+                <w:sz w:val="21"/>
+              </w:rPr>
+              <w:t xml:space="preserve">Facts:</w:t>
+            </w:r>
+            <w:r>
+              <w:rPr>
+                <w:b w:val="0"/>
+                <w:i w:val="0"/>
+                <w:sz w:val="21"/>
+              </w:rPr>
+              <w:t xml:space="preserve"> Seller Pennwalt sent a typed </w:t>
+            </w:r>
+            <w:r>
+              <w:rPr>
+                <w:b/>
+                <w:i w:val="0"/>
+                <w:sz w:val="21"/>
+              </w:rPr>
+              <w:t xml:space="preserve">proposal (the offer)</w:t>
+            </w:r>
+            <w:r>
+              <w:rPr>
+                <w:b w:val="0"/>
+                <w:i w:val="0"/>
+                <w:sz w:val="21"/>
+              </w:rPr>
+              <w:t xml:space="preserve"> to sell buyer Daitom two rotary vacuum dryers; its attached printed terms limited warranties and required any suit within </w:t>
+            </w:r>
+            <w:r>
+              <w:rPr>
+                <w:b/>
+                <w:i w:val="0"/>
+                <w:sz w:val="21"/>
+              </w:rPr>
+              <w:t xml:space="preserve">1 year of delivery</w:t>
+            </w:r>
+            <w:r>
+              <w:rPr>
+                <w:b w:val="0"/>
+                <w:i w:val="0"/>
+                <w:sz w:val="21"/>
+              </w:rPr>
+              <w:t xml:space="preserve">. Daitom answered with its own </w:t>
+            </w:r>
+            <w:r>
+              <w:rPr>
+                <w:b/>
+                <w:i w:val="0"/>
+                <w:sz w:val="21"/>
+              </w:rPr>
+              <w:t xml:space="preserve">purchase order</w:t>
+            </w:r>
+            <w:r>
+              <w:rPr>
+                <w:b w:val="0"/>
+                <w:i w:val="0"/>
+                <w:sz w:val="21"/>
+              </w:rPr>
+              <w:t xml:space="preserve"> — boilerplate on the back reserved "all of its rights and remedies available at law" and said acceptance was "expressly limited to such terms." The dryers were delivered in May 1977 but sat in crates while Daitom's plant was built; when finally run in June 1978 they were seriously defective. Daitom sued in March 1980 — </w:t>
+            </w:r>
+            <w:r>
+              <w:rPr>
+                <w:b/>
+                <w:i w:val="0"/>
+                <w:sz w:val="21"/>
+              </w:rPr>
+              <w:t xml:space="preserve">too late under the 1-year term, timely under the UCC's 4 years</w:t>
+            </w:r>
+            <w:r>
+              <w:rPr>
+                <w:b w:val="0"/>
+                <w:i w:val="0"/>
+                <w:sz w:val="21"/>
+              </w:rPr>
+              <w:t xml:space="preserve">.</w:t>
+            </w:r>
+          </w:p>
+          <w:p>
+            <w:pPr>
+              <w:spacing w:after="30" w:line="240" w:lineRule="auto"/>
+            </w:pPr>
+            <w:r>
+              <w:rPr>
+                <w:b/>
+                <w:i w:val="0"/>
+                <w:sz w:val="21"/>
+              </w:rPr>
+              <w:t xml:space="preserve">Held:</w:t>
+            </w:r>
+            <w:r>
+              <w:rPr>
+                <w:b w:val="0"/>
+                <w:i w:val="0"/>
+                <w:sz w:val="21"/>
+              </w:rPr>
+              <w:t xml:space="preserve"> (1) The PO was an </w:t>
+            </w:r>
+            <w:r>
+              <w:rPr>
+                <w:b/>
+                <w:i w:val="0"/>
+                <w:sz w:val="21"/>
+              </w:rPr>
+              <w:t xml:space="preserve">acceptance</w:t>
+            </w:r>
+            <w:r>
+              <w:rPr>
+                <w:b w:val="0"/>
+                <w:i w:val="0"/>
+                <w:sz w:val="21"/>
+              </w:rPr>
+              <w:t xml:space="preserve">, not a counteroffer: "expressly conditional" requires the offeree to clearly say it </w:t>
+            </w:r>
+            <w:r>
+              <w:rPr>
+                <w:b/>
+                <w:i w:val="0"/>
+                <w:sz w:val="21"/>
+              </w:rPr>
+              <w:t xml:space="preserve">won't proceed unless its terms are accepted</w:t>
+            </w:r>
+            <w:r>
+              <w:rPr>
+                <w:b w:val="0"/>
+                <w:i w:val="0"/>
+                <w:sz w:val="21"/>
+              </w:rPr>
+              <w:t xml:space="preserve"> (Dorton) — form language like "expressly limited to such terms" isn't enough. (2) The 1-year term and Daitom's reservation of its legal remedies (which impliedly reserved the statutory period) were </w:t>
+            </w:r>
+            <w:r>
+              <w:rPr>
+                <w:b/>
+                <w:i w:val="0"/>
+                <w:sz w:val="21"/>
+              </w:rPr>
+              <w:t xml:space="preserve">different (conflicting) terms → knock-out rule</w:t>
+            </w:r>
+            <w:r>
+              <w:rPr>
+                <w:b w:val="0"/>
+                <w:i w:val="0"/>
+                <w:sz w:val="21"/>
+              </w:rPr>
+              <w:t xml:space="preserve"> (cmt. 6): both drop out, and the gap filler — § 2-725's </w:t>
+            </w:r>
+            <w:r>
+              <w:rPr>
+                <w:b/>
+                <w:i w:val="0"/>
+                <w:sz w:val="21"/>
+              </w:rPr>
+              <w:t xml:space="preserve">4-year SOL</w:t>
+            </w:r>
+            <w:r>
+              <w:rPr>
+                <w:b w:val="0"/>
+                <w:i w:val="0"/>
+                <w:sz w:val="21"/>
+              </w:rPr>
+              <w:t xml:space="preserve"> — applies. Summary judgment for Pennwalt reversed. (Dissent: would affirm — Daitom accepted Pennwalt's offer.)</w:t>
+            </w:r>
+          </w:p>
+          <w:p>
+            <w:pPr>
+              <w:spacing w:after="0" w:line="240" w:lineRule="auto"/>
+            </w:pPr>
+            <w:r>
+              <w:rPr>
+                <w:b/>
+                <w:i w:val="0"/>
+                <w:sz w:val="21"/>
+              </w:rPr>
+              <w:t xml:space="preserve">Why it matters:</w:t>
+            </w:r>
+            <w:r>
+              <w:rPr>
+                <w:b w:val="0"/>
+                <w:i w:val="0"/>
+                <w:sz w:val="21"/>
+              </w:rPr>
+              <w:t xml:space="preserve"> the textbook illustration that § 2-207 abolished the mirror-image and "last shot" rules — a nonconforming acceptance still forms a contract, and when the forms conflict </w:t>
+            </w:r>
+            <w:r>
+              <w:rPr>
+                <w:b/>
+                <w:i w:val="0"/>
+                <w:sz w:val="21"/>
+              </w:rPr>
+              <w:t xml:space="preserve">neither side's boilerplate wins; the UCC default does</w:t>
+            </w:r>
+            <w:r>
+              <w:rPr>
+                <w:b w:val="0"/>
+                <w:i w:val="0"/>
+                <w:sz w:val="21"/>
+              </w:rPr>
+              <w:t xml:space="preserve">. The court stressed the 1-year period would have run before the machines were even installed.</w:t>
             </w:r>
           </w:p>
         </w:tc>
@@ -6357,9 +6755,7 @@
         <w:gridCol w:w="10512"/>
       </w:tblGrid>
       <w:tr>
-        <w:trPr>
-          <w:cantSplit w:val="true"/>
-        </w:trPr>
+        <w:trPr/>
         <w:tc>
           <w:tcPr>
             <w:tcW w:type="dxa" w:w="10512"/>
@@ -6384,71 +6780,229 @@
                 <w:color w:val="2E7D32"/>
                 <w:sz w:val="15"/>
               </w:rPr>
-              <w:t xml:space="preserve">CASE   </w:t>
-            </w:r>
-            <w:r>
-              <w:rPr>
-                <w:b/>
-                <w:i w:val="0"/>
-                <w:sz w:val="21"/>
-              </w:rPr>
-              <w:t>Casazza v. Kiser (8th Cir. 2002):</w:t>
-            </w:r>
-            <w:r>
-              <w:rPr>
-                <w:b w:val="0"/>
-                <w:i w:val="0"/>
-                <w:sz w:val="21"/>
-              </w:rPr>
-              <w:t xml:space="preserve"> accepting the boat's navigation software wasn't part performance of the boat sale (not one </w:t>
-            </w:r>
-            <w:r>
-              <w:rPr>
-                <w:b/>
-                <w:i w:val="0"/>
-                <w:sz w:val="21"/>
-              </w:rPr>
-              <w:t>commercial unit</w:t>
-            </w:r>
-            <w:r>
-              <w:rPr>
-                <w:b w:val="0"/>
-                <w:i w:val="0"/>
-                <w:sz w:val="21"/>
-              </w:rPr>
-              <w:t xml:space="preserve">); no signed writing; hoping defendant will </w:t>
-            </w:r>
-            <w:r>
-              <w:rPr>
-                <w:b/>
-                <w:i w:val="0"/>
-                <w:sz w:val="21"/>
-              </w:rPr>
-              <w:t>admit</w:t>
-            </w:r>
-            <w:r>
-              <w:rPr>
-                <w:b w:val="0"/>
-                <w:i w:val="0"/>
-                <w:sz w:val="21"/>
-              </w:rPr>
-              <w:t xml:space="preserve"> in discovery isn't enough; </w:t>
-            </w:r>
-            <w:r>
-              <w:rPr>
-                <w:b/>
-                <w:i w:val="0"/>
-                <w:sz w:val="21"/>
-              </w:rPr>
-              <w:t>promissory estoppel</w:t>
-            </w:r>
-            <w:r>
-              <w:rPr>
-                <w:b w:val="0"/>
-                <w:i w:val="0"/>
-                <w:sz w:val="21"/>
-              </w:rPr>
-              <w:t xml:space="preserve"> didn't save the claim.</w:t>
+              <w:t xml:space="preserve">MAIN CASE   </w:t>
+            </w:r>
+            <w:r>
+              <w:rPr>
+                <w:b/>
+                <w:i w:val="0"/>
+                <w:sz w:val="21"/>
+              </w:rPr>
+              <w:t xml:space="preserve">Casazza v. Kiser (8th Cir. 2002) — statute of frauds exceptions</w:t>
+            </w:r>
+          </w:p>
+          <w:p>
+            <w:pPr>
+              <w:spacing w:after="30" w:line="240" w:lineRule="auto"/>
+            </w:pPr>
+            <w:r>
+              <w:rPr>
+                <w:b/>
+                <w:i w:val="0"/>
+                <w:color w:val="595959"/>
+                <w:sz w:val="18"/>
+              </w:rPr>
+              <w:t xml:space="preserve">Source:</w:t>
+            </w:r>
+            <w:r>
+              <w:rPr>
+                <w:b w:val="0"/>
+                <w:i w:val="0"/>
+                <w:color w:val="595959"/>
+                <w:sz w:val="18"/>
+              </w:rPr>
+              <w:t xml:space="preserve"> principal case, casebook pp. 75–80. Not named on the slides; the exceptions are covered at W1-S50 to S54.</w:t>
+            </w:r>
+          </w:p>
+          <w:p>
+            <w:pPr>
+              <w:spacing w:after="30" w:line="240" w:lineRule="auto"/>
+            </w:pPr>
+            <w:r>
+              <w:rPr>
+                <w:b/>
+                <w:i w:val="0"/>
+                <w:sz w:val="21"/>
+              </w:rPr>
+              <w:t xml:space="preserve">Facts:</w:t>
+            </w:r>
+            <w:r>
+              <w:rPr>
+                <w:b w:val="0"/>
+                <w:i w:val="0"/>
+                <w:sz w:val="21"/>
+              </w:rPr>
+              <w:t xml:space="preserve"> Casazza found Kiser's internet listing for the </w:t>
+            </w:r>
+            <w:r>
+              <w:rPr>
+                <w:b/>
+                <w:i w:val="0"/>
+                <w:sz w:val="21"/>
+              </w:rPr>
+              <w:t xml:space="preserve">Andante, a 52-foot sailboat</w:t>
+            </w:r>
+            <w:r>
+              <w:rPr>
+                <w:b w:val="0"/>
+                <w:i w:val="0"/>
+                <w:sz w:val="21"/>
+              </w:rPr>
+              <w:t xml:space="preserve">, inspected it in Ft. Lauderdale, and (he said) orally agreed to buy it for </w:t>
+            </w:r>
+            <w:r>
+              <w:rPr>
+                <w:b/>
+                <w:i w:val="0"/>
+                <w:sz w:val="21"/>
+              </w:rPr>
+              <w:t xml:space="preserve">$200,000</w:t>
+            </w:r>
+            <w:r>
+              <w:rPr>
+                <w:b w:val="0"/>
+                <w:i w:val="0"/>
+                <w:sz w:val="21"/>
+              </w:rPr>
+              <w:t xml:space="preserve">, subject to a survey and sea trial. Each side jotted terms on separate sheets and Casazza typed them up, but </w:t>
+            </w:r>
+            <w:r>
+              <w:rPr>
+                <w:b/>
+                <w:i w:val="0"/>
+                <w:sz w:val="21"/>
+              </w:rPr>
+              <w:t xml:space="preserve">Kiser never signed anything about the boat</w:t>
+            </w:r>
+            <w:r>
+              <w:rPr>
+                <w:b w:val="0"/>
+                <w:i w:val="0"/>
+                <w:sz w:val="21"/>
+              </w:rPr>
+              <w:t xml:space="preserve">. The only document both signed was a </w:t>
+            </w:r>
+            <w:r>
+              <w:rPr>
+                <w:b/>
+                <w:i w:val="0"/>
+                <w:sz w:val="21"/>
+              </w:rPr>
+              <w:t xml:space="preserve">license transferring the boat's navigation software</w:t>
+            </w:r>
+            <w:r>
+              <w:rPr>
+                <w:b w:val="0"/>
+                <w:i w:val="0"/>
+                <w:sz w:val="21"/>
+              </w:rPr>
+              <w:t xml:space="preserve">, which never mentioned the boat. Casazza booked a survey and a Virginia slip; a week later Kiser backed out and sold the boat to someone else.</w:t>
+            </w:r>
+          </w:p>
+          <w:p>
+            <w:pPr>
+              <w:spacing w:after="30" w:line="240" w:lineRule="auto"/>
+            </w:pPr>
+            <w:r>
+              <w:rPr>
+                <w:b/>
+                <w:i w:val="0"/>
+                <w:sz w:val="21"/>
+              </w:rPr>
+              <w:t xml:space="preserve">Held:</w:t>
+            </w:r>
+            <w:r>
+              <w:rPr>
+                <w:b w:val="0"/>
+                <w:i w:val="0"/>
+                <w:sz w:val="21"/>
+              </w:rPr>
+              <w:t xml:space="preserve"> Dismissal affirmed — no enforceable contract. </w:t>
+            </w:r>
+            <w:r>
+              <w:rPr>
+                <w:b/>
+                <w:i w:val="0"/>
+                <w:sz w:val="21"/>
+              </w:rPr>
+              <w:t xml:space="preserve">Part performance</w:t>
+            </w:r>
+            <w:r>
+              <w:rPr>
+                <w:b w:val="0"/>
+                <w:i w:val="0"/>
+                <w:sz w:val="21"/>
+              </w:rPr>
+              <w:t xml:space="preserve"> failed: accepting the software wasn't accepting the boat — they aren't one "commercial unit" (software bought years after the boat; boat later sold without it). </w:t>
+            </w:r>
+            <w:r>
+              <w:rPr>
+                <w:b/>
+                <w:i w:val="0"/>
+                <w:sz w:val="21"/>
+              </w:rPr>
+              <w:t xml:space="preserve">No sufficient writing:</w:t>
+            </w:r>
+            <w:r>
+              <w:rPr>
+                <w:b w:val="0"/>
+                <w:i w:val="0"/>
+                <w:sz w:val="21"/>
+              </w:rPr>
+              <w:t xml:space="preserve"> the typed terms were unsigned by Kiser; the signed license didn't refer to a boat sale, so the papers couldn't be read together. </w:t>
+            </w:r>
+            <w:r>
+              <w:rPr>
+                <w:b/>
+                <w:i w:val="0"/>
+                <w:sz w:val="21"/>
+              </w:rPr>
+              <w:t xml:space="preserve">Admission:</w:t>
+            </w:r>
+            <w:r>
+              <w:rPr>
+                <w:b w:val="0"/>
+                <w:i w:val="0"/>
+                <w:sz w:val="21"/>
+              </w:rPr>
+              <w:t xml:space="preserve"> hoping Kiser might admit the deal in a deposition isn't an admission. </w:t>
+            </w:r>
+            <w:r>
+              <w:rPr>
+                <w:b/>
+                <w:i w:val="0"/>
+                <w:sz w:val="21"/>
+              </w:rPr>
+              <w:t xml:space="preserve">Promissory estoppel</w:t>
+            </w:r>
+            <w:r>
+              <w:rPr>
+                <w:b w:val="0"/>
+                <w:i w:val="0"/>
+                <w:sz w:val="21"/>
+              </w:rPr>
+              <w:t xml:space="preserve"> couldn't get around § 2-201 under any test — his reliance wasn't the kind that makes refusal a fraud.</w:t>
+            </w:r>
+          </w:p>
+          <w:p>
+            <w:pPr>
+              <w:spacing w:after="0" w:line="240" w:lineRule="auto"/>
+            </w:pPr>
+            <w:r>
+              <w:rPr>
+                <w:b/>
+                <w:i w:val="0"/>
+                <w:sz w:val="21"/>
+              </w:rPr>
+              <w:t xml:space="preserve">Why it matters:</w:t>
+            </w:r>
+            <w:r>
+              <w:rPr>
+                <w:b w:val="0"/>
+                <w:i w:val="0"/>
+                <w:sz w:val="21"/>
+              </w:rPr>
+              <w:t xml:space="preserve"> walks through every § 2-201 escape route and shows how narrow each is. Big oral deal + no signature from the party being sued = unenforceable, even between two individuals (Art. 2 still applies).</w:t>
             </w:r>
           </w:p>
         </w:tc>
@@ -7443,60 +7997,404 @@
       </w:pPr>
       <w:r>
         <w:rPr>
-          <w:b/>
-          <w:i w:val="0"/>
-        </w:rPr>
-        <w:t>Market Street v. Frey (7th Cir., Posner):</w:t>
-      </w:r>
-      <w:r>
-        <w:rPr>
           <w:b w:val="0"/>
           <w:i w:val="0"/>
         </w:rPr>
-        <w:t xml:space="preserve"> good faith lies </w:t>
-      </w:r>
-      <w:r>
-        <w:rPr>
-          <w:b/>
-          <w:i w:val="0"/>
-        </w:rPr>
-        <w:t>between a fiduciary duty and merely avoiding fraud</w:t>
+        <w:t xml:space="preserve">Good faith in performance ≠ a fiduciary duty: you need not be your partner's keeper or relax the terms when it struggles — but you may not </w:t>
+      </w:r>
+      <w:r>
+        <w:rPr>
+          <w:b/>
+          <w:i w:val="0"/>
+        </w:rPr>
+        <w:t xml:space="preserve">deliberately exploit its oversight</w:t>
       </w:r>
       <w:r>
         <w:rPr>
           <w:b w:val="0"/>
           <w:i w:val="0"/>
         </w:rPr>
-        <w:t xml:space="preserve"> — you may exploit superior knowledge </w:t>
-      </w:r>
-      <w:r>
-        <w:rPr>
-          <w:b/>
-          <w:i w:val="0"/>
-        </w:rPr>
-        <w:t>before</w:t>
-      </w:r>
-      <w:r>
-        <w:rPr>
-          <w:b w:val="0"/>
-          <w:i w:val="0"/>
-        </w:rPr>
-        <w:t xml:space="preserve"> contracting, but deliberately exploiting your partner's </w:t>
-      </w:r>
-      <w:r>
-        <w:rPr>
-          <w:b/>
-          <w:i w:val="0"/>
-        </w:rPr>
-        <w:t>oversight during performance</w:t>
-      </w:r>
-      <w:r>
-        <w:rPr>
-          <w:b w:val="0"/>
-          <w:i w:val="0"/>
-        </w:rPr>
-        <w:t xml:space="preserve"> is bad faith.</w:t>
-      </w:r>
+        <w:t xml:space="preserve"> about its own contract rights (Market Street, below).</w:t>
+      </w:r>
+    </w:p>
+    <w:p>
+      <w:pPr>
+        <w:spacing w:after="0" w:line="120" w:lineRule="exact"/>
+      </w:pPr>
+      <w:r/>
+    </w:p>
+    <w:tbl>
+      <w:tblPr>
+        <w:tblW w:type="auto" w:w="0"/>
+        <w:tblLook w:firstColumn="1" w:firstRow="1" w:lastColumn="0" w:lastRow="0" w:noHBand="0" w:noVBand="1" w:val="04A0"/>
+        <w:tblW w:w="5000" w:type="pct"/>
+        <w:tblBorders>
+          <w:top w:val="nil"/>
+          <w:left w:val="nil"/>
+          <w:bottom w:val="nil"/>
+          <w:right w:val="nil"/>
+          <w:insideH w:val="nil"/>
+          <w:insideV w:val="nil"/>
+        </w:tblBorders>
+      </w:tblPr>
+      <w:tblGrid>
+        <w:gridCol w:w="10512"/>
+      </w:tblGrid>
+      <w:tr>
+        <w:trPr/>
+        <w:tc>
+          <w:tcPr>
+            <w:tcW w:type="dxa" w:w="10512"/>
+            <w:shd w:val="clear" w:color="auto" w:fill="ECF6EE"/>
+            <w:tcMar>
+              <w:top w:w="70" w:type="dxa"/>
+              <w:bottom w:w="70" w:type="dxa"/>
+              <w:left w:w="140" w:type="dxa"/>
+              <w:right w:w="120" w:type="dxa"/>
+            </w:tcMar>
+            <w:tcBorders>
+              <w:left w:val="single" w:sz="30" w:space="0" w:color="2E7D32"/>
+            </w:tcBorders>
+          </w:tcPr>
+          <w:p>
+            <w:pPr>
+              <w:spacing w:after="30" w:line="240" w:lineRule="auto"/>
+            </w:pPr>
+            <w:r>
+              <w:rPr>
+                <w:b/>
+                <w:color w:val="2E7D32"/>
+                <w:sz w:val="15"/>
+              </w:rPr>
+              <w:t xml:space="preserve">MAIN CASE   </w:t>
+            </w:r>
+            <w:r>
+              <w:rPr>
+                <w:b/>
+                <w:i w:val="0"/>
+                <w:sz w:val="21"/>
+              </w:rPr>
+              <w:t xml:space="preserve">Market Street Assocs. v. Frey (7th Cir. 1991, Posner, J.) — what "good faith" in performance means</w:t>
+            </w:r>
+          </w:p>
+          <w:p>
+            <w:pPr>
+              <w:spacing w:after="30" w:line="240" w:lineRule="auto"/>
+            </w:pPr>
+            <w:r>
+              <w:rPr>
+                <w:b/>
+                <w:i w:val="0"/>
+                <w:color w:val="595959"/>
+                <w:sz w:val="18"/>
+              </w:rPr>
+              <w:t xml:space="preserve">Source:</w:t>
+            </w:r>
+            <w:r>
+              <w:rPr>
+                <w:b w:val="0"/>
+                <w:i w:val="0"/>
+                <w:color w:val="595959"/>
+                <w:sz w:val="18"/>
+              </w:rPr>
+              <w:t xml:space="preserve"> principal case, casebook pp. 92–102 (Brunswick Hills and Vintage Rodeo in the notes, pp. 100–102). Not named on the slides; good faith is covered at W2-S4.</w:t>
+            </w:r>
+          </w:p>
+          <w:p>
+            <w:pPr>
+              <w:spacing w:after="30" w:line="240" w:lineRule="auto"/>
+            </w:pPr>
+            <w:r>
+              <w:rPr>
+                <w:b/>
+                <w:i w:val="0"/>
+                <w:sz w:val="21"/>
+              </w:rPr>
+              <w:t xml:space="preserve">Facts:</w:t>
+            </w:r>
+            <w:r>
+              <w:rPr>
+                <w:b w:val="0"/>
+                <w:i w:val="0"/>
+                <w:sz w:val="21"/>
+              </w:rPr>
+              <w:t xml:space="preserve"> In a sale-leaseback, J.C. Penney sold properties to the </w:t>
+            </w:r>
+            <w:r>
+              <w:rPr>
+                <w:b/>
+                <w:i w:val="0"/>
+                <w:sz w:val="21"/>
+              </w:rPr>
+              <w:t xml:space="preserve">GE Pension Trust</w:t>
+            </w:r>
+            <w:r>
+              <w:rPr>
+                <w:b w:val="0"/>
+                <w:i w:val="0"/>
+                <w:sz w:val="21"/>
+              </w:rPr>
+              <w:t xml:space="preserve"> and leased them back. </w:t>
+            </w:r>
+            <w:r>
+              <w:rPr>
+                <w:b/>
+                <w:i w:val="0"/>
+                <w:sz w:val="21"/>
+              </w:rPr>
+              <w:t xml:space="preserve">¶ 34</w:t>
+            </w:r>
+            <w:r>
+              <w:rPr>
+                <w:b w:val="0"/>
+                <w:i w:val="0"/>
+                <w:sz w:val="21"/>
+              </w:rPr>
+              <w:t xml:space="preserve"> of the lease said that if the tenant asked the Trust to finance improvements and negotiations failed, the tenant could </w:t>
+            </w:r>
+            <w:r>
+              <w:rPr>
+                <w:b/>
+                <w:i w:val="0"/>
+                <w:sz w:val="21"/>
+              </w:rPr>
+              <w:t xml:space="preserve">buy the property back at roughly the original price plus 6% a year</w:t>
+            </w:r>
+            <w:r>
+              <w:rPr>
+                <w:b w:val="0"/>
+                <w:i w:val="0"/>
+                <w:sz w:val="21"/>
+              </w:rPr>
+              <w:t xml:space="preserve"> — potentially far below market. Market Street, which took over the lease on a Milwaukee shopping center, couldn't get outside financing and found the Trust's $3 million asking price too high. So it wrote asking the Trust to finance $2 million of improvements </w:t>
+            </w:r>
+            <w:r>
+              <w:rPr>
+                <w:b/>
+                <w:i w:val="0"/>
+                <w:sz w:val="21"/>
+              </w:rPr>
+              <w:t xml:space="preserve">without mentioning ¶ 34</w:t>
+            </w:r>
+            <w:r>
+              <w:rPr>
+                <w:b w:val="0"/>
+                <w:i w:val="0"/>
+                <w:sz w:val="21"/>
+              </w:rPr>
+              <w:t xml:space="preserve">. The Trust's slow, unresponsive manager </w:t>
+            </w:r>
+            <w:r>
+              <w:rPr>
+                <w:b/>
+                <w:i w:val="0"/>
+                <w:sz w:val="21"/>
+              </w:rPr>
+              <w:t xml:space="preserve">turned the request down without realizing the consequence</w:t>
+            </w:r>
+            <w:r>
+              <w:rPr>
+                <w:b w:val="0"/>
+                <w:i w:val="0"/>
+                <w:sz w:val="21"/>
+              </w:rPr>
+              <w:t xml:space="preserve">. Market Street sent a letter saying it would look elsewhere, then a month later </w:t>
+            </w:r>
+            <w:r>
+              <w:rPr>
+                <w:b/>
+                <w:i w:val="0"/>
+                <w:sz w:val="21"/>
+              </w:rPr>
+              <w:t xml:space="preserve">exercised the ¶ 34 option at about $1 million</w:t>
+            </w:r>
+            <w:r>
+              <w:rPr>
+                <w:b w:val="0"/>
+                <w:i w:val="0"/>
+                <w:sz w:val="21"/>
+              </w:rPr>
+              <w:t xml:space="preserve"> and sued for specific performance.</w:t>
+            </w:r>
+          </w:p>
+          <w:p>
+            <w:pPr>
+              <w:spacing w:after="30" w:line="240" w:lineRule="auto"/>
+            </w:pPr>
+            <w:r>
+              <w:rPr>
+                <w:b/>
+                <w:i w:val="0"/>
+                <w:sz w:val="21"/>
+              </w:rPr>
+              <w:t xml:space="preserve">Held:</w:t>
+            </w:r>
+            <w:r>
+              <w:rPr>
+                <w:b w:val="0"/>
+                <w:i w:val="0"/>
+                <w:sz w:val="21"/>
+              </w:rPr>
+              <w:t xml:space="preserve"> Summary judgment for the Trust was reversed and remanded, because liability turns on Market Street's </w:t>
+            </w:r>
+            <w:r>
+              <w:rPr>
+                <w:b/>
+                <w:i w:val="0"/>
+                <w:sz w:val="21"/>
+              </w:rPr>
+              <w:t xml:space="preserve">state of mind</w:t>
+            </w:r>
+            <w:r>
+              <w:rPr>
+                <w:b w:val="0"/>
+                <w:i w:val="0"/>
+                <w:sz w:val="21"/>
+              </w:rPr>
+              <w:t xml:space="preserve">. Good faith lies </w:t>
+            </w:r>
+            <w:r>
+              <w:rPr>
+                <w:b/>
+                <w:i w:val="0"/>
+                <w:sz w:val="21"/>
+              </w:rPr>
+              <w:t xml:space="preserve">between a fiduciary duty and merely avoiding fraud</w:t>
+            </w:r>
+            <w:r>
+              <w:rPr>
+                <w:b w:val="0"/>
+                <w:i w:val="0"/>
+                <w:sz w:val="21"/>
+              </w:rPr>
+              <w:t xml:space="preserve">. </w:t>
+            </w:r>
+            <w:r>
+              <w:rPr>
+                <w:b w:val="0"/>
+                <w:i/>
+                <w:sz w:val="21"/>
+              </w:rPr>
+              <w:t xml:space="preserve">Before</w:t>
+            </w:r>
+            <w:r>
+              <w:rPr>
+                <w:b w:val="0"/>
+                <w:i w:val="0"/>
+                <w:sz w:val="21"/>
+              </w:rPr>
+              <w:t xml:space="preserve"> contracting you may exploit superior knowledge. </w:t>
+            </w:r>
+            <w:r>
+              <w:rPr>
+                <w:b w:val="0"/>
+                <w:i/>
+                <w:sz w:val="21"/>
+              </w:rPr>
+              <w:t xml:space="preserve">After</w:t>
+            </w:r>
+            <w:r>
+              <w:rPr>
+                <w:b w:val="0"/>
+                <w:i w:val="0"/>
+                <w:sz w:val="21"/>
+              </w:rPr>
+              <w:t xml:space="preserve"> contracting, deliberately taking advantage of your partner's </w:t>
+            </w:r>
+            <w:r>
+              <w:rPr>
+                <w:b/>
+                <w:i w:val="0"/>
+                <w:sz w:val="21"/>
+              </w:rPr>
+              <w:t xml:space="preserve">oversight about its contract rights</w:t>
+            </w:r>
+            <w:r>
+              <w:rPr>
+                <w:b w:val="0"/>
+                <w:i w:val="0"/>
+                <w:sz w:val="21"/>
+              </w:rPr>
+              <w:t xml:space="preserve"> — when you could correct it at no cost — is opportunistic "sharp dealing." On remand, the trial court found Orenstein knew the Trust was overlooking ¶ 34 and kept sending ambiguous letters → </w:t>
+            </w:r>
+            <w:r>
+              <w:rPr>
+                <w:b/>
+                <w:i w:val="0"/>
+                <w:sz w:val="21"/>
+              </w:rPr>
+              <w:t xml:space="preserve">bad faith, no specific performance</w:t>
+            </w:r>
+            <w:r>
+              <w:rPr>
+                <w:b w:val="0"/>
+                <w:i w:val="0"/>
+                <w:sz w:val="21"/>
+              </w:rPr>
+              <w:t xml:space="preserve"> (affirmed).</w:t>
+            </w:r>
+          </w:p>
+          <w:p>
+            <w:pPr>
+              <w:spacing w:after="0" w:line="240" w:lineRule="auto"/>
+            </w:pPr>
+            <w:r>
+              <w:rPr>
+                <w:b/>
+                <w:i w:val="0"/>
+                <w:sz w:val="21"/>
+              </w:rPr>
+              <w:t xml:space="preserve">Why it matters:</w:t>
+            </w:r>
+            <w:r>
+              <w:rPr>
+                <w:b w:val="0"/>
+                <w:i w:val="0"/>
+                <w:sz w:val="21"/>
+              </w:rPr>
+              <w:t xml:space="preserve"> defines good faith in </w:t>
+            </w:r>
+            <w:r>
+              <w:rPr>
+                <w:b w:val="0"/>
+                <w:i/>
+                <w:sz w:val="21"/>
+              </w:rPr>
+              <w:t xml:space="preserve">performance</w:t>
+            </w:r>
+            <w:r>
+              <w:rPr>
+                <w:b w:val="0"/>
+                <w:i w:val="0"/>
+                <w:sz w:val="21"/>
+              </w:rPr>
+              <w:t xml:space="preserve"> (§ 1-304) and the line between formation and performance (common law here — a land lease — but used for the UCC concept). </w:t>
+            </w:r>
+            <w:r>
+              <w:rPr>
+                <w:b/>
+                <w:i w:val="0"/>
+                <w:sz w:val="21"/>
+              </w:rPr>
+              <w:t xml:space="preserve">Compare (note cases):</w:t>
+            </w:r>
+            <w:r>
+              <w:rPr>
+                <w:b w:val="0"/>
+                <w:i w:val="0"/>
+                <w:sz w:val="21"/>
+              </w:rPr>
+              <w:t xml:space="preserve"> Brunswick Hills (N.J.) — a landlord evaded a tenant's requests for 19 months and then declared the option void = bad faith. Vintage Rodeo (Del. Ch.) — a party that merely benefited from the other side's own missed deadline in a heavily negotiated deal did nothing wrong; good faith only fills gaps.</w:t>
+            </w:r>
+          </w:p>
+        </w:tc>
+      </w:tr>
+    </w:tbl>
+    <w:p>
+      <w:pPr>
+        <w:spacing w:after="0" w:line="120" w:lineRule="exact"/>
+      </w:pPr>
+      <w:r/>
     </w:p>
     <w:p>
       <w:pPr>
@@ -8047,9 +8945,7 @@
         <w:gridCol w:w="10512"/>
       </w:tblGrid>
       <w:tr>
-        <w:trPr>
-          <w:cantSplit w:val="true"/>
-        </w:trPr>
+        <w:trPr/>
         <w:tc>
           <w:tcPr>
             <w:tcW w:type="dxa" w:w="10512"/>
@@ -8074,119 +8970,245 @@
                 <w:color w:val="2E7D32"/>
                 <w:sz w:val="15"/>
               </w:rPr>
-              <w:t xml:space="preserve">CASE   </w:t>
-            </w:r>
-            <w:r>
-              <w:rPr>
-                <w:b/>
-                <w:i w:val="0"/>
-                <w:sz w:val="21"/>
-              </w:rPr>
-              <w:t>Roth Steel v. Sharon Steel (6th Cir. 1983):</w:t>
-            </w:r>
-            <w:r>
-              <w:rPr>
-                <w:b w:val="0"/>
-                <w:i w:val="0"/>
-                <w:sz w:val="21"/>
-              </w:rPr>
-              <w:t xml:space="preserve"> good-faith test for seeking a modification — </w:t>
-            </w:r>
-            <w:r>
-              <w:rPr>
-                <w:b/>
-                <w:i w:val="0"/>
-                <w:sz w:val="21"/>
-              </w:rPr>
-              <w:t>(1) objective:</w:t>
-            </w:r>
-            <w:r>
-              <w:rPr>
-                <w:b w:val="0"/>
-                <w:i w:val="0"/>
-                <w:sz w:val="21"/>
-              </w:rPr>
-              <w:t xml:space="preserve"> a reason that would lead an ordinary merchant to seek it (</w:t>
-            </w:r>
-            <w:r>
-              <w:rPr>
-                <w:b/>
-                <w:i w:val="0"/>
-                <w:sz w:val="21"/>
-              </w:rPr>
-              <w:t>performance has come to involve a loss</w:t>
-            </w:r>
-            <w:r>
-              <w:rPr>
-                <w:b w:val="0"/>
-                <w:i w:val="0"/>
-                <w:sz w:val="21"/>
-              </w:rPr>
-              <w:t xml:space="preserve">) ✓; </w:t>
-            </w:r>
-            <w:r>
-              <w:rPr>
-                <w:b/>
-                <w:i w:val="0"/>
-                <w:sz w:val="21"/>
-              </w:rPr>
-              <w:t>(2) subjective (honesty in fact):</w:t>
-            </w:r>
-            <w:r>
-              <w:rPr>
-                <w:b w:val="0"/>
-                <w:i w:val="0"/>
-                <w:sz w:val="21"/>
-              </w:rPr>
-              <w:t xml:space="preserve"> genuine reason, not pretext, and </w:t>
-            </w:r>
-            <w:r>
-              <w:rPr>
-                <w:b/>
-                <w:i w:val="0"/>
-                <w:sz w:val="21"/>
-              </w:rPr>
-              <w:t>no coercion/extortion</w:t>
-            </w:r>
-            <w:r>
-              <w:rPr>
-                <w:b w:val="0"/>
-                <w:i w:val="0"/>
-                <w:sz w:val="21"/>
-              </w:rPr>
-              <w:t xml:space="preserve">. Sharon </w:t>
-            </w:r>
-            <w:r>
-              <w:rPr>
-                <w:b/>
-                <w:i w:val="0"/>
-                <w:sz w:val="21"/>
-              </w:rPr>
-              <w:t>threatened to stop shipping</w:t>
-            </w:r>
-            <w:r>
-              <w:rPr>
-                <w:b w:val="0"/>
-                <w:i w:val="0"/>
-                <w:sz w:val="21"/>
-              </w:rPr>
-              <w:t xml:space="preserve"> → bad faith not rebutted → </w:t>
-            </w:r>
-            <w:r>
-              <w:rPr>
-                <w:b/>
-                <w:i w:val="0"/>
-                <w:sz w:val="21"/>
-              </w:rPr>
-              <w:t>modification unenforceable</w:t>
-            </w:r>
-            <w:r>
-              <w:rPr>
-                <w:b w:val="0"/>
-                <w:i w:val="0"/>
-                <w:sz w:val="21"/>
-              </w:rPr>
-              <w:t>.</w:t>
+              <w:t xml:space="preserve">MAIN CASE ★   </w:t>
+            </w:r>
+            <w:r>
+              <w:rPr>
+                <w:b/>
+                <w:i w:val="0"/>
+                <w:sz w:val="21"/>
+              </w:rPr>
+              <w:t xml:space="preserve">Roth Steel Products v. Sharon Steel Corp. (6th Cir. 1983) — modification and good faith</w:t>
+            </w:r>
+          </w:p>
+          <w:p>
+            <w:pPr>
+              <w:spacing w:after="30" w:line="240" w:lineRule="auto"/>
+            </w:pPr>
+            <w:r>
+              <w:rPr>
+                <w:b/>
+                <w:i w:val="0"/>
+                <w:color w:val="595959"/>
+                <w:sz w:val="18"/>
+              </w:rPr>
+              <w:t xml:space="preserve">Source:</w:t>
+            </w:r>
+            <w:r>
+              <w:rPr>
+                <w:b w:val="0"/>
+                <w:i w:val="0"/>
+                <w:color w:val="595959"/>
+                <w:sz w:val="18"/>
+              </w:rPr>
+              <w:t xml:space="preserve"> principal case, casebook pp. 105–110. Slide W2-S8.</w:t>
+            </w:r>
+          </w:p>
+          <w:p>
+            <w:pPr>
+              <w:spacing w:after="30" w:line="240" w:lineRule="auto"/>
+            </w:pPr>
+            <w:r>
+              <w:rPr>
+                <w:b/>
+                <w:i w:val="0"/>
+                <w:sz w:val="21"/>
+              </w:rPr>
+              <w:t xml:space="preserve">Facts:</w:t>
+            </w:r>
+            <w:r>
+              <w:rPr>
+                <w:b w:val="0"/>
+                <w:i w:val="0"/>
+                <w:sz w:val="21"/>
+              </w:rPr>
+              <w:t xml:space="preserve"> In Nov. 1972, with the steel industry at 70% capacity and prices very competitive, Sharon agreed to sell Roth </w:t>
+            </w:r>
+            <w:r>
+              <w:rPr>
+                <w:b/>
+                <w:i w:val="0"/>
+                <w:sz w:val="21"/>
+              </w:rPr>
+              <w:t xml:space="preserve">200 tons/month of hot-rolled steel through 1973 at $148/ton</w:t>
+            </w:r>
+            <w:r>
+              <w:rPr>
+                <w:b w:val="0"/>
+                <w:i w:val="0"/>
+                <w:sz w:val="21"/>
+              </w:rPr>
+              <w:t xml:space="preserve">, well below its book price. In 1973 demand boomed and every mill was fully booked. Sharon announced it was ending its 1972 price breaks and </w:t>
+            </w:r>
+            <w:r>
+              <w:rPr>
+                <w:b/>
+                <w:i w:val="0"/>
+                <w:sz w:val="21"/>
+              </w:rPr>
+              <w:t xml:space="preserve">threatened to stop selling Roth any steel in the second half of 1973</w:t>
+            </w:r>
+            <w:r>
+              <w:rPr>
+                <w:b w:val="0"/>
+                <w:i w:val="0"/>
+                <w:sz w:val="21"/>
+              </w:rPr>
+              <w:t xml:space="preserve"> unless Roth paid more. Roth was short on inventory and couldn't buy elsewhere, so it reluctantly agreed to a higher price. Roth later sued.</w:t>
+            </w:r>
+          </w:p>
+          <w:p>
+            <w:pPr>
+              <w:spacing w:after="30" w:line="240" w:lineRule="auto"/>
+            </w:pPr>
+            <w:r>
+              <w:rPr>
+                <w:b/>
+                <w:i w:val="0"/>
+                <w:sz w:val="21"/>
+              </w:rPr>
+              <w:t xml:space="preserve">Held:</w:t>
+            </w:r>
+            <w:r>
+              <w:rPr>
+                <w:b w:val="0"/>
+                <w:i w:val="0"/>
+                <w:sz w:val="21"/>
+              </w:rPr>
+              <w:t xml:space="preserve"> The modification was </w:t>
+            </w:r>
+            <w:r>
+              <w:rPr>
+                <w:b/>
+                <w:i w:val="0"/>
+                <w:sz w:val="21"/>
+              </w:rPr>
+              <w:t xml:space="preserve">unenforceable</w:t>
+            </w:r>
+            <w:r>
+              <w:rPr>
+                <w:b w:val="0"/>
+                <w:i w:val="0"/>
+                <w:sz w:val="21"/>
+              </w:rPr>
+              <w:t xml:space="preserve">. A modification needs no consideration (§ 2-209(1)) but must be sought in good faith, which has two parts: (1) </w:t>
+            </w:r>
+            <w:r>
+              <w:rPr>
+                <w:b/>
+                <w:i w:val="0"/>
+                <w:sz w:val="21"/>
+              </w:rPr>
+              <w:t xml:space="preserve">objective</w:t>
+            </w:r>
+            <w:r>
+              <w:rPr>
+                <w:b w:val="0"/>
+                <w:i w:val="0"/>
+                <w:sz w:val="21"/>
+              </w:rPr>
+              <w:t xml:space="preserve"> — would an ordinary merchant seek it? Yes: the market shift meant Sharon was </w:t>
+            </w:r>
+            <w:r>
+              <w:rPr>
+                <w:b/>
+                <w:i w:val="0"/>
+                <w:sz w:val="21"/>
+              </w:rPr>
+              <w:t xml:space="preserve">losing money</w:t>
+            </w:r>
+            <w:r>
+              <w:rPr>
+                <w:b w:val="0"/>
+                <w:i w:val="0"/>
+                <w:sz w:val="21"/>
+              </w:rPr>
+              <w:t xml:space="preserve"> on the deal. (2) </w:t>
+            </w:r>
+            <w:r>
+              <w:rPr>
+                <w:b/>
+                <w:i w:val="0"/>
+                <w:sz w:val="21"/>
+              </w:rPr>
+              <w:t xml:space="preserve">Subjective / honesty in fact</w:t>
+            </w:r>
+            <w:r>
+              <w:rPr>
+                <w:b w:val="0"/>
+                <w:i w:val="0"/>
+                <w:sz w:val="21"/>
+              </w:rPr>
+              <w:t xml:space="preserve"> — a real reason, not a pretext, obtained without extortion. Sharon's </w:t>
+            </w:r>
+            <w:r>
+              <w:rPr>
+                <w:b/>
+                <w:i w:val="0"/>
+                <w:sz w:val="21"/>
+              </w:rPr>
+              <w:t xml:space="preserve">threat to stop performing</w:t>
+            </w:r>
+            <w:r>
+              <w:rPr>
+                <w:b w:val="0"/>
+                <w:i w:val="0"/>
+                <w:sz w:val="21"/>
+              </w:rPr>
+              <w:t xml:space="preserve"> was evidence of bad faith it never rebutted (its contract-based excuse first appeared at trial). Judgment for Roth affirmed.</w:t>
+            </w:r>
+          </w:p>
+          <w:p>
+            <w:pPr>
+              <w:spacing w:after="0" w:line="240" w:lineRule="auto"/>
+            </w:pPr>
+            <w:r>
+              <w:rPr>
+                <w:b/>
+                <w:i w:val="0"/>
+                <w:sz w:val="21"/>
+              </w:rPr>
+              <w:t xml:space="preserve">Why it matters:</w:t>
+            </w:r>
+            <w:r>
+              <w:rPr>
+                <w:b w:val="0"/>
+                <w:i w:val="0"/>
+                <w:sz w:val="21"/>
+              </w:rPr>
+              <w:t xml:space="preserve"> shows what good faith adds once consideration is gone. A legitimate reason to </w:t>
+            </w:r>
+            <w:r>
+              <w:rPr>
+                <w:b w:val="0"/>
+                <w:i/>
+                <w:sz w:val="21"/>
+              </w:rPr>
+              <w:t xml:space="preserve">ask</w:t>
+            </w:r>
+            <w:r>
+              <w:rPr>
+                <w:b w:val="0"/>
+                <w:i w:val="0"/>
+                <w:sz w:val="21"/>
+              </w:rPr>
+              <w:t xml:space="preserve"> for a change isn't enough if you </w:t>
+            </w:r>
+            <w:r>
+              <w:rPr>
+                <w:b w:val="0"/>
+                <w:i/>
+                <w:sz w:val="21"/>
+              </w:rPr>
+              <w:t xml:space="preserve">extract</w:t>
+            </w:r>
+            <w:r>
+              <w:rPr>
+                <w:b w:val="0"/>
+                <w:i w:val="0"/>
+                <w:sz w:val="21"/>
+              </w:rPr>
+              <w:t xml:space="preserve"> the change by threatening to breach (§ 2-209 cmt. 2).</w:t>
             </w:r>
           </w:p>
         </w:tc>
@@ -11031,19 +12053,52 @@
             </w:pPr>
             <w:r>
               <w:rPr>
-                <w:b/>
-                <w:i w:val="0"/>
-                <w:sz w:val="20"/>
-              </w:rPr>
-              <w:t>Split</w:t>
-            </w:r>
-            <w:r>
-              <w:rPr>
-                <w:b w:val="0"/>
-                <w:i w:val="0"/>
-                <w:sz w:val="20"/>
-              </w:rPr>
-              <w:t xml:space="preserve"> — Keith v. Buchanan (warranty) vs. Sessa v. Riegle</w:t>
+                <w:b w:val="0"/>
+                <w:i w:val="0"/>
+                <w:sz w:val="20"/>
+              </w:rPr>
+              <w:t xml:space="preserve">Split — the problem cites </w:t>
+            </w:r>
+            <w:r>
+              <w:rPr>
+                <w:b/>
+                <w:i w:val="0"/>
+                <w:sz w:val="20"/>
+              </w:rPr>
+              <w:t xml:space="preserve">Keith v. Buchanan</w:t>
+            </w:r>
+            <w:r>
+              <w:rPr>
+                <w:b w:val="0"/>
+                <w:i w:val="0"/>
+                <w:sz w:val="20"/>
+              </w:rPr>
+              <w:t xml:space="preserve"> (warranty) vs. </w:t>
+            </w:r>
+            <w:r>
+              <w:rPr>
+                <w:b/>
+                <w:i w:val="0"/>
+                <w:sz w:val="20"/>
+              </w:rPr>
+              <w:t xml:space="preserve">Sessa v. Riegle</w:t>
+            </w:r>
+            <w:r>
+              <w:rPr>
+                <w:b w:val="0"/>
+                <w:i w:val="0"/>
+                <w:sz w:val="20"/>
+              </w:rPr>
+              <w:t xml:space="preserve"> (cited only). </w:t>
+            </w:r>
+            <w:r>
+              <w:rPr>
+                <w:b w:val="0"/>
+                <w:i/>
+                <w:color w:val="B45309"/>
+                <w:sz w:val="20"/>
+              </w:rPr>
+              <w:t xml:space="preserve">Outside class materials: in Keith, a sales brochure called a 41-foot sailboat "seaworthy"; it wasn't → express warranty, no proof of reliance needed. Sessa involved a statement about a racehorse's soundness.</w:t>
             </w:r>
           </w:p>
         </w:tc>
@@ -11184,9 +12239,7 @@
         <w:gridCol w:w="10512"/>
       </w:tblGrid>
       <w:tr>
-        <w:trPr>
-          <w:cantSplit w:val="true"/>
-        </w:trPr>
+        <w:trPr/>
         <w:tc>
           <w:tcPr>
             <w:tcW w:type="dxa" w:w="10512"/>
@@ -11211,63 +12264,152 @@
                 <w:color w:val="2E7D32"/>
                 <w:sz w:val="15"/>
               </w:rPr>
-              <w:t xml:space="preserve">CASE   </w:t>
-            </w:r>
-            <w:r>
-              <w:rPr>
-                <w:b/>
-                <w:i w:val="0"/>
-                <w:sz w:val="21"/>
-              </w:rPr>
-              <w:t>Rogath v. Siebenmann (2d Cir. 1997)</w:t>
-            </w:r>
-            <w:r>
-              <w:rPr>
-                <w:b w:val="0"/>
-                <w:i w:val="0"/>
-                <w:sz w:val="21"/>
-              </w:rPr>
-              <w:t xml:space="preserve"> (painting attributed to Francis Bacon): the question is not whether the buyer </w:t>
-            </w:r>
-            <w:r>
-              <w:rPr>
-                <w:b/>
-                <w:i w:val="0"/>
-                <w:sz w:val="21"/>
-              </w:rPr>
-              <w:t>believed</w:t>
-            </w:r>
-            <w:r>
-              <w:rPr>
-                <w:b w:val="0"/>
-                <w:i w:val="0"/>
-                <w:sz w:val="21"/>
-              </w:rPr>
-              <w:t xml:space="preserve"> the warranted fact, but whether he </w:t>
-            </w:r>
-            <w:r>
-              <w:rPr>
-                <w:b/>
-                <w:i w:val="0"/>
-                <w:sz w:val="21"/>
-              </w:rPr>
-              <w:t>bought the seller's promise</w:t>
-            </w:r>
-            <w:r>
-              <w:rPr>
-                <w:b w:val="0"/>
-                <w:i w:val="0"/>
-                <w:sz w:val="21"/>
-              </w:rPr>
-              <w:t xml:space="preserve">. A buyer who closes </w:t>
-            </w:r>
-            <w:r>
-              <w:rPr>
-                <w:b/>
-                <w:i w:val="0"/>
-                <w:sz w:val="21"/>
-              </w:rPr>
-              <w:t>knowing the facts from the seller</w:t>
+              <w:t xml:space="preserve">MAIN CASE ★   </w:t>
+            </w:r>
+            <w:r>
+              <w:rPr>
+                <w:b/>
+                <w:i w:val="0"/>
+                <w:sz w:val="21"/>
+              </w:rPr>
+              <w:t xml:space="preserve">Rogath v. Siebenmann (2d Cir. 1997) — basis of the bargain</w:t>
+            </w:r>
+          </w:p>
+          <w:p>
+            <w:pPr>
+              <w:spacing w:after="30" w:line="240" w:lineRule="auto"/>
+            </w:pPr>
+            <w:r>
+              <w:rPr>
+                <w:b/>
+                <w:i w:val="0"/>
+                <w:color w:val="595959"/>
+                <w:sz w:val="18"/>
+              </w:rPr>
+              <w:t xml:space="preserve">Source:</w:t>
+            </w:r>
+            <w:r>
+              <w:rPr>
+                <w:b w:val="0"/>
+                <w:i w:val="0"/>
+                <w:color w:val="595959"/>
+                <w:sz w:val="18"/>
+              </w:rPr>
+              <w:t xml:space="preserve"> principal case, casebook pp. 121–126. Slide W2-S32.</w:t>
+            </w:r>
+          </w:p>
+          <w:p>
+            <w:pPr>
+              <w:spacing w:after="30" w:line="240" w:lineRule="auto"/>
+            </w:pPr>
+            <w:r>
+              <w:rPr>
+                <w:b/>
+                <w:i w:val="0"/>
+                <w:sz w:val="21"/>
+              </w:rPr>
+              <w:t xml:space="preserve">Facts:</w:t>
+            </w:r>
+            <w:r>
+              <w:rPr>
+                <w:b w:val="0"/>
+                <w:i w:val="0"/>
+                <w:sz w:val="21"/>
+              </w:rPr>
+              <w:t xml:space="preserve"> Siebenmann sold Rogath a "Self Portrait" attributed to </w:t>
+            </w:r>
+            <w:r>
+              <w:rPr>
+                <w:b/>
+                <w:i w:val="0"/>
+                <w:sz w:val="21"/>
+              </w:rPr>
+              <w:t xml:space="preserve">Francis Bacon for $570,000</w:t>
+            </w:r>
+            <w:r>
+              <w:rPr>
+                <w:b w:val="0"/>
+                <w:i w:val="0"/>
+                <w:sz w:val="21"/>
+              </w:rPr>
+              <w:t xml:space="preserve">. The bill of sale warranted that he was the sole owner, that the painting was authentic, and that he </w:t>
+            </w:r>
+            <w:r>
+              <w:rPr>
+                <w:b/>
+                <w:i w:val="0"/>
+                <w:sz w:val="21"/>
+              </w:rPr>
+              <w:t xml:space="preserve">knew of no challenge to its authenticity</w:t>
+            </w:r>
+            <w:r>
+              <w:rPr>
+                <w:b w:val="0"/>
+                <w:i w:val="0"/>
+                <w:sz w:val="21"/>
+              </w:rPr>
+              <w:t xml:space="preserve">. In fact, the Marlborough Fine Art gallery in London had already told him it doubted the work. Rogath resold the painting for $950,000; that buyer learned of the doubts and demanded a refund, which Rogath paid. Rogath then sued. Siebenmann claimed he had told Rogath about the Marlborough "controversy" before the sale, and Rogath had also heard doubts from a Tate Gallery curator.</w:t>
+            </w:r>
+          </w:p>
+          <w:p>
+            <w:pPr>
+              <w:spacing w:after="30" w:line="240" w:lineRule="auto"/>
+            </w:pPr>
+            <w:r>
+              <w:rPr>
+                <w:b/>
+                <w:i w:val="0"/>
+                <w:sz w:val="21"/>
+              </w:rPr>
+              <w:t xml:space="preserve">Held:</w:t>
+            </w:r>
+            <w:r>
+              <w:rPr>
+                <w:b w:val="0"/>
+                <w:i w:val="0"/>
+                <w:sz w:val="21"/>
+              </w:rPr>
+              <w:t xml:space="preserve"> The trial court's summary judgment for Rogath was vacated and the case remanded. The question isn't whether the buyer </w:t>
+            </w:r>
+            <w:r>
+              <w:rPr>
+                <w:b w:val="0"/>
+                <w:i/>
+                <w:sz w:val="21"/>
+              </w:rPr>
+              <w:t xml:space="preserve">believed</w:t>
+            </w:r>
+            <w:r>
+              <w:rPr>
+                <w:b w:val="0"/>
+                <w:i w:val="0"/>
+                <w:sz w:val="21"/>
+              </w:rPr>
+              <w:t xml:space="preserve"> the warranted facts, but whether he </w:t>
+            </w:r>
+            <w:r>
+              <w:rPr>
+                <w:b/>
+                <w:i w:val="0"/>
+                <w:sz w:val="21"/>
+              </w:rPr>
+              <w:t xml:space="preserve">bought the seller's promise</w:t>
+            </w:r>
+            <w:r>
+              <w:rPr>
+                <w:b w:val="0"/>
+                <w:i w:val="0"/>
+                <w:sz w:val="21"/>
+              </w:rPr>
+              <w:t xml:space="preserve">. A buyer who closes knowing facts </w:t>
+            </w:r>
+            <w:r>
+              <w:rPr>
+                <w:b/>
+                <w:i w:val="0"/>
+                <w:sz w:val="21"/>
+              </w:rPr>
+              <w:t xml:space="preserve">the seller disclosed</w:t>
             </w:r>
             <w:r>
               <w:rPr>
@@ -11283,79 +12425,84 @@
                 <w:i w:val="0"/>
                 <w:sz w:val="21"/>
               </w:rPr>
-              <w:t>waives</w:t>
-            </w:r>
-            <w:r>
-              <w:rPr>
-                <w:b w:val="0"/>
-                <w:i w:val="0"/>
-                <w:sz w:val="21"/>
-              </w:rPr>
-              <w:t xml:space="preserve"> the breach unless he </w:t>
-            </w:r>
-            <w:r>
-              <w:rPr>
-                <w:b/>
-                <w:i w:val="0"/>
-                <w:sz w:val="21"/>
-              </w:rPr>
-              <w:t>expressly preserves</w:t>
-            </w:r>
-            <w:r>
-              <w:rPr>
-                <w:b w:val="0"/>
-                <w:i w:val="0"/>
-                <w:sz w:val="21"/>
-              </w:rPr>
-              <w:t xml:space="preserve"> his rights; knowledge from a </w:t>
-            </w:r>
-            <w:r>
-              <w:rPr>
-                <w:b/>
-                <w:i w:val="0"/>
-                <w:sz w:val="21"/>
-              </w:rPr>
-              <w:t>third party</w:t>
-            </w:r>
-            <w:r>
-              <w:rPr>
-                <w:b w:val="0"/>
-                <w:i w:val="0"/>
-                <w:sz w:val="21"/>
-              </w:rPr>
-              <w:t xml:space="preserve"> or common knowledge does </w:t>
-            </w:r>
-            <w:r>
-              <w:rPr>
-                <w:b/>
-                <w:i w:val="0"/>
-                <w:sz w:val="21"/>
-              </w:rPr>
-              <w:t>not</w:t>
-            </w:r>
-            <w:r>
-              <w:rPr>
-                <w:b w:val="0"/>
-                <w:i w:val="0"/>
-                <w:sz w:val="21"/>
-              </w:rPr>
-              <w:t xml:space="preserve"> bar recovery (warranty as </w:t>
-            </w:r>
-            <w:r>
-              <w:rPr>
-                <w:b/>
-                <w:i w:val="0"/>
-                <w:sz w:val="21"/>
-              </w:rPr>
-              <w:t>insurance</w:t>
-            </w:r>
-            <w:r>
-              <w:rPr>
-                <w:b w:val="0"/>
-                <w:i w:val="0"/>
-                <w:sz w:val="21"/>
-              </w:rPr>
-              <w:t>). Remanded on what the seller told the buyer.</w:t>
+              <w:t xml:space="preserve">waives</w:t>
+            </w:r>
+            <w:r>
+              <w:rPr>
+                <w:b w:val="0"/>
+                <w:i w:val="0"/>
+                <w:sz w:val="21"/>
+              </w:rPr>
+              <w:t xml:space="preserve"> the breach unless he expressly preserves his rights. Knowledge from a </w:t>
+            </w:r>
+            <w:r>
+              <w:rPr>
+                <w:b/>
+                <w:i w:val="0"/>
+                <w:sz w:val="21"/>
+              </w:rPr>
+              <w:t xml:space="preserve">third party</w:t>
+            </w:r>
+            <w:r>
+              <w:rPr>
+                <w:b w:val="0"/>
+                <w:i w:val="0"/>
+                <w:sz w:val="21"/>
+              </w:rPr>
+              <w:t xml:space="preserve"> or common knowledge doesn't bar recovery, because the buyer may have bought the warranty as insurance. So the key fact was whether </w:t>
+            </w:r>
+            <w:r>
+              <w:rPr>
+                <w:b/>
+                <w:i w:val="0"/>
+                <w:sz w:val="21"/>
+              </w:rPr>
+              <w:t xml:space="preserve">Siebenmann himself</w:t>
+            </w:r>
+            <w:r>
+              <w:rPr>
+                <w:b w:val="0"/>
+                <w:i w:val="0"/>
+                <w:sz w:val="21"/>
+              </w:rPr>
+              <w:t xml:space="preserve"> told Rogath; that was disputed, so trial was needed.</w:t>
+            </w:r>
+          </w:p>
+          <w:p>
+            <w:pPr>
+              <w:spacing w:after="0" w:line="240" w:lineRule="auto"/>
+            </w:pPr>
+            <w:r>
+              <w:rPr>
+                <w:b/>
+                <w:i w:val="0"/>
+                <w:sz w:val="21"/>
+              </w:rPr>
+              <w:t xml:space="preserve">Why it matters:</w:t>
+            </w:r>
+            <w:r>
+              <w:rPr>
+                <w:b w:val="0"/>
+                <w:i w:val="0"/>
+                <w:sz w:val="21"/>
+              </w:rPr>
+              <w:t xml:space="preserve"> illustrates that "basis of the bargain" (§ 2-313 cmt. 3) isn't a strict reliance test. An express warranty allocates risk, and the </w:t>
+            </w:r>
+            <w:r>
+              <w:rPr>
+                <w:b/>
+                <w:i w:val="0"/>
+                <w:sz w:val="21"/>
+              </w:rPr>
+              <w:t xml:space="preserve">source</w:t>
+            </w:r>
+            <w:r>
+              <w:rPr>
+                <w:b w:val="0"/>
+                <w:i w:val="0"/>
+                <w:sz w:val="21"/>
+              </w:rPr>
+              <w:t xml:space="preserve"> of the buyer's knowledge decides the case.</w:t>
             </w:r>
           </w:p>
         </w:tc>
@@ -13115,6 +14262,39 @@
           <w:i w:val="0"/>
         </w:rPr>
         <w:t xml:space="preserve"> warranty applies, but only to the quality appropriate for used goods.</w:t>
+      </w:r>
+    </w:p>
+    <w:p>
+      <w:pPr>
+        <w:pStyle w:val="ListBullet"/>
+      </w:pPr>
+      <w:r>
+        <w:rPr>
+          <w:b/>
+          <w:i w:val="0"/>
+        </w:rPr>
+        <w:t xml:space="preserve">Privity — § 2-318</w:t>
+      </w:r>
+      <w:r>
+        <w:rPr>
+          <w:b w:val="0"/>
+          <w:i w:val="0"/>
+        </w:rPr>
+        <w:t xml:space="preserve"> (states pick one): Alt. A — buyer's family, household, and home guests injured in person; Alt. B — any natural person reasonably expected to use, consume, or be affected and injured in person; Alt. C — any person reasonably expected to be affected and injured (not limited to personal injury). The seller </w:t>
+      </w:r>
+      <w:r>
+        <w:rPr>
+          <w:b/>
+          <w:i w:val="0"/>
+        </w:rPr>
+        <w:t xml:space="preserve">can't exclude</w:t>
+      </w:r>
+      <w:r>
+        <w:rPr>
+          <w:b w:val="0"/>
+          <w:i w:val="0"/>
+        </w:rPr>
+        <w:t xml:space="preserve"> § 2-318 coverage.</w:t>
       </w:r>
     </w:p>
     <w:p>
@@ -13647,19 +14827,20 @@
             </w:pPr>
             <w:r>
               <w:rPr>
-                <w:b/>
-                <w:i w:val="0"/>
-                <w:sz w:val="20"/>
-              </w:rPr>
-              <w:t>Depends on test:</w:t>
-            </w:r>
-            <w:r>
-              <w:rPr>
-                <w:b w:val="0"/>
-                <w:i w:val="0"/>
-                <w:sz w:val="20"/>
-              </w:rPr>
-              <w:t xml:space="preserve"> foreign-natural (Webster — no) vs. reasonable expectation (fillet expected boneless — maybe)</w:t>
+                <w:b w:val="0"/>
+                <w:i w:val="0"/>
+                <w:sz w:val="20"/>
+              </w:rPr>
+              <w:t xml:space="preserve">Depends on the approach — the problem cites Webster (no breach) against Mexicali Rose and Schafer. </w:t>
+            </w:r>
+            <w:r>
+              <w:rPr>
+                <w:b w:val="0"/>
+                <w:i/>
+                <w:color w:val="B45309"/>
+                <w:sz w:val="20"/>
+              </w:rPr>
+              <w:t xml:space="preserve">Outside class materials: these are usually called the "foreign-natural" test (Webster) and the "reasonable-expectation" test (Schafer); a fillet sold as boneless is the stronger claim under the latter.</w:t>
             </w:r>
           </w:p>
         </w:tc>
@@ -13809,6 +14990,195 @@
       <w:pPr>
         <w:spacing w:after="0" w:line="120" w:lineRule="exact"/>
       </w:pPr>
+      <w:r/>
+    </w:p>
+    <w:tbl>
+      <w:tblPr>
+        <w:tblW w:type="auto" w:w="0"/>
+        <w:tblLook w:firstColumn="1" w:firstRow="1" w:lastColumn="0" w:lastRow="0" w:noHBand="0" w:noVBand="1" w:val="04A0"/>
+        <w:tblW w:w="5000" w:type="pct"/>
+        <w:tblBorders>
+          <w:top w:val="nil"/>
+          <w:left w:val="nil"/>
+          <w:bottom w:val="nil"/>
+          <w:right w:val="nil"/>
+          <w:insideH w:val="nil"/>
+          <w:insideV w:val="nil"/>
+        </w:tblBorders>
+      </w:tblPr>
+      <w:tblGrid>
+        <w:gridCol w:w="10512"/>
+      </w:tblGrid>
+      <w:tr>
+        <w:trPr/>
+        <w:tc>
+          <w:tcPr>
+            <w:tcW w:type="dxa" w:w="10512"/>
+            <w:shd w:val="clear" w:color="auto" w:fill="F2F3F5"/>
+            <w:tcMar>
+              <w:top w:w="70" w:type="dxa"/>
+              <w:bottom w:w="70" w:type="dxa"/>
+              <w:left w:w="140" w:type="dxa"/>
+              <w:right w:w="120" w:type="dxa"/>
+            </w:tcMar>
+            <w:tcBorders>
+              <w:left w:val="single" w:sz="30" w:space="0" w:color="6B7280"/>
+            </w:tcBorders>
+          </w:tcPr>
+          <w:p>
+            <w:pPr>
+              <w:spacing w:after="30" w:line="240" w:lineRule="auto"/>
+            </w:pPr>
+            <w:r>
+              <w:rPr>
+                <w:b/>
+                <w:color w:val="6B7280"/>
+                <w:sz w:val="15"/>
+              </w:rPr>
+              <w:t xml:space="preserve">CITED ONLY   </w:t>
+            </w:r>
+            <w:r>
+              <w:rPr>
+                <w:b/>
+                <w:i w:val="0"/>
+                <w:sz w:val="21"/>
+              </w:rPr>
+              <w:t xml:space="preserve">Webster v. Blue Ship Tea Room (Mass. 1964) — merchantability of food</w:t>
+            </w:r>
+          </w:p>
+          <w:p>
+            <w:pPr>
+              <w:spacing w:after="30" w:line="240" w:lineRule="auto"/>
+            </w:pPr>
+            <w:r>
+              <w:rPr>
+                <w:b/>
+                <w:i w:val="0"/>
+                <w:sz w:val="21"/>
+              </w:rPr>
+              <w:t xml:space="preserve">In the casebook:</w:t>
+            </w:r>
+            <w:r>
+              <w:rPr>
+                <w:b w:val="0"/>
+                <w:i w:val="0"/>
+                <w:sz w:val="21"/>
+              </w:rPr>
+              <w:t xml:space="preserve"> cited only, in Problem 3-10(b) (Boggs chokes on a bone in a salmon fillet), alongside Mexicali Rose and Schafer. The casebook gives no facts or holding.</w:t>
+            </w:r>
+          </w:p>
+          <w:p>
+            <w:pPr>
+              <w:spacing w:after="30" w:line="240" w:lineRule="auto"/>
+            </w:pPr>
+            <w:r>
+              <w:rPr>
+                <w:b/>
+                <w:i/>
+                <w:color w:val="B45309"/>
+                <w:sz w:val="21"/>
+              </w:rPr>
+              <w:t xml:space="preserve">Outside class materials — facts:</w:t>
+            </w:r>
+            <w:r>
+              <w:rPr>
+                <w:b w:val="0"/>
+                <w:i/>
+                <w:color w:val="B45309"/>
+                <w:sz w:val="21"/>
+              </w:rPr>
+              <w:t xml:space="preserve"> a diner ordered fish chowder at a Boston restaurant; a fish bone lodged in her throat and had to be removed. She sued for breach of the implied warranty of merchantability, and a jury found for her.</w:t>
+            </w:r>
+          </w:p>
+          <w:p>
+            <w:pPr>
+              <w:spacing w:after="30" w:line="240" w:lineRule="auto"/>
+            </w:pPr>
+            <w:r>
+              <w:rPr>
+                <w:b/>
+                <w:i/>
+                <w:color w:val="B45309"/>
+                <w:sz w:val="21"/>
+              </w:rPr>
+              <w:t xml:space="preserve">Outside class materials — held:</w:t>
+            </w:r>
+            <w:r>
+              <w:rPr>
+                <w:b w:val="0"/>
+                <w:i/>
+                <w:color w:val="B45309"/>
+                <w:sz w:val="21"/>
+              </w:rPr>
+              <w:t xml:space="preserve"> reversed. Bones are natural to New England fish chowder and to be expected, so the chowder was fit for its ordinary purpose.</w:t>
+            </w:r>
+          </w:p>
+          <w:p>
+            <w:pPr>
+              <w:spacing w:after="0" w:line="240" w:lineRule="auto"/>
+            </w:pPr>
+            <w:r>
+              <w:rPr>
+                <w:b/>
+                <w:i w:val="0"/>
+                <w:sz w:val="21"/>
+              </w:rPr>
+              <w:t xml:space="preserve">Why it matters:</w:t>
+            </w:r>
+            <w:r>
+              <w:rPr>
+                <w:b w:val="0"/>
+                <w:i w:val="0"/>
+                <w:sz w:val="21"/>
+              </w:rPr>
+              <w:t xml:space="preserve"> merchantability = fit for </w:t>
+            </w:r>
+            <w:r>
+              <w:rPr>
+                <w:b/>
+                <w:i w:val="0"/>
+                <w:sz w:val="21"/>
+              </w:rPr>
+              <w:t xml:space="preserve">ordinary</w:t>
+            </w:r>
+            <w:r>
+              <w:rPr>
+                <w:b w:val="0"/>
+                <w:i w:val="0"/>
+                <w:sz w:val="21"/>
+              </w:rPr>
+              <w:t xml:space="preserve"> purposes (§ 2-314(2)(c)); the problem asks whether a bone in a </w:t>
+            </w:r>
+            <w:r>
+              <w:rPr>
+                <w:b w:val="0"/>
+                <w:i/>
+                <w:sz w:val="21"/>
+              </w:rPr>
+              <w:t xml:space="preserve">fillet</w:t>
+            </w:r>
+            <w:r>
+              <w:rPr>
+                <w:b w:val="0"/>
+                <w:i w:val="0"/>
+                <w:sz w:val="21"/>
+              </w:rPr>
+              <w:t xml:space="preserve"> is different.</w:t>
+            </w:r>
+          </w:p>
+        </w:tc>
+      </w:tr>
+    </w:tbl>
+    <w:p>
+      <w:pPr>
+        <w:spacing w:after="0" w:line="120" w:lineRule="exact"/>
+      </w:pPr>
+      <w:r/>
+    </w:p>
+    <w:p>
+      <w:pPr>
+        <w:spacing w:after="0" w:line="120" w:lineRule="exact"/>
+      </w:pPr>
     </w:p>
     <w:p>
       <w:pPr>
@@ -13963,6 +15333,241 @@
         </w:rPr>
         <w:t xml:space="preserve"> (Ingram River v. Pott).</w:t>
       </w:r>
+    </w:p>
+    <w:p>
+      <w:pPr>
+        <w:spacing w:after="0" w:line="120" w:lineRule="exact"/>
+      </w:pPr>
+      <w:r/>
+    </w:p>
+    <w:tbl>
+      <w:tblPr>
+        <w:tblW w:type="auto" w:w="0"/>
+        <w:tblLook w:firstColumn="1" w:firstRow="1" w:lastColumn="0" w:lastRow="0" w:noHBand="0" w:noVBand="1" w:val="04A0"/>
+        <w:tblW w:w="5000" w:type="pct"/>
+        <w:tblBorders>
+          <w:top w:val="nil"/>
+          <w:left w:val="nil"/>
+          <w:bottom w:val="nil"/>
+          <w:right w:val="nil"/>
+          <w:insideH w:val="nil"/>
+          <w:insideV w:val="nil"/>
+        </w:tblBorders>
+      </w:tblPr>
+      <w:tblGrid>
+        <w:gridCol w:w="10512"/>
+      </w:tblGrid>
+      <w:tr>
+        <w:trPr/>
+        <w:tc>
+          <w:tcPr>
+            <w:tcW w:type="dxa" w:w="10512"/>
+            <w:shd w:val="clear" w:color="auto" w:fill="E6F4F7"/>
+            <w:tcMar>
+              <w:top w:w="70" w:type="dxa"/>
+              <w:bottom w:w="70" w:type="dxa"/>
+              <w:left w:w="140" w:type="dxa"/>
+              <w:right w:w="120" w:type="dxa"/>
+            </w:tcMar>
+            <w:tcBorders>
+              <w:left w:val="single" w:sz="30" w:space="0" w:color="0E7490"/>
+            </w:tcBorders>
+          </w:tcPr>
+          <w:p>
+            <w:pPr>
+              <w:spacing w:after="30" w:line="240" w:lineRule="auto"/>
+            </w:pPr>
+            <w:r>
+              <w:rPr>
+                <w:b/>
+                <w:color w:val="0E7490"/>
+                <w:sz w:val="15"/>
+              </w:rPr>
+              <w:t xml:space="preserve">NOTE CASE   </w:t>
+            </w:r>
+            <w:r>
+              <w:rPr>
+                <w:b/>
+                <w:i w:val="0"/>
+                <w:sz w:val="21"/>
+              </w:rPr>
+              <w:t xml:space="preserve">Ingram River Equip. v. Pott Indus. (8th Cir. 1987) — "particular" purpose</w:t>
+            </w:r>
+          </w:p>
+          <w:p>
+            <w:pPr>
+              <w:spacing w:after="30" w:line="240" w:lineRule="auto"/>
+            </w:pPr>
+            <w:r>
+              <w:rPr>
+                <w:b/>
+                <w:i w:val="0"/>
+                <w:color w:val="595959"/>
+                <w:sz w:val="18"/>
+              </w:rPr>
+              <w:t xml:space="preserve">Source:</w:t>
+            </w:r>
+            <w:r>
+              <w:rPr>
+                <w:b w:val="0"/>
+                <w:i w:val="0"/>
+                <w:color w:val="595959"/>
+                <w:sz w:val="18"/>
+              </w:rPr>
+              <w:t xml:space="preserve"> note case — the casebook quotes the opinion, pp. 139–141. Not on the slides.</w:t>
+            </w:r>
+          </w:p>
+          <w:p>
+            <w:pPr>
+              <w:spacing w:after="30" w:line="240" w:lineRule="auto"/>
+            </w:pPr>
+            <w:r>
+              <w:rPr>
+                <w:b/>
+                <w:i w:val="0"/>
+                <w:sz w:val="21"/>
+              </w:rPr>
+              <w:t xml:space="preserve">Facts:</w:t>
+            </w:r>
+            <w:r>
+              <w:rPr>
+                <w:b w:val="0"/>
+                <w:i w:val="0"/>
+                <w:sz w:val="21"/>
+              </w:rPr>
+              <w:t xml:space="preserve"> Ingram bought </w:t>
+            </w:r>
+            <w:r>
+              <w:rPr>
+                <w:b/>
+                <w:i w:val="0"/>
+                <w:sz w:val="21"/>
+              </w:rPr>
+              <w:t xml:space="preserve">four tank barges with heating coils</w:t>
+            </w:r>
+            <w:r>
+              <w:rPr>
+                <w:b w:val="0"/>
+                <w:i w:val="0"/>
+                <w:sz w:val="21"/>
+              </w:rPr>
+              <w:t xml:space="preserve"> from builder Pott to haul </w:t>
+            </w:r>
+            <w:r>
+              <w:rPr>
+                <w:b/>
+                <w:i w:val="0"/>
+                <w:sz w:val="21"/>
+              </w:rPr>
+              <w:t xml:space="preserve">heavy petroleum products</w:t>
+            </w:r>
+            <w:r>
+              <w:rPr>
+                <w:b w:val="0"/>
+                <w:i w:val="0"/>
+                <w:sz w:val="21"/>
+              </w:rPr>
+              <w:t xml:space="preserve"> on the Mississippi and heat them so they would unload in cold weather. Pott argued that carrying and heating heavy oil is the </w:t>
+            </w:r>
+            <w:r>
+              <w:rPr>
+                <w:b w:val="0"/>
+                <w:i/>
+                <w:sz w:val="21"/>
+              </w:rPr>
+              <w:t xml:space="preserve">ordinary</w:t>
+            </w:r>
+            <w:r>
+              <w:rPr>
+                <w:b w:val="0"/>
+                <w:i w:val="0"/>
+                <w:sz w:val="21"/>
+              </w:rPr>
+              <w:t xml:space="preserve"> use of coil-equipped barges — it had built 30+ for exactly that — so no fitness warranty arose.</w:t>
+            </w:r>
+          </w:p>
+          <w:p>
+            <w:pPr>
+              <w:spacing w:after="30" w:line="240" w:lineRule="auto"/>
+            </w:pPr>
+            <w:r>
+              <w:rPr>
+                <w:b/>
+                <w:i w:val="0"/>
+                <w:sz w:val="21"/>
+              </w:rPr>
+              <w:t xml:space="preserve">Held:</w:t>
+            </w:r>
+            <w:r>
+              <w:rPr>
+                <w:b w:val="0"/>
+                <w:i w:val="0"/>
+                <w:sz w:val="21"/>
+              </w:rPr>
+              <w:t xml:space="preserve"> A fitness warranty could arise. The buyer's use </w:t>
+            </w:r>
+            <w:r>
+              <w:rPr>
+                <w:b/>
+                <w:i w:val="0"/>
+                <w:sz w:val="21"/>
+              </w:rPr>
+              <w:t xml:space="preserve">need not be unique</w:t>
+            </w:r>
+            <w:r>
+              <w:rPr>
+                <w:b w:val="0"/>
+                <w:i w:val="0"/>
+                <w:sz w:val="21"/>
+              </w:rPr>
+              <w:t xml:space="preserve">; the question is whether it is </w:t>
+            </w:r>
+            <w:r>
+              <w:rPr>
+                <w:b/>
+                <w:i w:val="0"/>
+                <w:sz w:val="21"/>
+              </w:rPr>
+              <w:t xml:space="preserve">sufficiently different from the customary use</w:t>
+            </w:r>
+            <w:r>
+              <w:rPr>
+                <w:b w:val="0"/>
+                <w:i w:val="0"/>
+                <w:sz w:val="21"/>
+              </w:rPr>
+              <w:t xml:space="preserve"> of the goods. That depends on whether the goods are "tank barges" (used for many cargoes) or "heating-coil barges" — like buying climbing shoes at a general shoe store vs. a climbing store. It's a fact question, and the finding for Ingram stood.</w:t>
+            </w:r>
+          </w:p>
+          <w:p>
+            <w:pPr>
+              <w:spacing w:after="0" w:line="240" w:lineRule="auto"/>
+            </w:pPr>
+            <w:r>
+              <w:rPr>
+                <w:b/>
+                <w:i w:val="0"/>
+                <w:sz w:val="21"/>
+              </w:rPr>
+              <w:t xml:space="preserve">Why it matters:</w:t>
+            </w:r>
+            <w:r>
+              <w:rPr>
+                <w:b w:val="0"/>
+                <w:i w:val="0"/>
+                <w:sz w:val="21"/>
+              </w:rPr>
+              <w:t xml:space="preserve"> draws the line between § 2-315 (particular purpose) and § 2-314 (ordinary purpose).</w:t>
+            </w:r>
+          </w:p>
+        </w:tc>
+      </w:tr>
+    </w:tbl>
+    <w:p>
+      <w:pPr>
+        <w:spacing w:after="0" w:line="120" w:lineRule="exact"/>
+      </w:pPr>
+      <w:r/>
     </w:p>
     <w:p>
       <w:pPr>
@@ -14820,6 +16425,250 @@
     </w:p>
     <w:p>
       <w:pPr>
+        <w:spacing w:after="0" w:line="120" w:lineRule="exact"/>
+      </w:pPr>
+      <w:r/>
+    </w:p>
+    <w:tbl>
+      <w:tblPr>
+        <w:tblW w:type="auto" w:w="0"/>
+        <w:tblLook w:firstColumn="1" w:firstRow="1" w:lastColumn="0" w:lastRow="0" w:noHBand="0" w:noVBand="1" w:val="04A0"/>
+        <w:tblW w:w="5000" w:type="pct"/>
+        <w:tblBorders>
+          <w:top w:val="nil"/>
+          <w:left w:val="nil"/>
+          <w:bottom w:val="nil"/>
+          <w:right w:val="nil"/>
+          <w:insideH w:val="nil"/>
+          <w:insideV w:val="nil"/>
+        </w:tblBorders>
+      </w:tblPr>
+      <w:tblGrid>
+        <w:gridCol w:w="10512"/>
+      </w:tblGrid>
+      <w:tr>
+        <w:trPr/>
+        <w:tc>
+          <w:tcPr>
+            <w:tcW w:type="dxa" w:w="10512"/>
+            <w:shd w:val="clear" w:color="auto" w:fill="E6F4F7"/>
+            <w:tcMar>
+              <w:top w:w="70" w:type="dxa"/>
+              <w:bottom w:w="70" w:type="dxa"/>
+              <w:left w:w="140" w:type="dxa"/>
+              <w:right w:w="120" w:type="dxa"/>
+            </w:tcMar>
+            <w:tcBorders>
+              <w:left w:val="single" w:sz="30" w:space="0" w:color="0E7490"/>
+            </w:tcBorders>
+          </w:tcPr>
+          <w:p>
+            <w:pPr>
+              <w:spacing w:after="30" w:line="240" w:lineRule="auto"/>
+            </w:pPr>
+            <w:r>
+              <w:rPr>
+                <w:b/>
+                <w:color w:val="0E7490"/>
+                <w:sz w:val="15"/>
+              </w:rPr>
+              <w:t xml:space="preserve">NOTE CASE   </w:t>
+            </w:r>
+            <w:r>
+              <w:rPr>
+                <w:b/>
+                <w:i w:val="0"/>
+                <w:sz w:val="21"/>
+              </w:rPr>
+              <w:t xml:space="preserve">Orange &amp; Rockland Utils. v. Amerada Hess (N.Y. App. Div. 1977) — § 2-306 "unreasonably disproportionate"</w:t>
+            </w:r>
+          </w:p>
+          <w:p>
+            <w:pPr>
+              <w:spacing w:after="30" w:line="240" w:lineRule="auto"/>
+            </w:pPr>
+            <w:r>
+              <w:rPr>
+                <w:b/>
+                <w:i w:val="0"/>
+                <w:color w:val="595959"/>
+                <w:sz w:val="18"/>
+              </w:rPr>
+              <w:t xml:space="preserve">Source:</w:t>
+            </w:r>
+            <w:r>
+              <w:rPr>
+                <w:b w:val="0"/>
+                <w:i w:val="0"/>
+                <w:color w:val="595959"/>
+                <w:sz w:val="18"/>
+              </w:rPr>
+              <w:t xml:space="preserve"> note case — the casebook quotes the factors and summarizes the result, pp. 151–152. Not on the slides.</w:t>
+            </w:r>
+          </w:p>
+          <w:p>
+            <w:pPr>
+              <w:spacing w:after="30" w:line="240" w:lineRule="auto"/>
+            </w:pPr>
+            <w:r>
+              <w:rPr>
+                <w:b/>
+                <w:i w:val="0"/>
+                <w:sz w:val="21"/>
+              </w:rPr>
+              <w:t xml:space="preserve">Facts (casebook):</w:t>
+            </w:r>
+            <w:r>
+              <w:rPr>
+                <w:b w:val="0"/>
+                <w:i w:val="0"/>
+                <w:sz w:val="21"/>
+              </w:rPr>
+              <w:t xml:space="preserve"> a requirements contract for oil with stated </w:t>
+            </w:r>
+            <w:r>
+              <w:rPr>
+                <w:b/>
+                <w:i w:val="0"/>
+                <w:sz w:val="21"/>
+              </w:rPr>
+              <w:t xml:space="preserve">estimates</w:t>
+            </w:r>
+            <w:r>
+              <w:rPr>
+                <w:b w:val="0"/>
+                <w:i w:val="0"/>
+                <w:sz w:val="21"/>
+              </w:rPr>
+              <w:t xml:space="preserve">, which were based on the buyer's plans to </w:t>
+            </w:r>
+            <w:r>
+              <w:rPr>
+                <w:b/>
+                <w:i w:val="0"/>
+                <w:sz w:val="21"/>
+              </w:rPr>
+              <w:t xml:space="preserve">burn the oil to produce electricity for its customer base</w:t>
+            </w:r>
+            <w:r>
+              <w:rPr>
+                <w:b w:val="0"/>
+                <w:i w:val="0"/>
+                <w:sz w:val="21"/>
+              </w:rPr>
+              <w:t xml:space="preserve">. The buyer then </w:t>
+            </w:r>
+            <w:r>
+              <w:rPr>
+                <w:b/>
+                <w:i w:val="0"/>
+                <w:sz w:val="21"/>
+              </w:rPr>
+              <w:t xml:space="preserve">doubled</w:t>
+            </w:r>
+            <w:r>
+              <w:rPr>
+                <w:b w:val="0"/>
+                <w:i w:val="0"/>
+                <w:sz w:val="21"/>
+              </w:rPr>
+              <w:t xml:space="preserve"> its "requirements," seeking the extra oil </w:t>
+            </w:r>
+            <w:r>
+              <w:rPr>
+                <w:b/>
+                <w:i w:val="0"/>
+                <w:sz w:val="21"/>
+              </w:rPr>
+              <w:t xml:space="preserve">in order to sell the additional quantity in the market</w:t>
+            </w:r>
+            <w:r>
+              <w:rPr>
+                <w:b w:val="0"/>
+                <w:i w:val="0"/>
+                <w:sz w:val="21"/>
+              </w:rPr>
+              <w:t xml:space="preserve">. </w:t>
+            </w:r>
+            <w:r>
+              <w:rPr>
+                <w:b w:val="0"/>
+                <w:i/>
+                <w:color w:val="B45309"/>
+                <w:sz w:val="21"/>
+              </w:rPr>
+              <w:t xml:space="preserve">Outside class materials: the contract price was fixed, oil's market price had risen far above it, and Hess refused to supply the excess.</w:t>
+            </w:r>
+          </w:p>
+          <w:p>
+            <w:pPr>
+              <w:spacing w:after="30" w:line="240" w:lineRule="auto"/>
+            </w:pPr>
+            <w:r>
+              <w:rPr>
+                <w:b/>
+                <w:i w:val="0"/>
+                <w:sz w:val="21"/>
+              </w:rPr>
+              <w:t xml:space="preserve">Held:</w:t>
+            </w:r>
+            <w:r>
+              <w:rPr>
+                <w:b w:val="0"/>
+                <w:i w:val="0"/>
+                <w:sz w:val="21"/>
+              </w:rPr>
+              <w:t xml:space="preserve"> "Unreasonably disproportionate" is a limit </w:t>
+            </w:r>
+            <w:r>
+              <w:rPr>
+                <w:b/>
+                <w:i w:val="0"/>
+                <w:sz w:val="21"/>
+              </w:rPr>
+              <w:t xml:space="preserve">separate from good faith</w:t>
+            </w:r>
+            <w:r>
+              <w:rPr>
+                <w:b w:val="0"/>
+                <w:i w:val="0"/>
+                <w:sz w:val="21"/>
+              </w:rPr>
+              <w:t xml:space="preserve"> (it applies "even where one party acts with complete good faith"), judged by the parties' expectations using the five factors above. The doubling was unreasonably disproportionate.</w:t>
+            </w:r>
+          </w:p>
+          <w:p>
+            <w:pPr>
+              <w:spacing w:after="0" w:line="240" w:lineRule="auto"/>
+            </w:pPr>
+            <w:r>
+              <w:rPr>
+                <w:b/>
+                <w:i w:val="0"/>
+                <w:sz w:val="21"/>
+              </w:rPr>
+              <w:t xml:space="preserve">Why it matters:</w:t>
+            </w:r>
+            <w:r>
+              <w:rPr>
+                <w:b w:val="0"/>
+                <w:i w:val="0"/>
+                <w:sz w:val="21"/>
+              </w:rPr>
+              <w:t xml:space="preserve"> a requirements buyer can't use the contract to speculate on the market. Cf. Problem 4-1(B) (buyer jumps to plant capacity when the market rises to $1.15).</w:t>
+            </w:r>
+          </w:p>
+        </w:tc>
+      </w:tr>
+    </w:tbl>
+    <w:p>
+      <w:pPr>
+        <w:spacing w:after="0" w:line="120" w:lineRule="exact"/>
+      </w:pPr>
+      <w:r/>
+    </w:p>
+    <w:p>
+      <w:pPr>
         <w:pStyle w:val="ListBullet"/>
       </w:pPr>
       <w:r>
@@ -15367,13 +17216,11 @@
         <w:gridCol w:w="10512"/>
       </w:tblGrid>
       <w:tr>
-        <w:trPr>
-          <w:cantSplit w:val="true"/>
-        </w:trPr>
+        <w:trPr/>
         <w:tc>
           <w:tcPr>
             <w:tcW w:type="dxa" w:w="10512"/>
-            <w:shd w:val="clear" w:color="auto" w:fill="ECF6EE"/>
+            <w:shd w:val="clear" w:color="auto" w:fill="E6F4F7"/>
             <w:tcMar>
               <w:top w:w="70" w:type="dxa"/>
               <w:bottom w:w="70" w:type="dxa"/>
@@ -15381,7 +17228,7 @@
               <w:right w:w="120" w:type="dxa"/>
             </w:tcMar>
             <w:tcBorders>
-              <w:left w:val="single" w:sz="30" w:space="0" w:color="2E7D32"/>
+              <w:left w:val="single" w:sz="30" w:space="0" w:color="0E7490"/>
             </w:tcBorders>
           </w:tcPr>
           <w:p>
@@ -15391,74 +17238,200 @@
             <w:r>
               <w:rPr>
                 <w:b/>
-                <w:color w:val="2E7D32"/>
+                <w:color w:val="0E7490"/>
                 <w:sz w:val="15"/>
               </w:rPr>
-              <w:t xml:space="preserve">CASE   </w:t>
-            </w:r>
-            <w:r>
-              <w:rPr>
-                <w:b/>
-                <w:i w:val="0"/>
-                <w:sz w:val="21"/>
-              </w:rPr>
-              <w:t>Mathis v. Exxon (5th Cir. 2002):</w:t>
-            </w:r>
-            <w:r>
-              <w:rPr>
-                <w:b w:val="0"/>
-                <w:i w:val="0"/>
-                <w:sz w:val="21"/>
-              </w:rPr>
-              <w:t xml:space="preserve"> a price within competitors' range can still be bad faith if set with </w:t>
-            </w:r>
-            <w:r>
-              <w:rPr>
-                <w:b/>
-                <w:i w:val="0"/>
-                <w:sz w:val="21"/>
-              </w:rPr>
-              <w:t>subjective intent to drive franchisees out</w:t>
-            </w:r>
-            <w:r>
-              <w:rPr>
-                <w:b w:val="0"/>
-                <w:i w:val="0"/>
-                <w:sz w:val="21"/>
-              </w:rPr>
-              <w:t xml:space="preserve"> (evidence: plan to replace them with company stores; price above rack + transport; barred buying from jobbers; franchisees unprofitable). </w:t>
-            </w:r>
-            <w:r>
-              <w:rPr>
-                <w:b/>
-                <w:i w:val="0"/>
-                <w:sz w:val="21"/>
-              </w:rPr>
-              <w:t>Majority disagrees</w:t>
-            </w:r>
-            <w:r>
-              <w:rPr>
-                <w:b w:val="0"/>
-                <w:i w:val="0"/>
-                <w:sz w:val="21"/>
-              </w:rPr>
-              <w:t xml:space="preserve"> — Shell v. HRN (Tex.), Autry v. BP (11th Cir.): a </w:t>
-            </w:r>
-            <w:r>
-              <w:rPr>
-                <w:b/>
-                <w:i w:val="0"/>
-                <w:sz w:val="21"/>
-              </w:rPr>
-              <w:t>commercially reasonable, non-discriminatory</w:t>
-            </w:r>
-            <w:r>
-              <w:rPr>
-                <w:b w:val="0"/>
-                <w:i w:val="0"/>
-                <w:sz w:val="21"/>
-              </w:rPr>
-              <w:t xml:space="preserve"> price is good faith regardless of motive.</w:t>
+              <w:t xml:space="preserve">NOTE CASE ★   </w:t>
+            </w:r>
+            <w:r>
+              <w:rPr>
+                <w:b/>
+                <w:i w:val="0"/>
+                <w:sz w:val="21"/>
+              </w:rPr>
+              <w:t xml:space="preserve">Mathis v. Exxon Corp. (5th Cir. 2002) — price set by one party, § 2-305(2)</w:t>
+            </w:r>
+          </w:p>
+          <w:p>
+            <w:pPr>
+              <w:spacing w:after="30" w:line="240" w:lineRule="auto"/>
+            </w:pPr>
+            <w:r>
+              <w:rPr>
+                <w:b/>
+                <w:i w:val="0"/>
+                <w:color w:val="595959"/>
+                <w:sz w:val="18"/>
+              </w:rPr>
+              <w:t xml:space="preserve">Source:</w:t>
+            </w:r>
+            <w:r>
+              <w:rPr>
+                <w:b w:val="0"/>
+                <w:i w:val="0"/>
+                <w:color w:val="595959"/>
+                <w:sz w:val="18"/>
+              </w:rPr>
+              <w:t xml:space="preserve"> note case — the casebook summarizes it and quotes the opinion, pp. 154–157 (Autry/HRN excerpt pp. 156–158). Slides W3-S44 and S45 — treat it like a main case.</w:t>
+            </w:r>
+          </w:p>
+          <w:p>
+            <w:pPr>
+              <w:spacing w:after="30" w:line="240" w:lineRule="auto"/>
+            </w:pPr>
+            <w:r>
+              <w:rPr>
+                <w:b/>
+                <w:i w:val="0"/>
+                <w:sz w:val="21"/>
+              </w:rPr>
+              <w:t xml:space="preserve">Facts:</w:t>
+            </w:r>
+            <w:r>
+              <w:rPr>
+                <w:b w:val="0"/>
+                <w:i w:val="0"/>
+                <w:sz w:val="21"/>
+              </w:rPr>
+              <w:t xml:space="preserve"> Exxon franchise dealers had to buy a minimum amount of gas each month at a price </w:t>
+            </w:r>
+            <w:r>
+              <w:rPr>
+                <w:b/>
+                <w:i w:val="0"/>
+                <w:sz w:val="21"/>
+              </w:rPr>
+              <w:t xml:space="preserve">Exxon set</w:t>
+            </w:r>
+            <w:r>
+              <w:rPr>
+                <w:b w:val="0"/>
+                <w:i w:val="0"/>
+                <w:sz w:val="21"/>
+              </w:rPr>
+              <w:t xml:space="preserve"> (the "dealer tank wagon" price). The dealers claimed Exxon set that price to </w:t>
+            </w:r>
+            <w:r>
+              <w:rPr>
+                <w:b/>
+                <w:i w:val="0"/>
+                <w:sz w:val="21"/>
+              </w:rPr>
+              <w:t xml:space="preserve">squeeze them out</w:t>
+            </w:r>
+            <w:r>
+              <w:rPr>
+                <w:b w:val="0"/>
+                <w:i w:val="0"/>
+                <w:sz w:val="21"/>
+              </w:rPr>
+              <w:t xml:space="preserve"> so it could replace them with company-run stations. Their evidence: Exxon planned to convert stations to company stores; the price exceeded the wholesale (rack) price plus delivery; after 1994 Exxon barred dealers from buying cheaper gas from jobbers; and many dealers became unprofitable. Exxon replied that its price was within the range competitors charged.</w:t>
+            </w:r>
+          </w:p>
+          <w:p>
+            <w:pPr>
+              <w:spacing w:after="30" w:line="240" w:lineRule="auto"/>
+            </w:pPr>
+            <w:r>
+              <w:rPr>
+                <w:b/>
+                <w:i w:val="0"/>
+                <w:sz w:val="21"/>
+              </w:rPr>
+              <w:t xml:space="preserve">Held:</w:t>
+            </w:r>
+            <w:r>
+              <w:rPr>
+                <w:b w:val="0"/>
+                <w:i w:val="0"/>
+                <w:sz w:val="21"/>
+              </w:rPr>
+              <w:t xml:space="preserve"> The jury's bad-faith finding was upheld. Good faith under § 2-305(2) has both a </w:t>
+            </w:r>
+            <w:r>
+              <w:rPr>
+                <w:b/>
+                <w:i w:val="0"/>
+                <w:sz w:val="21"/>
+              </w:rPr>
+              <w:t xml:space="preserve">subjective</w:t>
+            </w:r>
+            <w:r>
+              <w:rPr>
+                <w:b w:val="0"/>
+                <w:i w:val="0"/>
+                <w:sz w:val="21"/>
+              </w:rPr>
+              <w:t xml:space="preserve"> and an </w:t>
+            </w:r>
+            <w:r>
+              <w:rPr>
+                <w:b/>
+                <w:i w:val="0"/>
+                <w:sz w:val="21"/>
+              </w:rPr>
+              <w:t xml:space="preserve">objective</w:t>
+            </w:r>
+            <w:r>
+              <w:rPr>
+                <w:b w:val="0"/>
+                <w:i w:val="0"/>
+                <w:sz w:val="21"/>
+              </w:rPr>
+              <w:t xml:space="preserve"> part. Comment 3's posted-price safe harbor covers only the "</w:t>
+            </w:r>
+            <w:r>
+              <w:rPr>
+                <w:b/>
+                <w:i w:val="0"/>
+                <w:sz w:val="21"/>
+              </w:rPr>
+              <w:t xml:space="preserve">normal case</w:t>
+            </w:r>
+            <w:r>
+              <w:rPr>
+                <w:b w:val="0"/>
+                <w:i w:val="0"/>
+                <w:sz w:val="21"/>
+              </w:rPr>
+              <w:t xml:space="preserve">," and an intent to drive the buyer out of business takes the case outside it — even when the price is in the competitive range.</w:t>
+            </w:r>
+          </w:p>
+          <w:p>
+            <w:pPr>
+              <w:spacing w:after="0" w:line="240" w:lineRule="auto"/>
+            </w:pPr>
+            <w:r>
+              <w:rPr>
+                <w:b/>
+                <w:i w:val="0"/>
+                <w:sz w:val="21"/>
+              </w:rPr>
+              <w:t xml:space="preserve">Why it matters / split:</w:t>
+            </w:r>
+            <w:r>
+              <w:rPr>
+                <w:b w:val="0"/>
+                <w:i w:val="0"/>
+                <w:sz w:val="21"/>
+              </w:rPr>
+              <w:t xml:space="preserve"> shows how good faith limits a price-setter's discretion. The </w:t>
+            </w:r>
+            <w:r>
+              <w:rPr>
+                <w:b/>
+                <w:i w:val="0"/>
+                <w:sz w:val="21"/>
+              </w:rPr>
+              <w:t xml:space="preserve">majority rejects Mathis</w:t>
+            </w:r>
+            <w:r>
+              <w:rPr>
+                <w:b w:val="0"/>
+                <w:i w:val="0"/>
+                <w:sz w:val="21"/>
+              </w:rPr>
+              <w:t xml:space="preserve"> — Shell v. HRN (Tex. 2004) and Autry v. BP (11th Cir. 2009) hold that a commercially reasonable, non-discriminatory price is in good faith regardless of motive, for the sake of certainty.</w:t>
             </w:r>
           </w:p>
         </w:tc>
@@ -20306,6 +22279,32 @@
         <w:t xml:space="preserve"> = deliver alongside the vessel.</w:t>
       </w:r>
     </w:p>
+    <w:p>
+      <w:pPr>
+        <w:pStyle w:val="ListBullet"/>
+      </w:pPr>
+      <w:r>
+        <w:rPr>
+          <w:b w:val="0"/>
+          <w:i w:val="0"/>
+        </w:rPr>
+        <w:t xml:space="preserve">Buyer who bears transit risk isn't helpless: it can sue the </w:t>
+      </w:r>
+      <w:r>
+        <w:rPr>
+          <w:b/>
+          <w:i w:val="0"/>
+        </w:rPr>
+        <w:t xml:space="preserve">carrier</w:t>
+      </w:r>
+      <w:r>
+        <w:rPr>
+          <w:b w:val="0"/>
+          <w:i w:val="0"/>
+        </w:rPr>
+        <w:t xml:space="preserve"> (§ 2-722; Art. 7) or claim on its insurance; the seller keeps an insurable interest while it has title (§ 2-501).</w:t>
+      </w:r>
+    </w:p>
     <w:tbl>
       <w:tblPr>
         <w:tblStyle w:val="TableGrid"/>
@@ -20751,6 +22750,172 @@
         </w:tc>
       </w:tr>
     </w:tbl>
+    <w:p>
+      <w:pPr>
+        <w:spacing w:after="0" w:line="120" w:lineRule="exact"/>
+      </w:pPr>
+      <w:r/>
+    </w:p>
+    <w:tbl>
+      <w:tblPr>
+        <w:tblW w:type="auto" w:w="0"/>
+        <w:tblLook w:firstColumn="1" w:firstRow="1" w:lastColumn="0" w:lastRow="0" w:noHBand="0" w:noVBand="1" w:val="04A0"/>
+        <w:tblW w:w="5000" w:type="pct"/>
+        <w:tblBorders>
+          <w:top w:val="nil"/>
+          <w:left w:val="nil"/>
+          <w:bottom w:val="nil"/>
+          <w:right w:val="nil"/>
+          <w:insideH w:val="nil"/>
+          <w:insideV w:val="nil"/>
+        </w:tblBorders>
+      </w:tblPr>
+      <w:tblGrid>
+        <w:gridCol w:w="10512"/>
+      </w:tblGrid>
+      <w:tr>
+        <w:trPr/>
+        <w:tc>
+          <w:tcPr>
+            <w:tcW w:type="dxa" w:w="10512"/>
+            <w:shd w:val="clear" w:color="auto" w:fill="F2F3F5"/>
+            <w:tcMar>
+              <w:top w:w="70" w:type="dxa"/>
+              <w:bottom w:w="70" w:type="dxa"/>
+              <w:left w:w="140" w:type="dxa"/>
+              <w:right w:w="120" w:type="dxa"/>
+            </w:tcMar>
+            <w:tcBorders>
+              <w:left w:val="single" w:sz="30" w:space="0" w:color="6B7280"/>
+            </w:tcBorders>
+          </w:tcPr>
+          <w:p>
+            <w:pPr>
+              <w:spacing w:after="30" w:line="240" w:lineRule="auto"/>
+            </w:pPr>
+            <w:r>
+              <w:rPr>
+                <w:b/>
+                <w:color w:val="6B7280"/>
+                <w:sz w:val="15"/>
+              </w:rPr>
+              <w:t xml:space="preserve">CITED ONLY   </w:t>
+            </w:r>
+            <w:r>
+              <w:rPr>
+                <w:b/>
+                <w:i w:val="0"/>
+                <w:sz w:val="21"/>
+              </w:rPr>
+              <w:t xml:space="preserve">Windows, Inc. v. Jordan Panel Sys. (2d Cir. 1999) — the case behind Problem 4-7</w:t>
+            </w:r>
+          </w:p>
+          <w:p>
+            <w:pPr>
+              <w:spacing w:after="30" w:line="240" w:lineRule="auto"/>
+            </w:pPr>
+            <w:r>
+              <w:rPr>
+                <w:b/>
+                <w:i w:val="0"/>
+                <w:sz w:val="21"/>
+              </w:rPr>
+              <w:t xml:space="preserve">In the casebook:</w:t>
+            </w:r>
+            <w:r>
+              <w:rPr>
+                <w:b w:val="0"/>
+                <w:i w:val="0"/>
+                <w:sz w:val="21"/>
+              </w:rPr>
+              <w:t xml:space="preserve"> cited only, in Problem 4-7 (casebook p. 171), whose facts track the case: a South Dakota seller of custom windows; a contract to ship them "properly crated … and </w:t>
+            </w:r>
+            <w:r>
+              <w:rPr>
+                <w:b/>
+                <w:i w:val="0"/>
+                <w:sz w:val="21"/>
+              </w:rPr>
+              <w:t xml:space="preserve">delivered to</w:t>
+            </w:r>
+            <w:r>
+              <w:rPr>
+                <w:b w:val="0"/>
+                <w:i w:val="0"/>
+                <w:sz w:val="21"/>
+              </w:rPr>
+              <w:t xml:space="preserve">" the buyer's NY construction site; damage in transit. The casebook gives no holding; the slides (W4-S39–40, W5-S21–24) work through the problem.</w:t>
+            </w:r>
+          </w:p>
+          <w:p>
+            <w:pPr>
+              <w:spacing w:after="30" w:line="240" w:lineRule="auto"/>
+            </w:pPr>
+            <w:r>
+              <w:rPr>
+                <w:b/>
+                <w:i/>
+                <w:color w:val="B45309"/>
+                <w:sz w:val="21"/>
+              </w:rPr>
+              <w:t xml:space="preserve">Outside class materials — what happened and the holding:</w:t>
+            </w:r>
+            <w:r>
+              <w:rPr>
+                <w:b w:val="0"/>
+                <w:i/>
+                <w:color w:val="B45309"/>
+                <w:sz w:val="21"/>
+              </w:rPr>
+              <w:t xml:space="preserve"> the carrier's truck had an accident en route; the buyer refused to pay and the seller sued for the price. The court held for the seller: "delivered to" didn't create a destination contract, so risk passed on delivery to the carrier (§ 2-509(1)(a)); and even if the packing was inadequate, the accident — not the packing — caused the loss, so § 2-504/§ 2-510(1) didn't shift risk back to the seller.</w:t>
+            </w:r>
+          </w:p>
+          <w:p>
+            <w:pPr>
+              <w:spacing w:after="0" w:line="240" w:lineRule="auto"/>
+            </w:pPr>
+            <w:r>
+              <w:rPr>
+                <w:b/>
+                <w:i w:val="0"/>
+                <w:sz w:val="21"/>
+              </w:rPr>
+              <w:t xml:space="preserve">Why it matters:</w:t>
+            </w:r>
+            <w:r>
+              <w:rPr>
+                <w:b w:val="0"/>
+                <w:i w:val="0"/>
+                <w:sz w:val="21"/>
+              </w:rPr>
+              <w:t xml:space="preserve"> the shipment-contract presumption (casebook and slides) plus the causation requirement in § 2-504. The buyer bearing transit risk must go after the </w:t>
+            </w:r>
+            <w:r>
+              <w:rPr>
+                <w:b/>
+                <w:i w:val="0"/>
+                <w:sz w:val="21"/>
+              </w:rPr>
+              <w:t xml:space="preserve">carrier</w:t>
+            </w:r>
+            <w:r>
+              <w:rPr>
+                <w:b w:val="0"/>
+                <w:i w:val="0"/>
+                <w:sz w:val="21"/>
+              </w:rPr>
+              <w:t xml:space="preserve"> (§ 2-722) or its insurer.</w:t>
+            </w:r>
+          </w:p>
+        </w:tc>
+      </w:tr>
+    </w:tbl>
+    <w:p>
+      <w:pPr>
+        <w:spacing w:after="0" w:line="120" w:lineRule="exact"/>
+      </w:pPr>
+      <w:r/>
+    </w:p>
     <w:p>
       <w:pPr>
         <w:spacing w:after="0" w:line="120" w:lineRule="exact"/>
@@ -22702,101 +24867,38 @@
       </w:pPr>
       <w:r>
         <w:rPr>
-          <w:b/>
-          <w:i w:val="0"/>
-        </w:rPr>
-        <w:t>Damages types:</w:t>
-      </w:r>
-      <w:r>
-        <w:rPr>
           <w:b w:val="0"/>
           <w:i w:val="0"/>
         </w:rPr>
-        <w:t xml:space="preserve"> compensatory · </w:t>
-      </w:r>
-      <w:r>
-        <w:rPr>
-          <w:b/>
-          <w:i w:val="0"/>
-        </w:rPr>
-        <w:t>incidental</w:t>
+        <w:t xml:space="preserve">Damages types: compensatory · </w:t>
+      </w:r>
+      <w:r>
+        <w:rPr>
+          <w:b/>
+          <w:i w:val="0"/>
+        </w:rPr>
+        <w:t xml:space="preserve">incidental</w:t>
       </w:r>
       <w:r>
         <w:rPr>
           <w:b w:val="0"/>
           <w:i w:val="0"/>
         </w:rPr>
-        <w:t xml:space="preserve"> (reasonable costs of responding — inspection, transport, storage, arranging cover) · </w:t>
-      </w:r>
-      <w:r>
-        <w:rPr>
-          <w:b/>
-          <w:i w:val="0"/>
-        </w:rPr>
-        <w:t>consequential</w:t>
+        <w:t xml:space="preserve"> (§ 2-715(1) — reasonable costs of responding: inspection, transport, storage, arranging cover) · </w:t>
+      </w:r>
+      <w:r>
+        <w:rPr>
+          <w:b/>
+          <w:i w:val="0"/>
+        </w:rPr>
+        <w:t xml:space="preserve">consequential</w:t>
       </w:r>
       <w:r>
         <w:rPr>
           <w:b w:val="0"/>
           <w:i w:val="0"/>
         </w:rPr>
-        <w:t xml:space="preserve"> (losses from needs the seller </w:t>
-      </w:r>
-      <w:r>
-        <w:rPr>
-          <w:b/>
-          <w:i w:val="0"/>
-        </w:rPr>
-        <w:t>had reason to know</w:t>
-      </w:r>
-      <w:r>
-        <w:rPr>
-          <w:b w:val="0"/>
-          <w:i w:val="0"/>
-        </w:rPr>
-        <w:t xml:space="preserve"> at contracting that buyer </w:t>
-      </w:r>
-      <w:r>
-        <w:rPr>
-          <w:b/>
-          <w:i w:val="0"/>
-        </w:rPr>
-        <w:t>couldn't reasonably prevent</w:t>
-      </w:r>
-      <w:r>
-        <w:rPr>
-          <w:b w:val="0"/>
-          <w:i w:val="0"/>
-        </w:rPr>
-        <w:t xml:space="preserve">, plus </w:t>
-      </w:r>
-      <w:r>
-        <w:rPr>
-          <w:b/>
-          <w:i w:val="0"/>
-        </w:rPr>
-        <w:t>injury to person/property</w:t>
-      </w:r>
-      <w:r>
-        <w:rPr>
-          <w:b w:val="0"/>
-          <w:i w:val="0"/>
-        </w:rPr>
-        <w:t xml:space="preserve"> from breach of warranty — e.g., lost profits from a production shutdown; fire from a defective oven) · </w:t>
-      </w:r>
-      <w:r>
-        <w:rPr>
-          <w:b/>
-          <w:i w:val="0"/>
-        </w:rPr>
-        <w:t>liquidated</w:t>
-      </w:r>
-      <w:r>
-        <w:rPr>
-          <w:b w:val="0"/>
-          <w:i w:val="0"/>
-        </w:rPr>
-        <w:t>.</w:t>
+        <w:t xml:space="preserve"> (§ 2-715(2) — losses from needs the seller had reason to know at contracting that buyer couldn't reasonably prevent, plus injury to person/property from breach of warranty — e.g., lost profits from a production shutdown; fire from a defective oven) · liquidated (§ 2-718).</w:t>
       </w:r>
     </w:p>
     <w:tbl>
@@ -23981,9 +26083,7 @@
         <w:gridCol w:w="10512"/>
       </w:tblGrid>
       <w:tr>
-        <w:trPr>
-          <w:cantSplit w:val="true"/>
-        </w:trPr>
+        <w:trPr/>
         <w:tc>
           <w:tcPr>
             <w:tcW w:type="dxa" w:w="10512"/>
@@ -24008,167 +26108,309 @@
                 <w:color w:val="2E7D32"/>
                 <w:sz w:val="15"/>
               </w:rPr>
-              <w:t xml:space="preserve">CASE   </w:t>
-            </w:r>
-            <w:r>
-              <w:rPr>
-                <w:b/>
-                <w:i w:val="0"/>
-                <w:sz w:val="21"/>
-              </w:rPr>
-              <w:t>Razor v. Hyundai (Ill. 2006):</w:t>
-            </w:r>
-            <w:r>
-              <w:rPr>
-                <w:b w:val="0"/>
-                <w:i w:val="0"/>
-                <w:sz w:val="21"/>
-              </w:rPr>
-              <w:t xml:space="preserve"> repair-or-replace warranty </w:t>
-            </w:r>
-            <w:r>
-              <w:rPr>
-                <w:b/>
-                <w:i w:val="0"/>
-                <w:sz w:val="21"/>
-              </w:rPr>
-              <w:t>failed of its essential purpose</w:t>
-            </w:r>
-            <w:r>
-              <w:rPr>
-                <w:b w:val="0"/>
-                <w:i w:val="0"/>
-                <w:sz w:val="21"/>
-              </w:rPr>
-              <w:t xml:space="preserve"> (car never fixed). Does the </w:t>
-            </w:r>
-            <w:r>
-              <w:rPr>
-                <w:b/>
-                <w:i w:val="0"/>
-                <w:sz w:val="21"/>
-              </w:rPr>
-              <w:t>consequential-damages exclusion</w:t>
-            </w:r>
-            <w:r>
-              <w:rPr>
-                <w:b w:val="0"/>
-                <w:i w:val="0"/>
-                <w:sz w:val="21"/>
-              </w:rPr>
-              <w:t xml:space="preserve"> fall too? </w:t>
-            </w:r>
-            <w:r>
-              <w:rPr>
-                <w:b/>
-                <w:i w:val="0"/>
-                <w:sz w:val="21"/>
-              </w:rPr>
-              <w:t>Dependent approach</w:t>
-            </w:r>
-            <w:r>
-              <w:rPr>
-                <w:b w:val="0"/>
-                <w:i w:val="0"/>
-                <w:sz w:val="21"/>
-              </w:rPr>
-              <w:t xml:space="preserve"> (Adams v. J.I. Case): yes. </w:t>
-            </w:r>
-            <w:r>
-              <w:rPr>
-                <w:b/>
-                <w:i w:val="0"/>
-                <w:sz w:val="21"/>
-              </w:rPr>
-              <w:t>Independent approach</w:t>
-            </w:r>
-            <w:r>
-              <w:rPr>
-                <w:b w:val="0"/>
-                <w:i w:val="0"/>
-                <w:sz w:val="21"/>
-              </w:rPr>
-              <w:t xml:space="preserve"> (majority; Chatlos): no — it stands </w:t>
-            </w:r>
-            <w:r>
-              <w:rPr>
-                <w:b/>
-                <w:i w:val="0"/>
-                <w:sz w:val="21"/>
-              </w:rPr>
-              <w:t>unless itself unconscionable</w:t>
-            </w:r>
-            <w:r>
-              <w:rPr>
-                <w:b w:val="0"/>
-                <w:i w:val="0"/>
-                <w:sz w:val="21"/>
-              </w:rPr>
-              <w:t xml:space="preserve"> ("two concentric walls"). Court adopts the </w:t>
-            </w:r>
-            <w:r>
-              <w:rPr>
-                <w:b/>
-                <w:i w:val="0"/>
-                <w:sz w:val="21"/>
-              </w:rPr>
-              <w:t>independent</w:t>
-            </w:r>
-            <w:r>
-              <w:rPr>
-                <w:b w:val="0"/>
-                <w:i w:val="0"/>
-                <w:sz w:val="21"/>
-              </w:rPr>
-              <w:t xml:space="preserve"> approach, but finds the exclusion </w:t>
-            </w:r>
-            <w:r>
-              <w:rPr>
-                <w:b/>
-                <w:i w:val="0"/>
-                <w:sz w:val="21"/>
-              </w:rPr>
-              <w:t>unconscionable</w:t>
-            </w:r>
-            <w:r>
-              <w:rPr>
-                <w:b w:val="0"/>
-                <w:i w:val="0"/>
-                <w:sz w:val="21"/>
-              </w:rPr>
-              <w:t xml:space="preserve"> because the warranty sat in the </w:t>
-            </w:r>
-            <w:r>
-              <w:rPr>
-                <w:b/>
-                <w:i w:val="0"/>
-                <w:sz w:val="21"/>
-              </w:rPr>
-              <w:t>glove box</w:t>
-            </w:r>
-            <w:r>
-              <w:rPr>
-                <w:b w:val="0"/>
-                <w:i w:val="0"/>
-                <w:sz w:val="21"/>
-              </w:rPr>
-              <w:t xml:space="preserve"> and wasn't available </w:t>
-            </w:r>
-            <w:r>
-              <w:rPr>
-                <w:b/>
-                <w:i w:val="0"/>
-                <w:sz w:val="21"/>
-              </w:rPr>
-              <w:t>before the sale</w:t>
-            </w:r>
-            <w:r>
-              <w:rPr>
-                <w:b w:val="0"/>
-                <w:i w:val="0"/>
-                <w:sz w:val="21"/>
-              </w:rPr>
-              <w:t>. Dissent: impossible burden on manufacturers; discourages warranties.</w:t>
+              <w:t xml:space="preserve">MAIN CASE ★   </w:t>
+            </w:r>
+            <w:r>
+              <w:rPr>
+                <w:b/>
+                <w:i w:val="0"/>
+                <w:sz w:val="21"/>
+              </w:rPr>
+              <w:t xml:space="preserve">Razor v. Hyundai Motor America (Ill. 2006) — failed limited remedy and the consequential-damages exclusion</w:t>
+            </w:r>
+          </w:p>
+          <w:p>
+            <w:pPr>
+              <w:spacing w:after="30" w:line="240" w:lineRule="auto"/>
+            </w:pPr>
+            <w:r>
+              <w:rPr>
+                <w:b/>
+                <w:i w:val="0"/>
+                <w:color w:val="595959"/>
+                <w:sz w:val="18"/>
+              </w:rPr>
+              <w:t xml:space="preserve">Source:</w:t>
+            </w:r>
+            <w:r>
+              <w:rPr>
+                <w:b w:val="0"/>
+                <w:i w:val="0"/>
+                <w:color w:val="595959"/>
+                <w:sz w:val="18"/>
+              </w:rPr>
+              <w:t xml:space="preserve"> principal case, casebook pp. 202–212. Slide W67-S32.</w:t>
+            </w:r>
+          </w:p>
+          <w:p>
+            <w:pPr>
+              <w:spacing w:after="30" w:line="240" w:lineRule="auto"/>
+            </w:pPr>
+            <w:r>
+              <w:rPr>
+                <w:b/>
+                <w:i w:val="0"/>
+                <w:sz w:val="21"/>
+              </w:rPr>
+              <w:t xml:space="preserve">Facts:</w:t>
+            </w:r>
+            <w:r>
+              <w:rPr>
+                <w:b w:val="0"/>
+                <w:i w:val="0"/>
+                <w:sz w:val="21"/>
+              </w:rPr>
+              <w:t xml:space="preserve"> A consumer bought a </w:t>
+            </w:r>
+            <w:r>
+              <w:rPr>
+                <w:b/>
+                <w:i w:val="0"/>
+                <w:sz w:val="21"/>
+              </w:rPr>
+              <w:t xml:space="preserve">new Hyundai Sonata</w:t>
+            </w:r>
+            <w:r>
+              <w:rPr>
+                <w:b w:val="0"/>
+                <w:i w:val="0"/>
+                <w:sz w:val="21"/>
+              </w:rPr>
+              <w:t xml:space="preserve">. Hyundai's written warranty limited her remedy to </w:t>
+            </w:r>
+            <w:r>
+              <w:rPr>
+                <w:b/>
+                <w:i w:val="0"/>
+                <w:sz w:val="21"/>
+              </w:rPr>
+              <w:t xml:space="preserve">repair or replacement</w:t>
+            </w:r>
+            <w:r>
+              <w:rPr>
+                <w:b w:val="0"/>
+                <w:i w:val="0"/>
+                <w:sz w:val="21"/>
+              </w:rPr>
+              <w:t xml:space="preserve"> and separately </w:t>
+            </w:r>
+            <w:r>
+              <w:rPr>
+                <w:b/>
+                <w:i w:val="0"/>
+                <w:sz w:val="21"/>
+              </w:rPr>
+              <w:t xml:space="preserve">excluded incidental and consequential damages</w:t>
+            </w:r>
+            <w:r>
+              <w:rPr>
+                <w:b w:val="0"/>
+                <w:i w:val="0"/>
+                <w:sz w:val="21"/>
+              </w:rPr>
+              <w:t xml:space="preserve">. The car had a </w:t>
+            </w:r>
+            <w:r>
+              <w:rPr>
+                <w:b/>
+                <w:i w:val="0"/>
+                <w:sz w:val="21"/>
+              </w:rPr>
+              <w:t xml:space="preserve">no-start problem that numerous repairs never fixed</w:t>
+            </w:r>
+            <w:r>
+              <w:rPr>
+                <w:b w:val="0"/>
+                <w:i w:val="0"/>
+                <w:sz w:val="21"/>
+              </w:rPr>
+              <w:t xml:space="preserve">. The jury found the repair remedy </w:t>
+            </w:r>
+            <w:r>
+              <w:rPr>
+                <w:b/>
+                <w:i w:val="0"/>
+                <w:sz w:val="21"/>
+              </w:rPr>
+              <w:t xml:space="preserve">failed of its essential purpose</w:t>
+            </w:r>
+            <w:r>
+              <w:rPr>
+                <w:b w:val="0"/>
+                <w:i w:val="0"/>
+                <w:sz w:val="21"/>
+              </w:rPr>
+              <w:t xml:space="preserve"> and awarded $5,000 for lost value plus $3,500 for inconvenience and loss of use. The warranty and its exclusion were in the </w:t>
+            </w:r>
+            <w:r>
+              <w:rPr>
+                <w:b/>
+                <w:i w:val="0"/>
+                <w:sz w:val="21"/>
+              </w:rPr>
+              <w:t xml:space="preserve">owner's manual in the glove box</w:t>
+            </w:r>
+            <w:r>
+              <w:rPr>
+                <w:b w:val="0"/>
+                <w:i w:val="0"/>
+                <w:sz w:val="21"/>
+              </w:rPr>
+              <w:t xml:space="preserve">; she never saw them until after she signed and drove off.</w:t>
+            </w:r>
+          </w:p>
+          <w:p>
+            <w:pPr>
+              <w:spacing w:after="30" w:line="240" w:lineRule="auto"/>
+            </w:pPr>
+            <w:r>
+              <w:rPr>
+                <w:b/>
+                <w:i w:val="0"/>
+                <w:sz w:val="21"/>
+              </w:rPr>
+              <w:t xml:space="preserve">Held:</w:t>
+            </w:r>
+            <w:r>
+              <w:rPr>
+                <w:b w:val="0"/>
+                <w:i w:val="0"/>
+                <w:sz w:val="21"/>
+              </w:rPr>
+              <w:t xml:space="preserve"> (1) </w:t>
+            </w:r>
+            <w:r>
+              <w:rPr>
+                <w:b/>
+                <w:i w:val="0"/>
+                <w:sz w:val="21"/>
+              </w:rPr>
+              <w:t xml:space="preserve">Independent approach</w:t>
+            </w:r>
+            <w:r>
+              <w:rPr>
+                <w:b w:val="0"/>
+                <w:i w:val="0"/>
+                <w:sz w:val="21"/>
+              </w:rPr>
+              <w:t xml:space="preserve"> (majority; Chatlos): the failure of the repair remedy does </w:t>
+            </w:r>
+            <w:r>
+              <w:rPr>
+                <w:b w:val="0"/>
+                <w:i/>
+                <w:sz w:val="21"/>
+              </w:rPr>
+              <w:t xml:space="preserve">not</w:t>
+            </w:r>
+            <w:r>
+              <w:rPr>
+                <w:b w:val="0"/>
+                <w:i w:val="0"/>
+                <w:sz w:val="21"/>
+              </w:rPr>
+              <w:t xml:space="preserve"> automatically void the consequential-damages exclusion. The exclusion stands unless </w:t>
+            </w:r>
+            <w:r>
+              <w:rPr>
+                <w:b/>
+                <w:i w:val="0"/>
+                <w:sz w:val="21"/>
+              </w:rPr>
+              <w:t xml:space="preserve">unconscionable</w:t>
+            </w:r>
+            <w:r>
+              <w:rPr>
+                <w:b w:val="0"/>
+                <w:i w:val="0"/>
+                <w:sz w:val="21"/>
+              </w:rPr>
+              <w:t xml:space="preserve"> under § 2-719(3) — the "two concentric walls." The court rejected the dependent approach of Adams v. J.I. Case (a tractor stuck in the repair shop for over a year) because it would make exclusions meaningless. (2) This exclusion </w:t>
+            </w:r>
+            <w:r>
+              <w:rPr>
+                <w:b/>
+                <w:i w:val="0"/>
+                <w:sz w:val="21"/>
+              </w:rPr>
+              <w:t xml:space="preserve">was unconscionable</w:t>
+            </w:r>
+            <w:r>
+              <w:rPr>
+                <w:b w:val="0"/>
+                <w:i w:val="0"/>
+                <w:sz w:val="21"/>
+              </w:rPr>
+              <w:t xml:space="preserve">: a preprinted consumer form with no bargaining power, and </w:t>
+            </w:r>
+            <w:r>
+              <w:rPr>
+                <w:b/>
+                <w:i w:val="0"/>
+                <w:sz w:val="21"/>
+              </w:rPr>
+              <w:t xml:space="preserve">decisively, it wasn't available to her before she signed</w:t>
+            </w:r>
+            <w:r>
+              <w:rPr>
+                <w:b w:val="0"/>
+                <w:i w:val="0"/>
+                <w:sz w:val="21"/>
+              </w:rPr>
+              <w:t xml:space="preserve">. Clear capital letters don't matter if she couldn't see it. Remanded for a new trial on § 2-714(2) damages.</w:t>
+            </w:r>
+          </w:p>
+          <w:p>
+            <w:pPr>
+              <w:spacing w:after="0" w:line="240" w:lineRule="auto"/>
+            </w:pPr>
+            <w:r>
+              <w:rPr>
+                <w:b/>
+                <w:i w:val="0"/>
+                <w:sz w:val="21"/>
+              </w:rPr>
+              <w:t xml:space="preserve">Why it matters:</w:t>
+            </w:r>
+            <w:r>
+              <w:rPr>
+                <w:b w:val="0"/>
+                <w:i w:val="0"/>
+                <w:sz w:val="21"/>
+              </w:rPr>
+              <w:t xml:space="preserve"> shows the two separate tests in § 2-719: </w:t>
+            </w:r>
+            <w:r>
+              <w:rPr>
+                <w:b/>
+                <w:i w:val="0"/>
+                <w:sz w:val="21"/>
+              </w:rPr>
+              <w:t xml:space="preserve">failure of essential purpose</w:t>
+            </w:r>
+            <w:r>
+              <w:rPr>
+                <w:b w:val="0"/>
+                <w:i w:val="0"/>
+                <w:sz w:val="21"/>
+              </w:rPr>
+              <w:t xml:space="preserve"> (for the limited remedy) vs. </w:t>
+            </w:r>
+            <w:r>
+              <w:rPr>
+                <w:b/>
+                <w:i w:val="0"/>
+                <w:sz w:val="21"/>
+              </w:rPr>
+              <w:t xml:space="preserve">unconscionability</w:t>
+            </w:r>
+            <w:r>
+              <w:rPr>
+                <w:b w:val="0"/>
+                <w:i w:val="0"/>
+                <w:sz w:val="21"/>
+              </w:rPr>
+              <w:t xml:space="preserve"> (for the consequential exclusion). Dissent: the ruling burdens manufacturers and discourages written warranties.</w:t>
             </w:r>
           </w:p>
         </w:tc>
@@ -24822,6 +27064,25 @@
           <w:i w:val="0"/>
         </w:rPr>
         <w:t xml:space="preserve"> (R2d § 216).</w:t>
+      </w:r>
+    </w:p>
+    <w:p>
+      <w:pPr>
+        <w:keepNext/>
+      </w:pPr>
+      <w:r>
+        <w:rPr>
+          <w:b/>
+          <w:i w:val="0"/>
+        </w:rPr>
+        <w:t xml:space="preserve">Problem 5-10 — the PER chart</w:t>
+      </w:r>
+      <w:r>
+        <w:rPr>
+          <w:b w:val="0"/>
+          <w:i w:val="0"/>
+        </w:rPr>
+        <w:t xml:space="preserve"> (slides W67-S37, W8-S8):</w:t>
       </w:r>
     </w:p>
     <w:tbl>
@@ -28276,6 +30537,289 @@
         <w:t xml:space="preserve"> applies, but no reason is needed (Santa Fe Custom Shutters v. Home Depot).</w:t>
       </w:r>
     </w:p>
+    <w:p>
+      <w:pPr>
+        <w:spacing w:after="0" w:line="120" w:lineRule="exact"/>
+      </w:pPr>
+      <w:r/>
+    </w:p>
+    <w:tbl>
+      <w:tblPr>
+        <w:tblW w:type="auto" w:w="0"/>
+        <w:tblLook w:firstColumn="1" w:firstRow="1" w:lastColumn="0" w:lastRow="0" w:noHBand="0" w:noVBand="1" w:val="04A0"/>
+        <w:tblW w:w="5000" w:type="pct"/>
+        <w:tblBorders>
+          <w:top w:val="nil"/>
+          <w:left w:val="nil"/>
+          <w:bottom w:val="nil"/>
+          <w:right w:val="nil"/>
+          <w:insideH w:val="nil"/>
+          <w:insideV w:val="nil"/>
+        </w:tblBorders>
+      </w:tblPr>
+      <w:tblGrid>
+        <w:gridCol w:w="10512"/>
+      </w:tblGrid>
+      <w:tr>
+        <w:trPr/>
+        <w:tc>
+          <w:tcPr>
+            <w:tcW w:type="dxa" w:w="10512"/>
+            <w:shd w:val="clear" w:color="auto" w:fill="E6F4F7"/>
+            <w:tcMar>
+              <w:top w:w="70" w:type="dxa"/>
+              <w:bottom w:w="70" w:type="dxa"/>
+              <w:left w:w="140" w:type="dxa"/>
+              <w:right w:w="120" w:type="dxa"/>
+            </w:tcMar>
+            <w:tcBorders>
+              <w:left w:val="single" w:sz="30" w:space="0" w:color="0E7490"/>
+            </w:tcBorders>
+          </w:tcPr>
+          <w:p>
+            <w:pPr>
+              <w:spacing w:after="30" w:line="240" w:lineRule="auto"/>
+            </w:pPr>
+            <w:r>
+              <w:rPr>
+                <w:b/>
+                <w:color w:val="0E7490"/>
+                <w:sz w:val="15"/>
+              </w:rPr>
+              <w:t xml:space="preserve">NOTE CASE   </w:t>
+            </w:r>
+            <w:r>
+              <w:rPr>
+                <w:b/>
+                <w:i w:val="0"/>
+                <w:sz w:val="21"/>
+              </w:rPr>
+              <w:t xml:space="preserve">Santa Fe Custom Shutters &amp; Doors v. Home Depot (N.M. App. 2005) — terminating an at-will supply deal</w:t>
+            </w:r>
+          </w:p>
+          <w:p>
+            <w:pPr>
+              <w:spacing w:after="30" w:line="240" w:lineRule="auto"/>
+            </w:pPr>
+            <w:r>
+              <w:rPr>
+                <w:b/>
+                <w:i w:val="0"/>
+                <w:color w:val="595959"/>
+                <w:sz w:val="18"/>
+              </w:rPr>
+              <w:t xml:space="preserve">Source:</w:t>
+            </w:r>
+            <w:r>
+              <w:rPr>
+                <w:b w:val="0"/>
+                <w:i w:val="0"/>
+                <w:color w:val="595959"/>
+                <w:sz w:val="18"/>
+              </w:rPr>
+              <w:t xml:space="preserve"> note case — the casebook quotes the opinion, pp. 230–232. Not named on the slides; termination is covered at W8-S22.</w:t>
+            </w:r>
+          </w:p>
+          <w:p>
+            <w:pPr>
+              <w:spacing w:after="30" w:line="240" w:lineRule="auto"/>
+            </w:pPr>
+            <w:r>
+              <w:rPr>
+                <w:b/>
+                <w:i w:val="0"/>
+                <w:sz w:val="21"/>
+              </w:rPr>
+              <w:t xml:space="preserve">Facts:</w:t>
+            </w:r>
+            <w:r>
+              <w:rPr>
+                <w:b w:val="0"/>
+                <w:i w:val="0"/>
+                <w:sz w:val="21"/>
+              </w:rPr>
+              <w:t xml:space="preserve"> A shutter manufacturer supplied Home Depot under an </w:t>
+            </w:r>
+            <w:r>
+              <w:rPr>
+                <w:b/>
+                <w:i w:val="0"/>
+                <w:sz w:val="21"/>
+              </w:rPr>
+              <w:t xml:space="preserve">indefinite, at-will arrangement</w:t>
+            </w:r>
+            <w:r>
+              <w:rPr>
+                <w:b w:val="0"/>
+                <w:i w:val="0"/>
+                <w:sz w:val="21"/>
+              </w:rPr>
+              <w:t xml:space="preserve">. Relying on it (and on Home Depot's alleged promises of a profitable partnership and professional marketing), the manufacturer </w:t>
+            </w:r>
+            <w:r>
+              <w:rPr>
+                <w:b/>
+                <w:i w:val="0"/>
+                <w:sz w:val="21"/>
+              </w:rPr>
+              <w:t xml:space="preserve">made enormous up-front investments and took on debt to expand production</w:t>
+            </w:r>
+            <w:r>
+              <w:rPr>
+                <w:b w:val="0"/>
+                <w:i w:val="0"/>
+                <w:sz w:val="21"/>
+              </w:rPr>
+              <w:t xml:space="preserve">. Home Depot </w:t>
+            </w:r>
+            <w:r>
+              <w:rPr>
+                <w:b/>
+                <w:i w:val="0"/>
+                <w:sz w:val="21"/>
+              </w:rPr>
+              <w:t xml:space="preserve">terminated before the investment paid off</w:t>
+            </w:r>
+            <w:r>
+              <w:rPr>
+                <w:b w:val="0"/>
+                <w:i w:val="0"/>
+                <w:sz w:val="21"/>
+              </w:rPr>
+              <w:t xml:space="preserve">, and the trial court awarded five years of lost profits. The manufacturer argued good faith barred the termination.</w:t>
+            </w:r>
+          </w:p>
+          <w:p>
+            <w:pPr>
+              <w:spacing w:after="30" w:line="240" w:lineRule="auto"/>
+            </w:pPr>
+            <w:r>
+              <w:rPr>
+                <w:b/>
+                <w:i w:val="0"/>
+                <w:sz w:val="21"/>
+              </w:rPr>
+              <w:t xml:space="preserve">Held:</w:t>
+            </w:r>
+            <w:r>
+              <w:rPr>
+                <w:b w:val="0"/>
+                <w:i w:val="0"/>
+                <w:sz w:val="21"/>
+              </w:rPr>
+              <w:t xml:space="preserve"> Good faith </w:t>
+            </w:r>
+            <w:r>
+              <w:rPr>
+                <w:b/>
+                <w:i w:val="0"/>
+                <w:sz w:val="21"/>
+              </w:rPr>
+              <w:t xml:space="preserve">applies</w:t>
+            </w:r>
+            <w:r>
+              <w:rPr>
+                <w:b w:val="0"/>
+                <w:i w:val="0"/>
+                <w:sz w:val="21"/>
+              </w:rPr>
+              <w:t xml:space="preserve"> to termination but </w:t>
+            </w:r>
+            <w:r>
+              <w:rPr>
+                <w:b/>
+                <w:i w:val="0"/>
+                <w:sz w:val="21"/>
+              </w:rPr>
+              <w:t xml:space="preserve">doesn't override</w:t>
+            </w:r>
+            <w:r>
+              <w:rPr>
+                <w:b w:val="0"/>
+                <w:i w:val="0"/>
+                <w:sz w:val="21"/>
+              </w:rPr>
+              <w:t xml:space="preserve"> § 2-309(2)'s right to end an indefinite contract "at any time," so the five-year lost-profits award was error. </w:t>
+            </w:r>
+            <w:r>
+              <w:rPr>
+                <w:b/>
+                <w:i w:val="0"/>
+                <w:sz w:val="21"/>
+              </w:rPr>
+              <w:t xml:space="preserve">No good reason is required</w:t>
+            </w:r>
+            <w:r>
+              <w:rPr>
+                <w:b w:val="0"/>
+                <w:i w:val="0"/>
+                <w:sz w:val="21"/>
+              </w:rPr>
+              <w:t xml:space="preserve">, and the contract needn't have run a reasonable time. "The essence of the at-will doctrine is the right … to cease doing business without liability for future profits." Remaining claims: fraud in the inducement, breaches before termination, and </w:t>
+            </w:r>
+            <w:r>
+              <w:rPr>
+                <w:b/>
+                <w:i w:val="0"/>
+                <w:sz w:val="21"/>
+              </w:rPr>
+              <w:t xml:space="preserve">unreasonable notice</w:t>
+            </w:r>
+            <w:r>
+              <w:rPr>
+                <w:b w:val="0"/>
+                <w:i w:val="0"/>
+                <w:sz w:val="21"/>
+              </w:rPr>
+              <w:t xml:space="preserve">.</w:t>
+            </w:r>
+          </w:p>
+          <w:p>
+            <w:pPr>
+              <w:spacing w:after="0" w:line="240" w:lineRule="auto"/>
+            </w:pPr>
+            <w:r>
+              <w:rPr>
+                <w:b/>
+                <w:i w:val="0"/>
+                <w:sz w:val="21"/>
+              </w:rPr>
+              <w:t xml:space="preserve">Why it matters:</w:t>
+            </w:r>
+            <w:r>
+              <w:rPr>
+                <w:b w:val="0"/>
+                <w:i w:val="0"/>
+                <w:sz w:val="21"/>
+              </w:rPr>
+              <w:t xml:space="preserve"> good faith can't contradict an express or statutory right. Termination (§ 2-106(3)) isn't breach — the duty is </w:t>
+            </w:r>
+            <w:r>
+              <w:rPr>
+                <w:b/>
+                <w:i w:val="0"/>
+                <w:sz w:val="21"/>
+              </w:rPr>
+              <w:t xml:space="preserve">reasonable notice</w:t>
+            </w:r>
+            <w:r>
+              <w:rPr>
+                <w:b w:val="0"/>
+                <w:i w:val="0"/>
+                <w:sz w:val="21"/>
+              </w:rPr>
+              <w:t xml:space="preserve"> (enough time to find substitutes).</w:t>
+            </w:r>
+          </w:p>
+        </w:tc>
+      </w:tr>
+    </w:tbl>
+    <w:p>
+      <w:pPr>
+        <w:spacing w:after="0" w:line="120" w:lineRule="exact"/>
+      </w:pPr>
+      <w:r/>
+    </w:p>
     <w:tbl>
       <w:tblPr>
         <w:tblW w:type="auto" w:w="0"/>
@@ -29006,9 +31550,7 @@
         <w:gridCol w:w="10512"/>
       </w:tblGrid>
       <w:tr>
-        <w:trPr>
-          <w:cantSplit w:val="true"/>
-        </w:trPr>
+        <w:trPr/>
         <w:tc>
           <w:tcPr>
             <w:tcW w:type="dxa" w:w="10512"/>
@@ -29033,135 +31575,318 @@
                 <w:color w:val="2E7D32"/>
                 <w:sz w:val="15"/>
               </w:rPr>
-              <w:t xml:space="preserve">CASE   </w:t>
-            </w:r>
-            <w:r>
-              <w:rPr>
-                <w:b/>
-                <w:i w:val="0"/>
-                <w:sz w:val="21"/>
-              </w:rPr>
-              <w:t>Top of Iowa Coop. v. Sime Farms (Iowa 2000):</w:t>
-            </w:r>
-            <w:r>
-              <w:rPr>
-                <w:b w:val="0"/>
-                <w:i w:val="0"/>
-                <w:sz w:val="21"/>
-              </w:rPr>
-              <w:t xml:space="preserve"> an </w:t>
-            </w:r>
-            <w:r>
-              <w:rPr>
-                <w:b/>
-                <w:i w:val="0"/>
-                <w:sz w:val="21"/>
-              </w:rPr>
-              <w:t>inverted grain market</w:t>
-            </w:r>
-            <w:r>
-              <w:rPr>
-                <w:b w:val="0"/>
-                <w:i w:val="0"/>
-                <w:sz w:val="21"/>
-              </w:rPr>
-              <w:t xml:space="preserve"> plus public statements that the contracts might be </w:t>
-            </w:r>
-            <w:r>
-              <w:rPr>
-                <w:b/>
-                <w:i w:val="0"/>
-                <w:sz w:val="21"/>
-              </w:rPr>
-              <w:t>illegal</w:t>
-            </w:r>
-            <w:r>
-              <w:rPr>
-                <w:b w:val="0"/>
-                <w:i w:val="0"/>
-                <w:sz w:val="21"/>
-              </w:rPr>
-              <w:t xml:space="preserve"> (and the farmer's silence) could give </w:t>
-            </w:r>
-            <w:r>
-              <w:rPr>
-                <w:b/>
-                <w:i w:val="0"/>
-                <w:sz w:val="21"/>
-              </w:rPr>
-              <w:t>reasonable grounds</w:t>
-            </w:r>
-            <w:r>
-              <w:rPr>
-                <w:b w:val="0"/>
-                <w:i w:val="0"/>
-                <w:sz w:val="21"/>
-              </w:rPr>
-              <w:t xml:space="preserve"> — grounds need not be specific to the party. The Coop's demand (pay margins or post a letter of credit, and confirm delivery) </w:t>
-            </w:r>
-            <w:r>
-              <w:rPr>
-                <w:b/>
-                <w:i w:val="0"/>
-                <w:sz w:val="21"/>
-              </w:rPr>
-              <w:t>wasn't unreasonable as a matter of law</w:t>
-            </w:r>
-            <w:r>
-              <w:rPr>
-                <w:b w:val="0"/>
-                <w:i w:val="0"/>
-                <w:sz w:val="21"/>
-              </w:rPr>
-              <w:t>: "</w:t>
-            </w:r>
-            <w:r>
-              <w:rPr>
-                <w:b/>
-                <w:i w:val="0"/>
-                <w:sz w:val="21"/>
-              </w:rPr>
-              <w:t>all demands for adequate assurance call for more than was originally promised.</w:t>
-            </w:r>
-            <w:r>
-              <w:rPr>
-                <w:b w:val="0"/>
-                <w:i w:val="0"/>
-                <w:sz w:val="21"/>
-              </w:rPr>
-              <w:t xml:space="preserve">" </w:t>
+              <w:t xml:space="preserve">MAIN CASE ★   </w:t>
+            </w:r>
+            <w:r>
+              <w:rPr>
+                <w:b/>
+                <w:i w:val="0"/>
+                <w:sz w:val="21"/>
+              </w:rPr>
+              <w:t xml:space="preserve">Top of Iowa Cooperative v. Sime Farms, Inc. (Iowa 2000) — § 2-609 adequate assurance</w:t>
+            </w:r>
+          </w:p>
+          <w:p>
+            <w:pPr>
+              <w:spacing w:after="30" w:line="240" w:lineRule="auto"/>
+            </w:pPr>
+            <w:r>
+              <w:rPr>
+                <w:b/>
+                <w:i w:val="0"/>
+                <w:color w:val="595959"/>
+                <w:sz w:val="18"/>
+              </w:rPr>
+              <w:t xml:space="preserve">Source:</w:t>
+            </w:r>
+            <w:r>
+              <w:rPr>
+                <w:b w:val="0"/>
+                <w:i w:val="0"/>
+                <w:color w:val="595959"/>
+                <w:sz w:val="18"/>
+              </w:rPr>
+              <w:t xml:space="preserve"> principal case, casebook pp. 235–243. Slide W8-S26.</w:t>
+            </w:r>
+          </w:p>
+          <w:p>
+            <w:pPr>
+              <w:spacing w:after="30" w:line="240" w:lineRule="auto"/>
+            </w:pPr>
+            <w:r>
+              <w:rPr>
+                <w:b/>
+                <w:i w:val="0"/>
+                <w:sz w:val="21"/>
+              </w:rPr>
+              <w:t xml:space="preserve">Facts:</w:t>
+            </w:r>
+            <w:r>
+              <w:rPr>
+                <w:b w:val="0"/>
+                <w:i w:val="0"/>
+                <w:sz w:val="21"/>
+              </w:rPr>
+              <w:t xml:space="preserve"> Farmer Sime signed </w:t>
+            </w:r>
+            <w:r>
+              <w:rPr>
+                <w:b/>
+                <w:i w:val="0"/>
+                <w:sz w:val="21"/>
+              </w:rPr>
+              <w:t xml:space="preserve">"hedge-to-arrive" corn contracts</w:t>
+            </w:r>
+            <w:r>
+              <w:rPr>
+                <w:b w:val="0"/>
+                <w:i w:val="0"/>
+                <w:sz w:val="21"/>
+              </w:rPr>
+              <w:t xml:space="preserve"> with its grain co-op for 60,000 bushels. The Coop hedged each contract by selling futures, paying margin as prices rose. Sime kept </w:t>
+            </w:r>
+            <w:r>
+              <w:rPr>
+                <w:b/>
+                <w:i w:val="0"/>
+                <w:sz w:val="21"/>
+              </w:rPr>
+              <w:t xml:space="preserve">"rolling" (postponing) delivery</w:t>
+            </w:r>
+            <w:r>
+              <w:rPr>
+                <w:b w:val="0"/>
+                <w:i w:val="0"/>
+                <w:sz w:val="21"/>
+              </w:rPr>
+              <w:t xml:space="preserve"> and sold its 1995 crop elsewhere at high cash prices. By spring 1996 the market had </w:t>
+            </w:r>
+            <w:r>
+              <w:rPr>
+                <w:b/>
+                <w:i w:val="0"/>
+                <w:sz w:val="21"/>
+              </w:rPr>
+              <w:t xml:space="preserve">inverted</w:t>
+            </w:r>
+            <w:r>
+              <w:rPr>
+                <w:b w:val="0"/>
+                <w:i w:val="0"/>
+                <w:sz w:val="21"/>
+              </w:rPr>
+              <w:t xml:space="preserve"> — rolling to December would cost about </w:t>
+            </w:r>
+            <w:r>
+              <w:rPr>
+                <w:b/>
+                <w:i w:val="0"/>
+                <w:sz w:val="21"/>
+              </w:rPr>
+              <w:t xml:space="preserve">$1.30/bushel</w:t>
+            </w:r>
+            <w:r>
+              <w:rPr>
+                <w:b w:val="0"/>
+                <w:i w:val="0"/>
+                <w:sz w:val="21"/>
+              </w:rPr>
+              <w:t xml:space="preserve"> — and Sime had no corn to deliver in July. Sime told the manager he'd get back to the Coop but </w:t>
+            </w:r>
+            <w:r>
+              <w:rPr>
+                <w:b/>
+                <w:i w:val="0"/>
+                <w:sz w:val="21"/>
+              </w:rPr>
+              <w:t xml:space="preserve">never did</w:t>
+            </w:r>
+            <w:r>
+              <w:rPr>
+                <w:b w:val="0"/>
+                <w:i w:val="0"/>
+                <w:sz w:val="21"/>
+              </w:rPr>
+              <w:t xml:space="preserve">. That same month the </w:t>
+            </w:r>
+            <w:r>
+              <w:rPr>
+                <w:b/>
+                <w:i w:val="0"/>
+                <w:sz w:val="21"/>
+              </w:rPr>
+              <w:t xml:space="preserve">Iowa Attorney General said some of these contracts might be illegal</w:t>
+            </w:r>
+            <w:r>
+              <w:rPr>
+                <w:b w:val="0"/>
+                <w:i w:val="0"/>
+                <w:sz w:val="21"/>
+              </w:rPr>
+              <w:t xml:space="preserve">. The Coop wrote demanding, as assurance, (1) payment of margins (or a letter of credit) and (2) a signed promise to deliver; refusal would be treated as repudiation. Sime's lawyer replied that the contracts were illegal and refused.</w:t>
+            </w:r>
+          </w:p>
+          <w:p>
+            <w:pPr>
+              <w:spacing w:after="30" w:line="240" w:lineRule="auto"/>
+            </w:pPr>
+            <w:r>
+              <w:rPr>
+                <w:b/>
+                <w:i w:val="0"/>
+                <w:sz w:val="21"/>
+              </w:rPr>
+              <w:t xml:space="preserve">Held:</w:t>
+            </w:r>
+            <w:r>
+              <w:rPr>
+                <w:b w:val="0"/>
+                <w:i w:val="0"/>
+                <w:sz w:val="21"/>
+              </w:rPr>
+              <w:t xml:space="preserve"> The jury verdict for the Coop was affirmed. (1) </w:t>
+            </w:r>
+            <w:r>
+              <w:rPr>
+                <w:b/>
+                <w:i w:val="0"/>
+                <w:sz w:val="21"/>
+              </w:rPr>
+              <w:t xml:space="preserve">Reasonable grounds</w:t>
+            </w:r>
+            <w:r>
+              <w:rPr>
+                <w:b w:val="0"/>
+                <w:i w:val="0"/>
+                <w:sz w:val="21"/>
+              </w:rPr>
+              <w:t xml:space="preserve"> for insecurity are judged objectively by commercial standards and </w:t>
+            </w:r>
+            <w:r>
+              <w:rPr>
+                <w:b/>
+                <w:i w:val="0"/>
+                <w:sz w:val="21"/>
+              </w:rPr>
+              <w:t xml:space="preserve">need not come from the other party's own conduct</w:t>
+            </w:r>
+            <w:r>
+              <w:rPr>
+                <w:b w:val="0"/>
+                <w:i w:val="0"/>
+                <w:sz w:val="21"/>
+              </w:rPr>
+              <w:t xml:space="preserve">. The inverted market, the AG's statement, and Sime's silence were enough. (2) The demand was </w:t>
+            </w:r>
+            <w:r>
+              <w:rPr>
+                <w:b/>
+                <w:i w:val="0"/>
+                <w:sz w:val="21"/>
+              </w:rPr>
+              <w:t xml:space="preserve">not unreasonable as a matter of law</w:t>
+            </w:r>
+            <w:r>
+              <w:rPr>
+                <w:b w:val="0"/>
+                <w:i w:val="0"/>
+                <w:sz w:val="21"/>
+              </w:rPr>
+              <w:t xml:space="preserve">: "all demands for adequate assurance call for more than was originally promised," and asking for more isn't itself a repudiation (§ 2-610 cmt. 2).</w:t>
+            </w:r>
+          </w:p>
+          <w:p>
+            <w:pPr>
+              <w:spacing w:after="0" w:line="240" w:lineRule="auto"/>
+            </w:pPr>
+            <w:r>
+              <w:rPr>
+                <w:b/>
+                <w:i w:val="0"/>
+                <w:sz w:val="21"/>
+              </w:rPr>
+              <w:t xml:space="preserve">Contrast — PDM v. Brookhaven (7th Cir. 1976)</w:t>
+            </w:r>
+            <w:r>
+              <w:rPr>
+                <w:b w:val="0"/>
+                <w:i w:val="0"/>
+                <w:sz w:val="21"/>
+              </w:rPr>
+              <w:t xml:space="preserve"> (note case; casebook quotes a concurrence, p. 243): PDM would have been "assured" only by Betke's </w:t>
+            </w:r>
+            <w:r>
+              <w:rPr>
+                <w:b/>
+                <w:i w:val="0"/>
+                <w:sz w:val="21"/>
+              </w:rPr>
+              <w:t xml:space="preserve">personal guarantee</w:t>
+            </w:r>
+            <w:r>
+              <w:rPr>
+                <w:b w:val="0"/>
+                <w:i w:val="0"/>
+                <w:sz w:val="21"/>
+              </w:rPr>
+              <w:t xml:space="preserve">, </w:t>
+            </w:r>
+            <w:r>
+              <w:rPr>
+                <w:b/>
+                <w:i w:val="0"/>
+                <w:sz w:val="21"/>
+              </w:rPr>
+              <w:t xml:space="preserve">escrow financing</w:t>
+            </w:r>
+            <w:r>
+              <w:rPr>
+                <w:b w:val="0"/>
+                <w:i w:val="0"/>
+                <w:sz w:val="21"/>
+              </w:rPr>
+              <w:t xml:space="preserve">, or </w:t>
+            </w:r>
+            <w:r>
+              <w:rPr>
+                <w:b/>
+                <w:i w:val="0"/>
+                <w:sz w:val="21"/>
+              </w:rPr>
+              <w:t xml:space="preserve">buying an interest in Brookhaven</w:t>
+            </w:r>
+            <w:r>
+              <w:rPr>
+                <w:b w:val="0"/>
+                <w:i w:val="0"/>
+                <w:sz w:val="21"/>
+              </w:rPr>
+              <w:t xml:space="preserve">. Those demands were more than "adequate assurance" as a matter of law — § 2-609 doesn't let a party </w:t>
+            </w:r>
+            <w:r>
+              <w:rPr>
+                <w:b/>
+                <w:i w:val="0"/>
+                <w:sz w:val="21"/>
+              </w:rPr>
+              <w:t xml:space="preserve">redraft the contract</w:t>
+            </w:r>
+            <w:r>
+              <w:rPr>
+                <w:b w:val="0"/>
+                <w:i w:val="0"/>
+                <w:sz w:val="21"/>
+              </w:rPr>
+              <w:t xml:space="preserve">. </w:t>
             </w:r>
             <w:r>
               <w:rPr>
                 <w:b w:val="0"/>
                 <w:i/>
-                <w:sz w:val="21"/>
-              </w:rPr>
-              <w:t>Contrast</w:t>
-            </w:r>
-            <w:r>
-              <w:rPr>
-                <w:b w:val="0"/>
-                <w:i w:val="0"/>
-                <w:sz w:val="21"/>
-              </w:rPr>
-              <w:t xml:space="preserve"> PDM v. Brookhaven: § 2-609 doesn't let a party </w:t>
-            </w:r>
-            <w:r>
-              <w:rPr>
-                <w:b/>
-                <w:i w:val="0"/>
-                <w:sz w:val="21"/>
-              </w:rPr>
-              <w:t>redraft the contract</w:t>
-            </w:r>
-            <w:r>
-              <w:rPr>
-                <w:b w:val="0"/>
-                <w:i w:val="0"/>
-                <w:sz w:val="21"/>
-              </w:rPr>
-              <w:t xml:space="preserve"> (personal guarantee, escrow, ownership stake = too much).</w:t>
+                <w:color w:val="B45309"/>
+                <w:sz w:val="21"/>
+              </w:rPr>
+              <w:t xml:space="preserve">Outside class materials: PDM was building a water-storage tank for Brookhaven and acted on reports that Brookhaven's financing might fall through.</w:t>
             </w:r>
           </w:p>
         </w:tc>
@@ -31387,59 +34112,74 @@
       </w:pPr>
       <w:r>
         <w:rPr>
-          <w:b/>
-          <w:i w:val="0"/>
-        </w:rPr>
-        <w:t>Buyer's excuse:</w:t>
-      </w:r>
-      <w:r>
-        <w:rPr>
           <w:b w:val="0"/>
           <w:i w:val="0"/>
         </w:rPr>
-        <w:t xml:space="preserve"> common-law </w:t>
-      </w:r>
-      <w:r>
-        <w:rPr>
-          <w:b/>
-          <w:i w:val="0"/>
-        </w:rPr>
-        <w:t>frustration of purpose</w:t>
+        <w:t xml:space="preserve">Buyer's excuse: common-law frustration of purpose (§ 1-103(b); R2d § 265); § 2-615 cmt. 9 — a supply contract tied to a specific construction venture may excuse the buyer. </w:t>
+      </w:r>
+      <w:r>
+        <w:rPr>
+          <w:b/>
+          <w:i w:val="0"/>
+        </w:rPr>
+        <w:t xml:space="preserve">NIPSCO v. Carbon County Coal (7th Cir. 1986, Posner)</w:t>
       </w:r>
       <w:r>
         <w:rPr>
           <w:b w:val="0"/>
           <w:i w:val="0"/>
         </w:rPr>
-        <w:t xml:space="preserve"> (§ 1-103(b); R2d § 265); § 2-615 cmt. 9 — a supply contract tied to a </w:t>
-      </w:r>
-      <w:r>
-        <w:rPr>
-          <w:b/>
-          <w:i w:val="0"/>
-        </w:rPr>
-        <w:t>specific construction venture</w:t>
+        <w:t xml:space="preserve"> (note case; the casebook quotes it, p. 256): a </w:t>
+      </w:r>
+      <w:r>
+        <w:rPr>
+          <w:b/>
+          <w:i w:val="0"/>
+        </w:rPr>
+        <w:t xml:space="preserve">fixed-price</w:t>
       </w:r>
       <w:r>
         <w:rPr>
           <w:b w:val="0"/>
           <w:i w:val="0"/>
         </w:rPr>
-        <w:t xml:space="preserve"> may excuse the buyer. A </w:t>
-      </w:r>
-      <w:r>
-        <w:rPr>
-          <w:b/>
-          <w:i w:val="0"/>
-        </w:rPr>
-        <w:t>fixed-price</w:t>
+        <w:t xml:space="preserve"> contract (there, with a price floor and escalation) assigns the risk of market </w:t>
+      </w:r>
+      <w:r>
+        <w:rPr>
+          <w:b/>
+          <w:i w:val="0"/>
+        </w:rPr>
+        <w:t xml:space="preserve">increases to the seller</w:t>
       </w:r>
       <w:r>
         <w:rPr>
           <w:b w:val="0"/>
           <w:i w:val="0"/>
         </w:rPr>
-        <w:t xml:space="preserve"> contract puts market-drop risk on the buyer (Posner, NIPSCO).</w:t>
+        <w:t xml:space="preserve"> and </w:t>
+      </w:r>
+      <w:r>
+        <w:rPr>
+          <w:b/>
+          <w:i w:val="0"/>
+        </w:rPr>
+        <w:t xml:space="preserve">decreases to the buyer</w:t>
+      </w:r>
+      <w:r>
+        <w:rPr>
+          <w:b w:val="0"/>
+          <w:i w:val="0"/>
+        </w:rPr>
+        <w:t xml:space="preserve">; a buyer that misforecasts the market "has only himself to blame" and can't walk away when costs drop steeply. </w:t>
+      </w:r>
+      <w:r>
+        <w:rPr>
+          <w:b w:val="0"/>
+          <w:i/>
+          <w:color w:val="B45309"/>
+        </w:rPr>
+        <w:t xml:space="preserve">Outside class materials: NIPSCO was an Indiana electric utility locked into a 20-year coal contract; regulators wouldn't let it pass fuel costs through when cheaper power was available.</w:t>
       </w:r>
     </w:p>
     <w:tbl>
@@ -34031,6 +36771,75 @@
         <w:spacing w:after="0" w:line="100" w:lineRule="exact"/>
       </w:pPr>
     </w:p>
+    <w:p>
+      <w:pPr>
+        <w:pStyle w:val="ListBullet"/>
+      </w:pPr>
+      <w:r>
+        <w:rPr>
+          <w:b w:val="0"/>
+          <w:i w:val="0"/>
+        </w:rPr>
+        <w:t xml:space="preserve">Cases below are grouped by tier: </w:t>
+      </w:r>
+      <w:r>
+        <w:rPr>
+          <w:b/>
+          <w:i w:val="0"/>
+        </w:rPr>
+        <w:t xml:space="preserve">main cases</w:t>
+      </w:r>
+      <w:r>
+        <w:rPr>
+          <w:b w:val="0"/>
+          <w:i w:val="0"/>
+        </w:rPr>
+        <w:t xml:space="preserve"> (opinion in the casebook) first, then </w:t>
+      </w:r>
+      <w:r>
+        <w:rPr>
+          <w:b/>
+          <w:i w:val="0"/>
+        </w:rPr>
+        <w:t xml:space="preserve">note cases</w:t>
+      </w:r>
+      <w:r>
+        <w:rPr>
+          <w:b w:val="0"/>
+          <w:i w:val="0"/>
+        </w:rPr>
+        <w:t xml:space="preserve">, then </w:t>
+      </w:r>
+      <w:r>
+        <w:rPr>
+          <w:b/>
+          <w:i w:val="0"/>
+        </w:rPr>
+        <w:t xml:space="preserve">cited-only</w:t>
+      </w:r>
+      <w:r>
+        <w:rPr>
+          <w:b w:val="0"/>
+          <w:i w:val="0"/>
+        </w:rPr>
+        <w:t xml:space="preserve"> cases. ★ = own slide. </w:t>
+      </w:r>
+      <w:r>
+        <w:rPr>
+          <w:b w:val="0"/>
+          <w:i/>
+          <w:color w:val="B45309"/>
+        </w:rPr>
+        <w:t xml:space="preserve">Orange italic</w:t>
+      </w:r>
+      <w:r>
+        <w:rPr>
+          <w:b w:val="0"/>
+          <w:i w:val="0"/>
+        </w:rPr>
+        <w:t xml:space="preserve"> = outside the class materials.</w:t>
+      </w:r>
+    </w:p>
     <w:tbl>
       <w:tblPr>
         <w:tblStyle w:val="TableGrid"/>
@@ -34105,7 +36914,7 @@
                 <w:color w:val="FFFFFF"/>
                 <w:sz w:val="20"/>
               </w:rPr>
-              <w:t>Holding in a line</w:t>
+              <w:t xml:space="preserve">Key facts → holding</w:t>
             </w:r>
           </w:p>
         </w:tc>
@@ -34134,7 +36943,16 @@
                 <w:i w:val="0"/>
                 <w:sz w:val="20"/>
               </w:rPr>
-              <w:t>Daitom v. Pennwalt</w:t>
+              <w:t xml:space="preserve">Daitom v. Pennwalt</w:t>
+            </w:r>
+            <w:r>
+              <w:rPr>
+                <w:b/>
+                <w:i w:val="0"/>
+                <w:color w:val="2E7D32"/>
+                <w:sz w:val="14"/>
+              </w:rPr>
+              <w:t xml:space="preserve">  MAIN CASE</w:t>
             </w:r>
           </w:p>
         </w:tc>
@@ -34158,23 +36976,23 @@
                 <w:i w:val="0"/>
                 <w:sz w:val="20"/>
               </w:rPr>
-              <w:t xml:space="preserve">"Expressly conditional" needs a clear refusal to proceed; conflicting terms </w:t>
-            </w:r>
-            <w:r>
-              <w:rPr>
-                <w:b/>
-                <w:i w:val="0"/>
-                <w:sz w:val="20"/>
-              </w:rPr>
-              <w:t>knock out</w:t>
-            </w:r>
-            <w:r>
-              <w:rPr>
-                <w:b w:val="0"/>
-                <w:i w:val="0"/>
-                <w:sz w:val="20"/>
-              </w:rPr>
-              <w:t xml:space="preserve"> → gap fillers</w:t>
+              <w:t xml:space="preserve">Seller's offer had a 1-year suit limit; buyer's PO reserved all legal remedies; dryers sat crated a year → PO was an acceptance (not "expressly conditional"); conflicting terms </w:t>
+            </w:r>
+            <w:r>
+              <w:rPr>
+                <w:b/>
+                <w:i w:val="0"/>
+                <w:sz w:val="20"/>
+              </w:rPr>
+              <w:t xml:space="preserve">knock out</w:t>
+            </w:r>
+            <w:r>
+              <w:rPr>
+                <w:b w:val="0"/>
+                <w:i w:val="0"/>
+                <w:sz w:val="20"/>
+              </w:rPr>
+              <w:t xml:space="preserve"> → § 2-725's 4 years</w:t>
             </w:r>
           </w:p>
         </w:tc>
@@ -34204,7 +37022,16 @@
                 <w:i w:val="0"/>
                 <w:sz w:val="20"/>
               </w:rPr>
-              <w:t>Casazza v. Kiser</w:t>
+              <w:t xml:space="preserve">Casazza v. Kiser</w:t>
+            </w:r>
+            <w:r>
+              <w:rPr>
+                <w:b/>
+                <w:i w:val="0"/>
+                <w:color w:val="2E7D32"/>
+                <w:sz w:val="14"/>
+              </w:rPr>
+              <w:t xml:space="preserve">  MAIN CASE</w:t>
             </w:r>
           </w:p>
         </w:tc>
@@ -34229,7 +37056,7 @@
                 <w:i w:val="0"/>
                 <w:sz w:val="20"/>
               </w:rPr>
-              <w:t>No signed writing, no part performance, no admission; promissory estoppel didn't avoid the SOF</w:t>
+              <w:t xml:space="preserve">Oral $200,000 deal for a 52-ft sailboat; seller signed only a software license → accepting software isn't part performance (not one commercial unit); no signed writing; hoped-for admission and promissory estoppel fail</w:t>
             </w:r>
           </w:p>
         </w:tc>
@@ -34258,7 +37085,16 @@
                 <w:i w:val="0"/>
                 <w:sz w:val="20"/>
               </w:rPr>
-              <w:t>Market Street v. Frey</w:t>
+              <w:t xml:space="preserve">Market Street v. Frey</w:t>
+            </w:r>
+            <w:r>
+              <w:rPr>
+                <w:b/>
+                <w:i w:val="0"/>
+                <w:color w:val="2E7D32"/>
+                <w:sz w:val="14"/>
+              </w:rPr>
+              <w:t xml:space="preserve">  MAIN CASE</w:t>
             </w:r>
           </w:p>
         </w:tc>
@@ -34282,7 +37118,23 @@
                 <w:i w:val="0"/>
                 <w:sz w:val="20"/>
               </w:rPr>
-              <w:t>Exploiting a partner's oversight during performance violates good faith</w:t>
+              <w:t xml:space="preserve">Tenant asked landlord for financing without flagging the cheap buy-back clause the landlord overlooked → deliberately exploiting a partner's oversight during </w:t>
+            </w:r>
+            <w:r>
+              <w:rPr>
+                <w:b/>
+                <w:i w:val="0"/>
+                <w:sz w:val="20"/>
+              </w:rPr>
+              <w:t xml:space="preserve">performance</w:t>
+            </w:r>
+            <w:r>
+              <w:rPr>
+                <w:b w:val="0"/>
+                <w:i w:val="0"/>
+                <w:sz w:val="20"/>
+              </w:rPr>
+              <w:t xml:space="preserve"> = bad faith</w:t>
             </w:r>
           </w:p>
         </w:tc>
@@ -34312,7 +37164,16 @@
                 <w:i w:val="0"/>
                 <w:sz w:val="20"/>
               </w:rPr>
-              <w:t>Roth Steel v. Sharon Steel</w:t>
+              <w:t xml:space="preserve">Roth Steel v. Sharon Steel</w:t>
+            </w:r>
+            <w:r>
+              <w:rPr>
+                <w:b/>
+                <w:i w:val="0"/>
+                <w:color w:val="2E7D32"/>
+                <w:sz w:val="14"/>
+              </w:rPr>
+              <w:t xml:space="preserve">  MAIN CASE ★</w:t>
             </w:r>
           </w:p>
         </w:tc>
@@ -34337,23 +37198,7 @@
                 <w:i w:val="0"/>
                 <w:sz w:val="20"/>
               </w:rPr>
-              <w:t xml:space="preserve">Modification needs objective reason </w:t>
-            </w:r>
-            <w:r>
-              <w:rPr>
-                <w:b/>
-                <w:i w:val="0"/>
-                <w:sz w:val="20"/>
-              </w:rPr>
-              <w:t>and</w:t>
-            </w:r>
-            <w:r>
-              <w:rPr>
-                <w:b w:val="0"/>
-                <w:i w:val="0"/>
-                <w:sz w:val="20"/>
-              </w:rPr>
-              <w:t xml:space="preserve"> honesty; coercion = bad faith</w:t>
+              <w:t xml:space="preserve">Steel market boomed; seller losing money threatened to stop shipping unless buyer paid more → objective reason ✓ but coercion = no honesty in fact → modification void</w:t>
             </w:r>
           </w:p>
         </w:tc>
@@ -34382,7 +37227,16 @@
                 <w:i w:val="0"/>
                 <w:sz w:val="20"/>
               </w:rPr>
-              <w:t>Rogath v. Siebenmann</w:t>
+              <w:t xml:space="preserve">Rogath v. Siebenmann</w:t>
+            </w:r>
+            <w:r>
+              <w:rPr>
+                <w:b/>
+                <w:i w:val="0"/>
+                <w:color w:val="2E7D32"/>
+                <w:sz w:val="14"/>
+              </w:rPr>
+              <w:t xml:space="preserve">  MAIN CASE ★</w:t>
             </w:r>
           </w:p>
         </w:tc>
@@ -34406,15 +37260,31 @@
                 <w:i w:val="0"/>
                 <w:sz w:val="20"/>
               </w:rPr>
-              <w:t xml:space="preserve">Buyer buys the seller's promise; waiver only if buyer learned the falsity </w:t>
-            </w:r>
-            <w:r>
-              <w:rPr>
-                <w:b/>
-                <w:i w:val="0"/>
-                <w:sz w:val="20"/>
-              </w:rPr>
-              <w:t>from the seller</w:t>
+              <w:t xml:space="preserve">Seller warranted a "Bacon" painting authentic while knowing of doubts → buyer buys the seller's </w:t>
+            </w:r>
+            <w:r>
+              <w:rPr>
+                <w:b/>
+                <w:i w:val="0"/>
+                <w:sz w:val="20"/>
+              </w:rPr>
+              <w:t xml:space="preserve">promise</w:t>
+            </w:r>
+            <w:r>
+              <w:rPr>
+                <w:b w:val="0"/>
+                <w:i w:val="0"/>
+                <w:sz w:val="20"/>
+              </w:rPr>
+              <w:t xml:space="preserve">; waiver only if the buyer learned of the falsity </w:t>
+            </w:r>
+            <w:r>
+              <w:rPr>
+                <w:b/>
+                <w:i w:val="0"/>
+                <w:sz w:val="20"/>
+              </w:rPr>
+              <w:t xml:space="preserve">from the seller</w:t>
             </w:r>
           </w:p>
         </w:tc>
@@ -34444,7 +37314,16 @@
                 <w:i w:val="0"/>
                 <w:sz w:val="20"/>
               </w:rPr>
-              <w:t>Webster v. Blue Ship Tea Room</w:t>
+              <w:t xml:space="preserve">Razor v. Hyundai</w:t>
+            </w:r>
+            <w:r>
+              <w:rPr>
+                <w:b/>
+                <w:i w:val="0"/>
+                <w:color w:val="2E7D32"/>
+                <w:sz w:val="14"/>
+              </w:rPr>
+              <w:t xml:space="preserve">  MAIN CASE ★</w:t>
             </w:r>
           </w:p>
         </w:tc>
@@ -34469,7 +37348,7 @@
                 <w:i w:val="0"/>
                 <w:sz w:val="20"/>
               </w:rPr>
-              <w:t>Fish bone in chowder isn't a breach (foreign-natural test)</w:t>
+              <w:t xml:space="preserve">Sonata never fixed; consequential exclusion hidden in the glove-box manual → independent approach, but the exclusion was unconscionable</w:t>
             </w:r>
           </w:p>
         </w:tc>
@@ -34498,7 +37377,16 @@
                 <w:i w:val="0"/>
                 <w:sz w:val="20"/>
               </w:rPr>
-              <w:t>Ingram River v. Pott</w:t>
+              <w:t xml:space="preserve">Top of Iowa v. Sime Farms</w:t>
+            </w:r>
+            <w:r>
+              <w:rPr>
+                <w:b/>
+                <w:i w:val="0"/>
+                <w:color w:val="2E7D32"/>
+                <w:sz w:val="14"/>
+              </w:rPr>
+              <w:t xml:space="preserve">  MAIN CASE ★</w:t>
             </w:r>
           </w:p>
         </w:tc>
@@ -34522,7 +37410,7 @@
                 <w:i w:val="0"/>
                 <w:sz w:val="20"/>
               </w:rPr>
-              <w:t>A particular purpose need not be unique</w:t>
+              <w:t xml:space="preserve">Farmer kept rolling corn deliveries into an inverted market; AG questioned legality; farmer went silent → reasonable insecurity; demanding margin/LOC + a delivery promise wasn't per se a repudiation</w:t>
             </w:r>
           </w:p>
         </w:tc>
@@ -34552,7 +37440,16 @@
                 <w:i w:val="0"/>
                 <w:sz w:val="20"/>
               </w:rPr>
-              <w:t>Mathis v. Exxon</w:t>
+              <w:t xml:space="preserve">Mathis v. Exxon</w:t>
+            </w:r>
+            <w:r>
+              <w:rPr>
+                <w:b/>
+                <w:i w:val="0"/>
+                <w:color w:val="0E7490"/>
+                <w:sz w:val="14"/>
+              </w:rPr>
+              <w:t xml:space="preserve">  NOTE CASE ★</w:t>
             </w:r>
           </w:p>
         </w:tc>
@@ -34577,7 +37474,7 @@
                 <w:i w:val="0"/>
                 <w:sz w:val="20"/>
               </w:rPr>
-              <w:t>Subjective bad faith can defeat the posted-price safe harbor (minority view)</w:t>
+              <w:t xml:space="preserve">Exxon set dealers' gas price to push them out for company stores → subjective bad faith defeats the posted-price safe harbor (minority; HRN/Autry contra)</w:t>
             </w:r>
           </w:p>
         </w:tc>
@@ -34606,7 +37503,16 @@
                 <w:i w:val="0"/>
                 <w:sz w:val="20"/>
               </w:rPr>
-              <w:t>Orange &amp; Rockland v. Amerada Hess</w:t>
+              <w:t xml:space="preserve">Anthony Pools v. Sheehan</w:t>
+            </w:r>
+            <w:r>
+              <w:rPr>
+                <w:b/>
+                <w:i w:val="0"/>
+                <w:color w:val="0E7490"/>
+                <w:sz w:val="14"/>
+              </w:rPr>
+              <w:t xml:space="preserve">  NOTE CASE</w:t>
             </w:r>
           </w:p>
         </w:tc>
@@ -34630,7 +37536,7 @@
                 <w:i w:val="0"/>
                 <w:sz w:val="20"/>
               </w:rPr>
-              <w:t>Doubling requirements to resell in a rising market is disproportionate</w:t>
+              <w:t xml:space="preserve">Unmerchantable diving board supplied under a services-predominant pool contract caused injuries → the claim concerned goods, so the Art. 2 warranty applied (gravamen test)</w:t>
             </w:r>
           </w:p>
         </w:tc>
@@ -34660,7 +37566,16 @@
                 <w:i w:val="0"/>
                 <w:sz w:val="20"/>
               </w:rPr>
-              <w:t>Windows v. Jordan Panel</w:t>
+              <w:t xml:space="preserve">Ingram River v. Pott</w:t>
+            </w:r>
+            <w:r>
+              <w:rPr>
+                <w:b/>
+                <w:i w:val="0"/>
+                <w:color w:val="0E7490"/>
+                <w:sz w:val="14"/>
+              </w:rPr>
+              <w:t xml:space="preserve">  NOTE CASE</w:t>
             </w:r>
           </w:p>
         </w:tc>
@@ -34685,7 +37600,7 @@
                 <w:i w:val="0"/>
                 <w:sz w:val="20"/>
               </w:rPr>
-              <w:t>"Delivered to" = shipment contract; carrier-caused loss stays with buyer</w:t>
+              <w:t xml:space="preserve">Heating-coil barges to carry and heat heavy oil in cold climates → particular purpose need not be unique, just different from customary use (fact question)</w:t>
             </w:r>
           </w:p>
         </w:tc>
@@ -34714,7 +37629,16 @@
                 <w:i w:val="0"/>
                 <w:sz w:val="20"/>
               </w:rPr>
-              <w:t>Razor v. Hyundai</w:t>
+              <w:t xml:space="preserve">Orange &amp; Rockland v. Amerada Hess</w:t>
+            </w:r>
+            <w:r>
+              <w:rPr>
+                <w:b/>
+                <w:i w:val="0"/>
+                <w:color w:val="0E7490"/>
+                <w:sz w:val="14"/>
+              </w:rPr>
+              <w:t xml:space="preserve">  NOTE CASE</w:t>
             </w:r>
           </w:p>
         </w:tc>
@@ -34738,7 +37662,7 @@
                 <w:i w:val="0"/>
                 <w:sz w:val="20"/>
               </w:rPr>
-              <w:t>Independent approach; glove-box exclusion unconscionable</w:t>
+              <w:t xml:space="preserve">Buyer doubled its oil "requirements" to sell the extra in the market, though the estimates assumed burning it for its own customers → unreasonably disproportionate</w:t>
             </w:r>
           </w:p>
         </w:tc>
@@ -34768,7 +37692,16 @@
                 <w:i w:val="0"/>
                 <w:sz w:val="20"/>
               </w:rPr>
-              <w:t>Top of Iowa v. Sime Farms</w:t>
+              <w:t xml:space="preserve">PDM v. Brookhaven</w:t>
+            </w:r>
+            <w:r>
+              <w:rPr>
+                <w:b/>
+                <w:i w:val="0"/>
+                <w:color w:val="0E7490"/>
+                <w:sz w:val="14"/>
+              </w:rPr>
+              <w:t xml:space="preserve">  NOTE CASE</w:t>
             </w:r>
           </w:p>
         </w:tc>
@@ -34793,7 +37726,7 @@
                 <w:i w:val="0"/>
                 <w:sz w:val="20"/>
               </w:rPr>
-              <w:t>Market-wide grounds can justify insecurity; demanding more than the contract isn't per se repudiation</w:t>
+              <w:t xml:space="preserve">As "assurance," PDM demanded the owner's personal guarantee, escrow financing, or an ownership stake → more than adequate assurance; § 2-609 can't redraft the deal</w:t>
             </w:r>
           </w:p>
         </w:tc>
@@ -34822,7 +37755,16 @@
                 <w:i w:val="0"/>
                 <w:sz w:val="20"/>
               </w:rPr>
-              <w:t>Santa Fe Shutters v. Home Depot</w:t>
+              <w:t xml:space="preserve">Santa Fe Shutters v. Home Depot</w:t>
+            </w:r>
+            <w:r>
+              <w:rPr>
+                <w:b/>
+                <w:i w:val="0"/>
+                <w:color w:val="0E7490"/>
+                <w:sz w:val="14"/>
+              </w:rPr>
+              <w:t xml:space="preserve">  NOTE CASE</w:t>
             </w:r>
           </w:p>
         </w:tc>
@@ -34846,7 +37788,215 @@
                 <w:i w:val="0"/>
                 <w:sz w:val="20"/>
               </w:rPr>
-              <w:t>Good faith doesn't override at-will termination with reasonable notice</w:t>
+              <w:t xml:space="preserve">Supplier invested heavily on an at-will deal; Home Depot terminated → good faith doesn't override the right to terminate with reasonable notice</w:t>
+            </w:r>
+          </w:p>
+        </w:tc>
+      </w:tr>
+      <w:tr>
+        <w:trPr>
+          <w:cantSplit w:val="true"/>
+        </w:trPr>
+        <w:tc>
+          <w:tcPr>
+            <w:tcW w:type="dxa" w:w="3200"/>
+            <w:tcMar>
+              <w:top w:w="30" w:type="dxa"/>
+              <w:bottom w:w="30" w:type="dxa"/>
+              <w:left w:w="80" w:type="dxa"/>
+              <w:right w:w="80" w:type="dxa"/>
+            </w:tcMar>
+            <w:shd w:val="clear" w:color="auto" w:fill="F2F6FB"/>
+          </w:tcPr>
+          <w:p>
+            <w:pPr>
+              <w:spacing w:after="0" w:line="240" w:lineRule="auto"/>
+            </w:pPr>
+            <w:r>
+              <w:rPr>
+                <w:b/>
+                <w:i w:val="0"/>
+                <w:sz w:val="20"/>
+              </w:rPr>
+              <w:t xml:space="preserve">NIPSCO v. Carbon County Coal</w:t>
+            </w:r>
+            <w:r>
+              <w:rPr>
+                <w:b/>
+                <w:i w:val="0"/>
+                <w:color w:val="0E7490"/>
+                <w:sz w:val="14"/>
+              </w:rPr>
+              <w:t xml:space="preserve">  NOTE CASE</w:t>
+            </w:r>
+          </w:p>
+        </w:tc>
+        <w:tc>
+          <w:tcPr>
+            <w:tcW w:type="dxa" w:w="7312"/>
+            <w:tcMar>
+              <w:top w:w="30" w:type="dxa"/>
+              <w:bottom w:w="30" w:type="dxa"/>
+              <w:left w:w="80" w:type="dxa"/>
+              <w:right w:w="80" w:type="dxa"/>
+            </w:tcMar>
+            <w:shd w:val="clear" w:color="auto" w:fill="F2F6FB"/>
+          </w:tcPr>
+          <w:p>
+            <w:pPr>
+              <w:spacing w:after="0" w:line="240" w:lineRule="auto"/>
+            </w:pPr>
+            <w:r>
+              <w:rPr>
+                <w:b w:val="0"/>
+                <w:i w:val="0"/>
+                <w:sz w:val="20"/>
+              </w:rPr>
+              <w:t xml:space="preserve">Buyer locked into a fixed-price (floor + escalation) contract when costs fell → no excuse; fixed price puts market-drop risk on the buyer</w:t>
+            </w:r>
+          </w:p>
+        </w:tc>
+      </w:tr>
+      <w:tr>
+        <w:trPr>
+          <w:cantSplit w:val="true"/>
+        </w:trPr>
+        <w:tc>
+          <w:tcPr>
+            <w:tcW w:type="dxa" w:w="3200"/>
+            <w:tcMar>
+              <w:top w:w="30" w:type="dxa"/>
+              <w:bottom w:w="30" w:type="dxa"/>
+              <w:left w:w="80" w:type="dxa"/>
+              <w:right w:w="80" w:type="dxa"/>
+            </w:tcMar>
+          </w:tcPr>
+          <w:p>
+            <w:pPr>
+              <w:spacing w:after="0" w:line="240" w:lineRule="auto"/>
+            </w:pPr>
+            <w:r>
+              <w:rPr>
+                <w:b/>
+                <w:i w:val="0"/>
+                <w:sz w:val="20"/>
+              </w:rPr>
+              <w:t xml:space="preserve">Webster v. Blue Ship Tea Room</w:t>
+            </w:r>
+            <w:r>
+              <w:rPr>
+                <w:b/>
+                <w:i w:val="0"/>
+                <w:color w:val="6B7280"/>
+                <w:sz w:val="14"/>
+              </w:rPr>
+              <w:t xml:space="preserve">  CITED ONLY</w:t>
+            </w:r>
+          </w:p>
+        </w:tc>
+        <w:tc>
+          <w:tcPr>
+            <w:tcW w:type="dxa" w:w="7312"/>
+            <w:tcMar>
+              <w:top w:w="30" w:type="dxa"/>
+              <w:bottom w:w="30" w:type="dxa"/>
+              <w:left w:w="80" w:type="dxa"/>
+              <w:right w:w="80" w:type="dxa"/>
+            </w:tcMar>
+          </w:tcPr>
+          <w:p>
+            <w:pPr>
+              <w:spacing w:after="0" w:line="240" w:lineRule="auto"/>
+            </w:pPr>
+            <w:r>
+              <w:rPr>
+                <w:b w:val="0"/>
+                <w:i w:val="0"/>
+                <w:sz w:val="20"/>
+              </w:rPr>
+              <w:t xml:space="preserve">Cited in Problem 3-10(b). </w:t>
+            </w:r>
+            <w:r>
+              <w:rPr>
+                <w:b w:val="0"/>
+                <w:i/>
+                <w:color w:val="B45309"/>
+                <w:sz w:val="20"/>
+              </w:rPr>
+              <w:t xml:space="preserve">Outside: bone from fish chowder lodged in diner's throat → bones expected in chowder → no breach</w:t>
+            </w:r>
+          </w:p>
+        </w:tc>
+      </w:tr>
+      <w:tr>
+        <w:trPr>
+          <w:cantSplit w:val="true"/>
+        </w:trPr>
+        <w:tc>
+          <w:tcPr>
+            <w:tcW w:type="dxa" w:w="3200"/>
+            <w:tcMar>
+              <w:top w:w="30" w:type="dxa"/>
+              <w:bottom w:w="30" w:type="dxa"/>
+              <w:left w:w="80" w:type="dxa"/>
+              <w:right w:w="80" w:type="dxa"/>
+            </w:tcMar>
+            <w:shd w:val="clear" w:color="auto" w:fill="F2F6FB"/>
+          </w:tcPr>
+          <w:p>
+            <w:pPr>
+              <w:spacing w:after="0" w:line="240" w:lineRule="auto"/>
+            </w:pPr>
+            <w:r>
+              <w:rPr>
+                <w:b/>
+                <w:i w:val="0"/>
+                <w:sz w:val="20"/>
+              </w:rPr>
+              <w:t xml:space="preserve">Windows v. Jordan Panel</w:t>
+            </w:r>
+            <w:r>
+              <w:rPr>
+                <w:b/>
+                <w:i w:val="0"/>
+                <w:color w:val="6B7280"/>
+                <w:sz w:val="14"/>
+              </w:rPr>
+              <w:t xml:space="preserve">  CITED ONLY</w:t>
+            </w:r>
+          </w:p>
+        </w:tc>
+        <w:tc>
+          <w:tcPr>
+            <w:tcW w:type="dxa" w:w="7312"/>
+            <w:tcMar>
+              <w:top w:w="30" w:type="dxa"/>
+              <w:bottom w:w="30" w:type="dxa"/>
+              <w:left w:w="80" w:type="dxa"/>
+              <w:right w:w="80" w:type="dxa"/>
+            </w:tcMar>
+            <w:shd w:val="clear" w:color="auto" w:fill="F2F6FB"/>
+          </w:tcPr>
+          <w:p>
+            <w:pPr>
+              <w:spacing w:after="0" w:line="240" w:lineRule="auto"/>
+            </w:pPr>
+            <w:r>
+              <w:rPr>
+                <w:b w:val="0"/>
+                <w:i w:val="0"/>
+                <w:sz w:val="20"/>
+              </w:rPr>
+              <w:t xml:space="preserve">Cited in Problem 4-7 ("delivered to" a NY site; windows damaged in transit). </w:t>
+            </w:r>
+            <w:r>
+              <w:rPr>
+                <w:b w:val="0"/>
+                <w:i/>
+                <w:color w:val="B45309"/>
+                <w:sz w:val="20"/>
+              </w:rPr>
+              <w:t xml:space="preserve">Outside: carrier's truck crashed → shipment contract; packing didn't cause the loss → risk on buyer</w:t>
             </w:r>
           </w:p>
         </w:tc>

--- a/content/Sales and Leases/Sales_and_Leases_Week10_Condensed_Outline.docx
+++ b/content/Sales and Leases/Sales_and_Leases_Week10_Condensed_Outline.docx
@@ -56,7 +56,7 @@
                 <w:color w:val="D6E4F5"/>
                 <w:sz w:val="22"/>
               </w:rPr>
-              <w:t>Condensed Outline · Weeks 1–8 · Sepinuck Chs. 1–6 · UCC Articles 1 &amp; 2</w:t>
+              <w:t xml:space="preserve">Condensed Outline · Weeks 1–8 · Sepinuck Chs. 1–6 · Uniform Commercial Code (UCC) Articles 1 &amp; 2</w:t>
             </w:r>
           </w:p>
           <w:p>
@@ -292,7 +292,7 @@
                 <w:i w:val="0"/>
                 <w:sz w:val="21"/>
               </w:rPr>
-              <w:t xml:space="preserve"> Express terms → CoP/CoD/UoT (§ 1-303) → express warranties (§ 2-313) → gap fillers → disclaimers/remedy limits → parol evidence rule (§ 2-202).</w:t>
+              <w:t xml:space="preserve"> Express terms → course of performance (CoP) / course of dealing (CoD) / usage of trade (UoT) (§ 1-303) → express warranties (§ 2-313) → gap fillers → disclaimers/remedy limits → parol evidence rule (§ 2-202).</w:t>
             </w:r>
           </w:p>
           <w:p>
@@ -322,7 +322,7 @@
                 <w:i w:val="0"/>
                 <w:sz w:val="21"/>
               </w:rPr>
-              <w:t xml:space="preserve"> Modification · SOF/NOM · waiver · estoppel · course of performance.</w:t>
+              <w:t xml:space="preserve"> Modification · statute of frauds (SOF) / no-oral-modification (NOM) clauses · waiver · estoppel · course of performance.</w:t>
             </w:r>
           </w:p>
           <w:p>
@@ -435,7 +435,7 @@
                 <w:i w:val="0"/>
                 <w:sz w:val="21"/>
               </w:rPr>
-              <w:t xml:space="preserve"> (green) — a principal case: the casebook prints the opinion. There are seven: Daitom, Casazza, Market Street, Roth Steel, Rogath, Razor, Top of Iowa.</w:t>
+              <w:t xml:space="preserve"> — a principal case: the casebook prints the opinion. There are seven: Daitom, Casazza, Market Street, Roth Steel, Rogath, Razor, Top of Iowa.</w:t>
             </w:r>
           </w:p>
           <w:p>
@@ -456,7 +456,7 @@
                 <w:i w:val="0"/>
                 <w:sz w:val="21"/>
               </w:rPr>
-              <w:t xml:space="preserve"> (teal) — not a principal case; the casebook quotes or summarizes it in its text or notes (e.g., Mathis, Ingram River, Orange &amp; Rockland, Santa Fe, PDM, NIPSCO, Anthony Pools).</w:t>
+              <w:t xml:space="preserve"> — not a principal case; the casebook quotes or summarizes it in its text or notes (e.g., Mathis, Ingram River, Orange &amp; Rockland, Santa Fe, PDM, NIPSCO, Anthony Pools).</w:t>
             </w:r>
           </w:p>
           <w:p>
@@ -477,7 +477,7 @@
                 <w:i w:val="0"/>
                 <w:sz w:val="21"/>
               </w:rPr>
-              <w:t xml:space="preserve"> (gray) — the casebook just cites it, usually under a problem, and gives no facts (e.g., Webster, Windows v. Jordan Panel, Keith v. Buchanan).</w:t>
+              <w:t xml:space="preserve"> — the casebook just cites it, usually under a problem, and gives no facts (e.g., Webster, Windows v. Jordan Panel, Keith v. Buchanan).</w:t>
             </w:r>
           </w:p>
           <w:p>
@@ -498,7 +498,7 @@
                 <w:i w:val="0"/>
                 <w:sz w:val="21"/>
               </w:rPr>
-              <w:t xml:space="preserve"> = the case has its own slide(s) in class (Roth Steel, Rogath, Mathis, Razor, Top of Iowa). Each box's gray </w:t>
+              <w:t xml:space="preserve"> = the case has its own slide(s) in class (Roth Steel, Rogath, Mathis, Razor, Top of Iowa). Each box's </w:t>
             </w:r>
             <w:r>
               <w:rPr>
@@ -514,7 +514,7 @@
                 <w:i w:val="0"/>
                 <w:sz w:val="21"/>
               </w:rPr>
-              <w:t xml:space="preserve"> line gives the casebook pages and slides.</w:t>
+              <w:t xml:space="preserve"> line gives the casebook pages and class slides (W1-S44 = Week 1 slides, slide 44).</w:t>
             </w:r>
           </w:p>
           <w:p>
@@ -525,10 +525,10 @@
               <w:rPr>
                 <w:b w:val="0"/>
                 <w:i/>
-                <w:color w:val="B45309"/>
-                <w:sz w:val="21"/>
-              </w:rPr>
-              <w:t xml:space="preserve">Orange italic text = outside the class materials</w:t>
+                <w:color w:val="64748B"/>
+                <w:sz w:val="21"/>
+              </w:rPr>
+              <w:t xml:space="preserve">Gray italic text = outside the class materials</w:t>
             </w:r>
             <w:r>
               <w:rPr>
@@ -649,7 +649,7 @@
           <w:b w:val="0"/>
           <w:i w:val="0"/>
         </w:rPr>
-        <w:t xml:space="preserve"> a model code (ULC + ALI) </w:t>
+        <w:t xml:space="preserve"> a model code (Uniform Law Commission (ULC) + American Law Institute (ALI)) </w:t>
       </w:r>
       <w:r>
         <w:rPr>
@@ -1116,7 +1116,7 @@
           <w:b w:val="0"/>
           <w:i w:val="0"/>
         </w:rPr>
-        <w:t xml:space="preserve"> (goods, real estate, services, IP…);</w:t>
+        <w:t xml:space="preserve"> (goods, real estate, services, intellectual property (IP)…);</w:t>
       </w:r>
     </w:p>
     <w:p>
@@ -1170,7 +1170,7 @@
           <w:b w:val="0"/>
           <w:i w:val="0"/>
         </w:rPr>
-        <w:t xml:space="preserve"> (domestic vs. international/CISG);</w:t>
+        <w:t xml:space="preserve"> (domestic vs. international / United Nations Convention on Contracts for the International Sale of Goods (CISG));</w:t>
       </w:r>
     </w:p>
     <w:p>
@@ -3173,7 +3173,7 @@
               <w:rPr>
                 <w:b w:val="0"/>
                 <w:i/>
-                <w:color w:val="B45309"/>
+                <w:color w:val="64748B"/>
                 <w:sz w:val="20"/>
               </w:rPr>
               <w:t xml:space="preserve">Outside class materials: the homeowner slipped off the board.</w:t>
@@ -5295,7 +5295,7 @@
                 <w:i w:val="0"/>
                 <w:sz w:val="21"/>
               </w:rPr>
-              <w:t xml:space="preserve"> — boilerplate on the back reserved "all of its rights and remedies available at law" and said acceptance was "expressly limited to such terms." The dryers were delivered in May 1977 but sat in crates while Daitom's plant was built; when finally run in June 1978 they were seriously defective. Daitom sued in March 1980 — </w:t>
+              <w:t xml:space="preserve"> (PO) — boilerplate on the back reserved "all of its rights and remedies available at law" and said acceptance was "expressly limited to such terms." The dryers were delivered in May 1977 but sat in crates while Daitom's plant was built; when finally run in June 1978 they were seriously defective. Daitom sued in March 1980 — </w:t>
             </w:r>
             <w:r>
               <w:rPr>
@@ -5388,7 +5388,7 @@
                 <w:i w:val="0"/>
                 <w:sz w:val="21"/>
               </w:rPr>
-              <w:t xml:space="preserve">4-year SOL</w:t>
+              <w:t xml:space="preserve">4-year statute of limitations (SOL)</w:t>
             </w:r>
             <w:r>
               <w:rPr>
@@ -5866,7 +5866,7 @@
           <w:b w:val="0"/>
           <w:i w:val="0"/>
         </w:rPr>
-        <w:t xml:space="preserve"> (2022 amendments; UETA elsewhere); a typed name is a </w:t>
+        <w:t xml:space="preserve"> (2022 amendments; the Uniform Electronic Transactions Act (UETA) elsewhere); a typed name is a </w:t>
       </w:r>
       <w:r>
         <w:rPr>
@@ -8877,7 +8877,7 @@
           <w:b w:val="0"/>
           <w:i w:val="0"/>
         </w:rPr>
-        <w:t xml:space="preserve"> (or R2d § 89 "fair and equitable"); NOM clauses were </w:t>
+        <w:t xml:space="preserve"> (or Restatement (Second) of Contracts (R2d) § 89 "fair and equitable"); NOM clauses were </w:t>
       </w:r>
       <w:r>
         <w:rPr>
@@ -12095,7 +12095,7 @@
               <w:rPr>
                 <w:b w:val="0"/>
                 <w:i/>
-                <w:color w:val="B45309"/>
+                <w:color w:val="64748B"/>
                 <w:sz w:val="20"/>
               </w:rPr>
               <w:t xml:space="preserve">Outside class materials: in Keith, a sales brochure called a 41-foot sailboat "seaworthy"; it wasn't → express warranty, no proof of reliance needed. Sessa involved a statement about a racehorse's soundness.</w:t>
@@ -12522,7 +12522,7 @@
           <w:b/>
           <w:i w:val="0"/>
         </w:rPr>
-        <w:t>Problem 3-7 (HVAC):</w:t>
+        <w:t xml:space="preserve">Problem 3-7 (HVAC: heating, ventilation, and air conditioning):</w:t>
       </w:r>
       <w:r>
         <w:rPr>
@@ -12536,7 +12536,7 @@
           <w:b/>
           <w:i w:val="0"/>
         </w:rPr>
-        <w:t>300,000 BTU/hr</w:t>
+        <w:t xml:space="preserve">300,000 BTU [British thermal units]/hr</w:t>
       </w:r>
       <w:r>
         <w:rPr>
@@ -14837,7 +14837,7 @@
               <w:rPr>
                 <w:b w:val="0"/>
                 <w:i/>
-                <w:color w:val="B45309"/>
+                <w:color w:val="64748B"/>
                 <w:sz w:val="20"/>
               </w:rPr>
               <w:t xml:space="preserve">Outside class materials: these are usually called the "foreign-natural" test (Webster) and the "reasonable-expectation" test (Schafer); a fillet sold as boneless is the stronger claim under the latter.</w:t>
@@ -15075,7 +15075,7 @@
               <w:rPr>
                 <w:b/>
                 <w:i/>
-                <w:color w:val="B45309"/>
+                <w:color w:val="64748B"/>
                 <w:sz w:val="21"/>
               </w:rPr>
               <w:t xml:space="preserve">Outside class materials — facts:</w:t>
@@ -15084,7 +15084,7 @@
               <w:rPr>
                 <w:b w:val="0"/>
                 <w:i/>
-                <w:color w:val="B45309"/>
+                <w:color w:val="64748B"/>
                 <w:sz w:val="21"/>
               </w:rPr>
               <w:t xml:space="preserve"> a diner ordered fish chowder at a Boston restaurant; a fish bone lodged in her throat and had to be removed. She sued for breach of the implied warranty of merchantability, and a jury found for her.</w:t>
@@ -15098,7 +15098,7 @@
               <w:rPr>
                 <w:b/>
                 <w:i/>
-                <w:color w:val="B45309"/>
+                <w:color w:val="64748B"/>
                 <w:sz w:val="21"/>
               </w:rPr>
               <w:t xml:space="preserve">Outside class materials — held:</w:t>
@@ -15107,7 +15107,7 @@
               <w:rPr>
                 <w:b w:val="0"/>
                 <w:i/>
-                <w:color w:val="B45309"/>
+                <w:color w:val="64748B"/>
                 <w:sz w:val="21"/>
               </w:rPr>
               <w:t xml:space="preserve"> reversed. Bones are natural to New England fish chowder and to be expected, so the chowder was fit for its ordinary purpose.</w:t>
@@ -16594,7 +16594,7 @@
               <w:rPr>
                 <w:b w:val="0"/>
                 <w:i/>
-                <w:color w:val="B45309"/>
+                <w:color w:val="64748B"/>
                 <w:sz w:val="21"/>
               </w:rPr>
               <w:t xml:space="preserve">Outside class materials: the contract price was fixed, oil's market price had risen far above it, and Hess refused to supply the excess.</w:t>
@@ -18759,7 +18759,7 @@
                 <w:i w:val="0"/>
                 <w:sz w:val="20"/>
               </w:rPr>
-              <w:t>F.O.B./F.A.S.</w:t>
+              <w:t xml:space="preserve">F.O.B. (free on board) / F.A.S. (free alongside)</w:t>
             </w:r>
             <w:r>
               <w:rPr>
@@ -18775,7 +18775,7 @@
                 <w:i w:val="0"/>
                 <w:sz w:val="20"/>
               </w:rPr>
-              <w:t>C.I.F./C.&amp;F.</w:t>
+              <w:t xml:space="preserve">C.I.F. (cost, insurance, and freight) / C.&amp;F. (cost and freight)</w:t>
             </w:r>
             <w:r>
               <w:rPr>
@@ -19493,7 +19493,7 @@
                 <w:i w:val="0"/>
                 <w:sz w:val="21"/>
               </w:rPr>
-              <w:t>C.O.D.</w:t>
+              <w:t xml:space="preserve">C.O.D. (cash on delivery)</w:t>
             </w:r>
             <w:r>
               <w:rPr>
@@ -20516,7 +20516,7 @@
           <w:b w:val="0"/>
           <w:i w:val="0"/>
         </w:rPr>
-        <w:t xml:space="preserve"> buyer wants a 2-week GMO lab test → reasonable only if GMO-free is a contract term and the test is a </w:t>
+        <w:t xml:space="preserve"> buyer wants a 2-week genetically modified organism (GMO) lab test → reasonable only if GMO-free is a contract term and the test is a </w:t>
       </w:r>
       <w:r>
         <w:rPr>
@@ -22353,7 +22353,7 @@
                 <w:color w:val="FFFFFF"/>
                 <w:sz w:val="20"/>
               </w:rPr>
-              <w:t>Problem 4-7 (custom windows, S.D. → N.Y.)</w:t>
+              <w:t xml:space="preserve">Problem 4-7 (custom windows, South Dakota → New York)</w:t>
             </w:r>
           </w:p>
         </w:tc>
@@ -22844,7 +22844,7 @@
                 <w:i w:val="0"/>
                 <w:sz w:val="21"/>
               </w:rPr>
-              <w:t xml:space="preserve">" the buyer's NY construction site; damage in transit. The casebook gives no holding; the slides (W4-S39–40, W5-S21–24) work through the problem.</w:t>
+              <w:t xml:space="preserve">" the buyer's New York construction site; damage in transit. The casebook gives no holding; the slides (W4-S39–40, W5-S21–24) work through the problem.</w:t>
             </w:r>
           </w:p>
           <w:p>
@@ -22855,7 +22855,7 @@
               <w:rPr>
                 <w:b/>
                 <w:i/>
-                <w:color w:val="B45309"/>
+                <w:color w:val="64748B"/>
                 <w:sz w:val="21"/>
               </w:rPr>
               <w:t xml:space="preserve">Outside class materials — what happened and the holding:</w:t>
@@ -22864,7 +22864,7 @@
               <w:rPr>
                 <w:b w:val="0"/>
                 <w:i/>
-                <w:color w:val="B45309"/>
+                <w:color w:val="64748B"/>
                 <w:sz w:val="21"/>
               </w:rPr>
               <w:t xml:space="preserve"> the carrier's truck had an accident en route; the buyer refused to pay and the seller sued for the price. The court held for the seller: "delivered to" didn't create a destination contract, so risk passed on delivery to the carrier (§ 2-509(1)(a)); and even if the packing was inadequate, the accident — not the packing — caused the loss, so § 2-504/§ 2-510(1) didn't shift risk back to the seller.</w:t>
@@ -24830,7 +24830,7 @@
           <w:b w:val="0"/>
           <w:i w:val="0"/>
         </w:rPr>
-        <w:t xml:space="preserve"> after a breach (liquidated damages, limited remedy, consequential exclusion). Always ask: </w:t>
+        <w:t xml:space="preserve"> after a breach (liquidated damages (LD), limited remedy, consequential exclusion). Always ask: </w:t>
       </w:r>
       <w:r>
         <w:rPr>
@@ -26705,7 +26705,7 @@
           <w:b/>
           <w:i w:val="0"/>
         </w:rPr>
-        <w:t>PER = admissibility of evidence about terms.</w:t>
+        <w:t xml:space="preserve">Parol evidence rule (PER) = admissibility of evidence about terms.</w:t>
       </w:r>
       <w:r>
         <w:rPr>
@@ -31715,7 +31715,7 @@
                 <w:i w:val="0"/>
                 <w:sz w:val="21"/>
               </w:rPr>
-              <w:t xml:space="preserve">Iowa Attorney General said some of these contracts might be illegal</w:t>
+              <w:t xml:space="preserve">Iowa Attorney General (AG) said some of these contracts might be illegal</w:t>
             </w:r>
             <w:r>
               <w:rPr>
@@ -31883,7 +31883,7 @@
               <w:rPr>
                 <w:b w:val="0"/>
                 <w:i/>
-                <w:color w:val="B45309"/>
+                <w:color w:val="64748B"/>
                 <w:sz w:val="21"/>
               </w:rPr>
               <w:t xml:space="preserve">Outside class materials: PDM was building a water-storage tank for Brookhaven and acted on reports that Brookhaven's financing might fall through.</w:t>
@@ -31983,7 +31983,7 @@
           <w:b w:val="0"/>
           <w:i w:val="0"/>
         </w:rPr>
-        <w:t xml:space="preserve"> and withholds delivery; buyer only professes ability to pay → grounds are reasonable; an LOC is a common assurance (Top of Iowa) but insisting </w:t>
+        <w:t xml:space="preserve"> and withholds delivery; buyer only professes ability to pay → grounds are reasonable; a letter of credit (LOC) is a common assurance (Top of Iowa) but insisting </w:t>
       </w:r>
       <w:r>
         <w:rPr>
@@ -34177,7 +34177,7 @@
         <w:rPr>
           <w:b w:val="0"/>
           <w:i/>
-          <w:color w:val="B45309"/>
+          <w:color w:val="64748B"/>
         </w:rPr>
         <w:t xml:space="preserve">Outside class materials: NIPSCO was an Indiana electric utility locked into a 20-year coal contract; regulators wouldn't let it pass fuel costs through when cheaper power was available.</w:t>
       </w:r>
@@ -36761,1242 +36761,6 @@
                 <w:sz w:val="21"/>
               </w:rPr>
               <w:t>.</w:t>
-            </w:r>
-          </w:p>
-        </w:tc>
-      </w:tr>
-    </w:tbl>
-    <w:p>
-      <w:pPr>
-        <w:spacing w:after="0" w:line="100" w:lineRule="exact"/>
-      </w:pPr>
-    </w:p>
-    <w:p>
-      <w:pPr>
-        <w:pStyle w:val="ListBullet"/>
-      </w:pPr>
-      <w:r>
-        <w:rPr>
-          <w:b w:val="0"/>
-          <w:i w:val="0"/>
-        </w:rPr>
-        <w:t xml:space="preserve">Cases below are grouped by tier: </w:t>
-      </w:r>
-      <w:r>
-        <w:rPr>
-          <w:b/>
-          <w:i w:val="0"/>
-        </w:rPr>
-        <w:t xml:space="preserve">main cases</w:t>
-      </w:r>
-      <w:r>
-        <w:rPr>
-          <w:b w:val="0"/>
-          <w:i w:val="0"/>
-        </w:rPr>
-        <w:t xml:space="preserve"> (opinion in the casebook) first, then </w:t>
-      </w:r>
-      <w:r>
-        <w:rPr>
-          <w:b/>
-          <w:i w:val="0"/>
-        </w:rPr>
-        <w:t xml:space="preserve">note cases</w:t>
-      </w:r>
-      <w:r>
-        <w:rPr>
-          <w:b w:val="0"/>
-          <w:i w:val="0"/>
-        </w:rPr>
-        <w:t xml:space="preserve">, then </w:t>
-      </w:r>
-      <w:r>
-        <w:rPr>
-          <w:b/>
-          <w:i w:val="0"/>
-        </w:rPr>
-        <w:t xml:space="preserve">cited-only</w:t>
-      </w:r>
-      <w:r>
-        <w:rPr>
-          <w:b w:val="0"/>
-          <w:i w:val="0"/>
-        </w:rPr>
-        <w:t xml:space="preserve"> cases. ★ = own slide. </w:t>
-      </w:r>
-      <w:r>
-        <w:rPr>
-          <w:b w:val="0"/>
-          <w:i/>
-          <w:color w:val="B45309"/>
-        </w:rPr>
-        <w:t xml:space="preserve">Orange italic</w:t>
-      </w:r>
-      <w:r>
-        <w:rPr>
-          <w:b w:val="0"/>
-          <w:i w:val="0"/>
-        </w:rPr>
-        <w:t xml:space="preserve"> = outside the class materials.</w:t>
-      </w:r>
-    </w:p>
-    <w:tbl>
-      <w:tblPr>
-        <w:tblStyle w:val="TableGrid"/>
-        <w:tblW w:type="auto" w:w="0"/>
-        <w:jc w:val="center"/>
-        <w:tblLayout w:type="fixed"/>
-        <w:tblLook w:firstColumn="1" w:firstRow="1" w:lastColumn="0" w:lastRow="0" w:noHBand="0" w:noVBand="1" w:val="04A0"/>
-        <w:tblW w:w="5000" w:type="pct"/>
-        <w:tblBorders>
-          <w:top w:val="single" w:sz="4" w:space="0" w:color="BFCCDD"/>
-          <w:left w:val="single" w:sz="4" w:space="0" w:color="BFCCDD"/>
-          <w:bottom w:val="single" w:sz="4" w:space="0" w:color="BFCCDD"/>
-          <w:right w:val="single" w:sz="4" w:space="0" w:color="BFCCDD"/>
-          <w:insideH w:val="single" w:sz="4" w:space="0" w:color="BFCCDD"/>
-          <w:insideV w:val="single" w:sz="4" w:space="0" w:color="BFCCDD"/>
-        </w:tblBorders>
-        <w:tblLayout w:type="fixed"/>
-      </w:tblPr>
-      <w:tblGrid>
-        <w:gridCol w:w="3199"/>
-        <w:gridCol w:w="7312"/>
-      </w:tblGrid>
-      <w:tr>
-        <w:trPr>
-          <w:tblHeader w:val="true"/>
-        </w:trPr>
-        <w:tc>
-          <w:tcPr>
-            <w:tcW w:type="dxa" w:w="3200"/>
-            <w:shd w:val="clear" w:color="auto" w:fill="1F3A5F"/>
-            <w:tcMar>
-              <w:top w:w="40" w:type="dxa"/>
-              <w:bottom w:w="40" w:type="dxa"/>
-              <w:left w:w="80" w:type="dxa"/>
-              <w:right w:w="80" w:type="dxa"/>
-            </w:tcMar>
-          </w:tcPr>
-          <w:p>
-            <w:pPr>
-              <w:spacing w:after="0"/>
-            </w:pPr>
-            <w:r>
-              <w:rPr>
-                <w:b/>
-                <w:i w:val="0"/>
-                <w:color w:val="FFFFFF"/>
-                <w:sz w:val="20"/>
-              </w:rPr>
-              <w:t>Case</w:t>
-            </w:r>
-          </w:p>
-        </w:tc>
-        <w:tc>
-          <w:tcPr>
-            <w:tcW w:type="dxa" w:w="7312"/>
-            <w:shd w:val="clear" w:color="auto" w:fill="1F3A5F"/>
-            <w:tcMar>
-              <w:top w:w="40" w:type="dxa"/>
-              <w:bottom w:w="40" w:type="dxa"/>
-              <w:left w:w="80" w:type="dxa"/>
-              <w:right w:w="80" w:type="dxa"/>
-            </w:tcMar>
-          </w:tcPr>
-          <w:p>
-            <w:pPr>
-              <w:spacing w:after="0"/>
-            </w:pPr>
-            <w:r>
-              <w:rPr>
-                <w:b/>
-                <w:i w:val="0"/>
-                <w:color w:val="FFFFFF"/>
-                <w:sz w:val="20"/>
-              </w:rPr>
-              <w:t xml:space="preserve">Key facts → holding</w:t>
-            </w:r>
-          </w:p>
-        </w:tc>
-      </w:tr>
-      <w:tr>
-        <w:trPr>
-          <w:cantSplit w:val="true"/>
-        </w:trPr>
-        <w:tc>
-          <w:tcPr>
-            <w:tcW w:type="dxa" w:w="3200"/>
-            <w:tcMar>
-              <w:top w:w="30" w:type="dxa"/>
-              <w:bottom w:w="30" w:type="dxa"/>
-              <w:left w:w="80" w:type="dxa"/>
-              <w:right w:w="80" w:type="dxa"/>
-            </w:tcMar>
-          </w:tcPr>
-          <w:p>
-            <w:pPr>
-              <w:spacing w:after="0" w:line="240" w:lineRule="auto"/>
-            </w:pPr>
-            <w:r>
-              <w:rPr>
-                <w:b/>
-                <w:i w:val="0"/>
-                <w:sz w:val="20"/>
-              </w:rPr>
-              <w:t xml:space="preserve">Daitom v. Pennwalt</w:t>
-            </w:r>
-            <w:r>
-              <w:rPr>
-                <w:b/>
-                <w:i w:val="0"/>
-                <w:color w:val="2E7D32"/>
-                <w:sz w:val="14"/>
-              </w:rPr>
-              <w:t xml:space="preserve">  MAIN CASE</w:t>
-            </w:r>
-          </w:p>
-        </w:tc>
-        <w:tc>
-          <w:tcPr>
-            <w:tcW w:type="dxa" w:w="7312"/>
-            <w:tcMar>
-              <w:top w:w="30" w:type="dxa"/>
-              <w:bottom w:w="30" w:type="dxa"/>
-              <w:left w:w="80" w:type="dxa"/>
-              <w:right w:w="80" w:type="dxa"/>
-            </w:tcMar>
-          </w:tcPr>
-          <w:p>
-            <w:pPr>
-              <w:spacing w:after="0" w:line="240" w:lineRule="auto"/>
-            </w:pPr>
-            <w:r>
-              <w:rPr>
-                <w:b w:val="0"/>
-                <w:i w:val="0"/>
-                <w:sz w:val="20"/>
-              </w:rPr>
-              <w:t xml:space="preserve">Seller's offer had a 1-year suit limit; buyer's PO reserved all legal remedies; dryers sat crated a year → PO was an acceptance (not "expressly conditional"); conflicting terms </w:t>
-            </w:r>
-            <w:r>
-              <w:rPr>
-                <w:b/>
-                <w:i w:val="0"/>
-                <w:sz w:val="20"/>
-              </w:rPr>
-              <w:t xml:space="preserve">knock out</w:t>
-            </w:r>
-            <w:r>
-              <w:rPr>
-                <w:b w:val="0"/>
-                <w:i w:val="0"/>
-                <w:sz w:val="20"/>
-              </w:rPr>
-              <w:t xml:space="preserve"> → § 2-725's 4 years</w:t>
-            </w:r>
-          </w:p>
-        </w:tc>
-      </w:tr>
-      <w:tr>
-        <w:trPr>
-          <w:cantSplit w:val="true"/>
-        </w:trPr>
-        <w:tc>
-          <w:tcPr>
-            <w:tcW w:type="dxa" w:w="3200"/>
-            <w:tcMar>
-              <w:top w:w="30" w:type="dxa"/>
-              <w:bottom w:w="30" w:type="dxa"/>
-              <w:left w:w="80" w:type="dxa"/>
-              <w:right w:w="80" w:type="dxa"/>
-            </w:tcMar>
-            <w:shd w:val="clear" w:color="auto" w:fill="F2F6FB"/>
-          </w:tcPr>
-          <w:p>
-            <w:pPr>
-              <w:spacing w:after="0" w:line="240" w:lineRule="auto"/>
-            </w:pPr>
-            <w:r>
-              <w:rPr>
-                <w:b/>
-                <w:i w:val="0"/>
-                <w:sz w:val="20"/>
-              </w:rPr>
-              <w:t xml:space="preserve">Casazza v. Kiser</w:t>
-            </w:r>
-            <w:r>
-              <w:rPr>
-                <w:b/>
-                <w:i w:val="0"/>
-                <w:color w:val="2E7D32"/>
-                <w:sz w:val="14"/>
-              </w:rPr>
-              <w:t xml:space="preserve">  MAIN CASE</w:t>
-            </w:r>
-          </w:p>
-        </w:tc>
-        <w:tc>
-          <w:tcPr>
-            <w:tcW w:type="dxa" w:w="7312"/>
-            <w:tcMar>
-              <w:top w:w="30" w:type="dxa"/>
-              <w:bottom w:w="30" w:type="dxa"/>
-              <w:left w:w="80" w:type="dxa"/>
-              <w:right w:w="80" w:type="dxa"/>
-            </w:tcMar>
-            <w:shd w:val="clear" w:color="auto" w:fill="F2F6FB"/>
-          </w:tcPr>
-          <w:p>
-            <w:pPr>
-              <w:spacing w:after="0" w:line="240" w:lineRule="auto"/>
-            </w:pPr>
-            <w:r>
-              <w:rPr>
-                <w:b w:val="0"/>
-                <w:i w:val="0"/>
-                <w:sz w:val="20"/>
-              </w:rPr>
-              <w:t xml:space="preserve">Oral $200,000 deal for a 52-ft sailboat; seller signed only a software license → accepting software isn't part performance (not one commercial unit); no signed writing; hoped-for admission and promissory estoppel fail</w:t>
-            </w:r>
-          </w:p>
-        </w:tc>
-      </w:tr>
-      <w:tr>
-        <w:trPr>
-          <w:cantSplit w:val="true"/>
-        </w:trPr>
-        <w:tc>
-          <w:tcPr>
-            <w:tcW w:type="dxa" w:w="3200"/>
-            <w:tcMar>
-              <w:top w:w="30" w:type="dxa"/>
-              <w:bottom w:w="30" w:type="dxa"/>
-              <w:left w:w="80" w:type="dxa"/>
-              <w:right w:w="80" w:type="dxa"/>
-            </w:tcMar>
-          </w:tcPr>
-          <w:p>
-            <w:pPr>
-              <w:spacing w:after="0" w:line="240" w:lineRule="auto"/>
-            </w:pPr>
-            <w:r>
-              <w:rPr>
-                <w:b/>
-                <w:i w:val="0"/>
-                <w:sz w:val="20"/>
-              </w:rPr>
-              <w:t xml:space="preserve">Market Street v. Frey</w:t>
-            </w:r>
-            <w:r>
-              <w:rPr>
-                <w:b/>
-                <w:i w:val="0"/>
-                <w:color w:val="2E7D32"/>
-                <w:sz w:val="14"/>
-              </w:rPr>
-              <w:t xml:space="preserve">  MAIN CASE</w:t>
-            </w:r>
-          </w:p>
-        </w:tc>
-        <w:tc>
-          <w:tcPr>
-            <w:tcW w:type="dxa" w:w="7312"/>
-            <w:tcMar>
-              <w:top w:w="30" w:type="dxa"/>
-              <w:bottom w:w="30" w:type="dxa"/>
-              <w:left w:w="80" w:type="dxa"/>
-              <w:right w:w="80" w:type="dxa"/>
-            </w:tcMar>
-          </w:tcPr>
-          <w:p>
-            <w:pPr>
-              <w:spacing w:after="0" w:line="240" w:lineRule="auto"/>
-            </w:pPr>
-            <w:r>
-              <w:rPr>
-                <w:b w:val="0"/>
-                <w:i w:val="0"/>
-                <w:sz w:val="20"/>
-              </w:rPr>
-              <w:t xml:space="preserve">Tenant asked landlord for financing without flagging the cheap buy-back clause the landlord overlooked → deliberately exploiting a partner's oversight during </w:t>
-            </w:r>
-            <w:r>
-              <w:rPr>
-                <w:b/>
-                <w:i w:val="0"/>
-                <w:sz w:val="20"/>
-              </w:rPr>
-              <w:t xml:space="preserve">performance</w:t>
-            </w:r>
-            <w:r>
-              <w:rPr>
-                <w:b w:val="0"/>
-                <w:i w:val="0"/>
-                <w:sz w:val="20"/>
-              </w:rPr>
-              <w:t xml:space="preserve"> = bad faith</w:t>
-            </w:r>
-          </w:p>
-        </w:tc>
-      </w:tr>
-      <w:tr>
-        <w:trPr>
-          <w:cantSplit w:val="true"/>
-        </w:trPr>
-        <w:tc>
-          <w:tcPr>
-            <w:tcW w:type="dxa" w:w="3200"/>
-            <w:tcMar>
-              <w:top w:w="30" w:type="dxa"/>
-              <w:bottom w:w="30" w:type="dxa"/>
-              <w:left w:w="80" w:type="dxa"/>
-              <w:right w:w="80" w:type="dxa"/>
-            </w:tcMar>
-            <w:shd w:val="clear" w:color="auto" w:fill="F2F6FB"/>
-          </w:tcPr>
-          <w:p>
-            <w:pPr>
-              <w:spacing w:after="0" w:line="240" w:lineRule="auto"/>
-            </w:pPr>
-            <w:r>
-              <w:rPr>
-                <w:b/>
-                <w:i w:val="0"/>
-                <w:sz w:val="20"/>
-              </w:rPr>
-              <w:t xml:space="preserve">Roth Steel v. Sharon Steel</w:t>
-            </w:r>
-            <w:r>
-              <w:rPr>
-                <w:b/>
-                <w:i w:val="0"/>
-                <w:color w:val="2E7D32"/>
-                <w:sz w:val="14"/>
-              </w:rPr>
-              <w:t xml:space="preserve">  MAIN CASE ★</w:t>
-            </w:r>
-          </w:p>
-        </w:tc>
-        <w:tc>
-          <w:tcPr>
-            <w:tcW w:type="dxa" w:w="7312"/>
-            <w:tcMar>
-              <w:top w:w="30" w:type="dxa"/>
-              <w:bottom w:w="30" w:type="dxa"/>
-              <w:left w:w="80" w:type="dxa"/>
-              <w:right w:w="80" w:type="dxa"/>
-            </w:tcMar>
-            <w:shd w:val="clear" w:color="auto" w:fill="F2F6FB"/>
-          </w:tcPr>
-          <w:p>
-            <w:pPr>
-              <w:spacing w:after="0" w:line="240" w:lineRule="auto"/>
-            </w:pPr>
-            <w:r>
-              <w:rPr>
-                <w:b w:val="0"/>
-                <w:i w:val="0"/>
-                <w:sz w:val="20"/>
-              </w:rPr>
-              <w:t xml:space="preserve">Steel market boomed; seller losing money threatened to stop shipping unless buyer paid more → objective reason ✓ but coercion = no honesty in fact → modification void</w:t>
-            </w:r>
-          </w:p>
-        </w:tc>
-      </w:tr>
-      <w:tr>
-        <w:trPr>
-          <w:cantSplit w:val="true"/>
-        </w:trPr>
-        <w:tc>
-          <w:tcPr>
-            <w:tcW w:type="dxa" w:w="3200"/>
-            <w:tcMar>
-              <w:top w:w="30" w:type="dxa"/>
-              <w:bottom w:w="30" w:type="dxa"/>
-              <w:left w:w="80" w:type="dxa"/>
-              <w:right w:w="80" w:type="dxa"/>
-            </w:tcMar>
-          </w:tcPr>
-          <w:p>
-            <w:pPr>
-              <w:spacing w:after="0" w:line="240" w:lineRule="auto"/>
-            </w:pPr>
-            <w:r>
-              <w:rPr>
-                <w:b/>
-                <w:i w:val="0"/>
-                <w:sz w:val="20"/>
-              </w:rPr>
-              <w:t xml:space="preserve">Rogath v. Siebenmann</w:t>
-            </w:r>
-            <w:r>
-              <w:rPr>
-                <w:b/>
-                <w:i w:val="0"/>
-                <w:color w:val="2E7D32"/>
-                <w:sz w:val="14"/>
-              </w:rPr>
-              <w:t xml:space="preserve">  MAIN CASE ★</w:t>
-            </w:r>
-          </w:p>
-        </w:tc>
-        <w:tc>
-          <w:tcPr>
-            <w:tcW w:type="dxa" w:w="7312"/>
-            <w:tcMar>
-              <w:top w:w="30" w:type="dxa"/>
-              <w:bottom w:w="30" w:type="dxa"/>
-              <w:left w:w="80" w:type="dxa"/>
-              <w:right w:w="80" w:type="dxa"/>
-            </w:tcMar>
-          </w:tcPr>
-          <w:p>
-            <w:pPr>
-              <w:spacing w:after="0" w:line="240" w:lineRule="auto"/>
-            </w:pPr>
-            <w:r>
-              <w:rPr>
-                <w:b w:val="0"/>
-                <w:i w:val="0"/>
-                <w:sz w:val="20"/>
-              </w:rPr>
-              <w:t xml:space="preserve">Seller warranted a "Bacon" painting authentic while knowing of doubts → buyer buys the seller's </w:t>
-            </w:r>
-            <w:r>
-              <w:rPr>
-                <w:b/>
-                <w:i w:val="0"/>
-                <w:sz w:val="20"/>
-              </w:rPr>
-              <w:t xml:space="preserve">promise</w:t>
-            </w:r>
-            <w:r>
-              <w:rPr>
-                <w:b w:val="0"/>
-                <w:i w:val="0"/>
-                <w:sz w:val="20"/>
-              </w:rPr>
-              <w:t xml:space="preserve">; waiver only if the buyer learned of the falsity </w:t>
-            </w:r>
-            <w:r>
-              <w:rPr>
-                <w:b/>
-                <w:i w:val="0"/>
-                <w:sz w:val="20"/>
-              </w:rPr>
-              <w:t xml:space="preserve">from the seller</w:t>
-            </w:r>
-          </w:p>
-        </w:tc>
-      </w:tr>
-      <w:tr>
-        <w:trPr>
-          <w:cantSplit w:val="true"/>
-        </w:trPr>
-        <w:tc>
-          <w:tcPr>
-            <w:tcW w:type="dxa" w:w="3200"/>
-            <w:tcMar>
-              <w:top w:w="30" w:type="dxa"/>
-              <w:bottom w:w="30" w:type="dxa"/>
-              <w:left w:w="80" w:type="dxa"/>
-              <w:right w:w="80" w:type="dxa"/>
-            </w:tcMar>
-            <w:shd w:val="clear" w:color="auto" w:fill="F2F6FB"/>
-          </w:tcPr>
-          <w:p>
-            <w:pPr>
-              <w:spacing w:after="0" w:line="240" w:lineRule="auto"/>
-            </w:pPr>
-            <w:r>
-              <w:rPr>
-                <w:b/>
-                <w:i w:val="0"/>
-                <w:sz w:val="20"/>
-              </w:rPr>
-              <w:t xml:space="preserve">Razor v. Hyundai</w:t>
-            </w:r>
-            <w:r>
-              <w:rPr>
-                <w:b/>
-                <w:i w:val="0"/>
-                <w:color w:val="2E7D32"/>
-                <w:sz w:val="14"/>
-              </w:rPr>
-              <w:t xml:space="preserve">  MAIN CASE ★</w:t>
-            </w:r>
-          </w:p>
-        </w:tc>
-        <w:tc>
-          <w:tcPr>
-            <w:tcW w:type="dxa" w:w="7312"/>
-            <w:tcMar>
-              <w:top w:w="30" w:type="dxa"/>
-              <w:bottom w:w="30" w:type="dxa"/>
-              <w:left w:w="80" w:type="dxa"/>
-              <w:right w:w="80" w:type="dxa"/>
-            </w:tcMar>
-            <w:shd w:val="clear" w:color="auto" w:fill="F2F6FB"/>
-          </w:tcPr>
-          <w:p>
-            <w:pPr>
-              <w:spacing w:after="0" w:line="240" w:lineRule="auto"/>
-            </w:pPr>
-            <w:r>
-              <w:rPr>
-                <w:b w:val="0"/>
-                <w:i w:val="0"/>
-                <w:sz w:val="20"/>
-              </w:rPr>
-              <w:t xml:space="preserve">Sonata never fixed; consequential exclusion hidden in the glove-box manual → independent approach, but the exclusion was unconscionable</w:t>
-            </w:r>
-          </w:p>
-        </w:tc>
-      </w:tr>
-      <w:tr>
-        <w:trPr>
-          <w:cantSplit w:val="true"/>
-        </w:trPr>
-        <w:tc>
-          <w:tcPr>
-            <w:tcW w:type="dxa" w:w="3200"/>
-            <w:tcMar>
-              <w:top w:w="30" w:type="dxa"/>
-              <w:bottom w:w="30" w:type="dxa"/>
-              <w:left w:w="80" w:type="dxa"/>
-              <w:right w:w="80" w:type="dxa"/>
-            </w:tcMar>
-          </w:tcPr>
-          <w:p>
-            <w:pPr>
-              <w:spacing w:after="0" w:line="240" w:lineRule="auto"/>
-            </w:pPr>
-            <w:r>
-              <w:rPr>
-                <w:b/>
-                <w:i w:val="0"/>
-                <w:sz w:val="20"/>
-              </w:rPr>
-              <w:t xml:space="preserve">Top of Iowa v. Sime Farms</w:t>
-            </w:r>
-            <w:r>
-              <w:rPr>
-                <w:b/>
-                <w:i w:val="0"/>
-                <w:color w:val="2E7D32"/>
-                <w:sz w:val="14"/>
-              </w:rPr>
-              <w:t xml:space="preserve">  MAIN CASE ★</w:t>
-            </w:r>
-          </w:p>
-        </w:tc>
-        <w:tc>
-          <w:tcPr>
-            <w:tcW w:type="dxa" w:w="7312"/>
-            <w:tcMar>
-              <w:top w:w="30" w:type="dxa"/>
-              <w:bottom w:w="30" w:type="dxa"/>
-              <w:left w:w="80" w:type="dxa"/>
-              <w:right w:w="80" w:type="dxa"/>
-            </w:tcMar>
-          </w:tcPr>
-          <w:p>
-            <w:pPr>
-              <w:spacing w:after="0" w:line="240" w:lineRule="auto"/>
-            </w:pPr>
-            <w:r>
-              <w:rPr>
-                <w:b w:val="0"/>
-                <w:i w:val="0"/>
-                <w:sz w:val="20"/>
-              </w:rPr>
-              <w:t xml:space="preserve">Farmer kept rolling corn deliveries into an inverted market; AG questioned legality; farmer went silent → reasonable insecurity; demanding margin/LOC + a delivery promise wasn't per se a repudiation</w:t>
-            </w:r>
-          </w:p>
-        </w:tc>
-      </w:tr>
-      <w:tr>
-        <w:trPr>
-          <w:cantSplit w:val="true"/>
-        </w:trPr>
-        <w:tc>
-          <w:tcPr>
-            <w:tcW w:type="dxa" w:w="3200"/>
-            <w:tcMar>
-              <w:top w:w="30" w:type="dxa"/>
-              <w:bottom w:w="30" w:type="dxa"/>
-              <w:left w:w="80" w:type="dxa"/>
-              <w:right w:w="80" w:type="dxa"/>
-            </w:tcMar>
-            <w:shd w:val="clear" w:color="auto" w:fill="F2F6FB"/>
-          </w:tcPr>
-          <w:p>
-            <w:pPr>
-              <w:spacing w:after="0" w:line="240" w:lineRule="auto"/>
-            </w:pPr>
-            <w:r>
-              <w:rPr>
-                <w:b/>
-                <w:i w:val="0"/>
-                <w:sz w:val="20"/>
-              </w:rPr>
-              <w:t xml:space="preserve">Mathis v. Exxon</w:t>
-            </w:r>
-            <w:r>
-              <w:rPr>
-                <w:b/>
-                <w:i w:val="0"/>
-                <w:color w:val="0E7490"/>
-                <w:sz w:val="14"/>
-              </w:rPr>
-              <w:t xml:space="preserve">  NOTE CASE ★</w:t>
-            </w:r>
-          </w:p>
-        </w:tc>
-        <w:tc>
-          <w:tcPr>
-            <w:tcW w:type="dxa" w:w="7312"/>
-            <w:tcMar>
-              <w:top w:w="30" w:type="dxa"/>
-              <w:bottom w:w="30" w:type="dxa"/>
-              <w:left w:w="80" w:type="dxa"/>
-              <w:right w:w="80" w:type="dxa"/>
-            </w:tcMar>
-            <w:shd w:val="clear" w:color="auto" w:fill="F2F6FB"/>
-          </w:tcPr>
-          <w:p>
-            <w:pPr>
-              <w:spacing w:after="0" w:line="240" w:lineRule="auto"/>
-            </w:pPr>
-            <w:r>
-              <w:rPr>
-                <w:b w:val="0"/>
-                <w:i w:val="0"/>
-                <w:sz w:val="20"/>
-              </w:rPr>
-              <w:t xml:space="preserve">Exxon set dealers' gas price to push them out for company stores → subjective bad faith defeats the posted-price safe harbor (minority; HRN/Autry contra)</w:t>
-            </w:r>
-          </w:p>
-        </w:tc>
-      </w:tr>
-      <w:tr>
-        <w:trPr>
-          <w:cantSplit w:val="true"/>
-        </w:trPr>
-        <w:tc>
-          <w:tcPr>
-            <w:tcW w:type="dxa" w:w="3200"/>
-            <w:tcMar>
-              <w:top w:w="30" w:type="dxa"/>
-              <w:bottom w:w="30" w:type="dxa"/>
-              <w:left w:w="80" w:type="dxa"/>
-              <w:right w:w="80" w:type="dxa"/>
-            </w:tcMar>
-          </w:tcPr>
-          <w:p>
-            <w:pPr>
-              <w:spacing w:after="0" w:line="240" w:lineRule="auto"/>
-            </w:pPr>
-            <w:r>
-              <w:rPr>
-                <w:b/>
-                <w:i w:val="0"/>
-                <w:sz w:val="20"/>
-              </w:rPr>
-              <w:t xml:space="preserve">Anthony Pools v. Sheehan</w:t>
-            </w:r>
-            <w:r>
-              <w:rPr>
-                <w:b/>
-                <w:i w:val="0"/>
-                <w:color w:val="0E7490"/>
-                <w:sz w:val="14"/>
-              </w:rPr>
-              <w:t xml:space="preserve">  NOTE CASE</w:t>
-            </w:r>
-          </w:p>
-        </w:tc>
-        <w:tc>
-          <w:tcPr>
-            <w:tcW w:type="dxa" w:w="7312"/>
-            <w:tcMar>
-              <w:top w:w="30" w:type="dxa"/>
-              <w:bottom w:w="30" w:type="dxa"/>
-              <w:left w:w="80" w:type="dxa"/>
-              <w:right w:w="80" w:type="dxa"/>
-            </w:tcMar>
-          </w:tcPr>
-          <w:p>
-            <w:pPr>
-              <w:spacing w:after="0" w:line="240" w:lineRule="auto"/>
-            </w:pPr>
-            <w:r>
-              <w:rPr>
-                <w:b w:val="0"/>
-                <w:i w:val="0"/>
-                <w:sz w:val="20"/>
-              </w:rPr>
-              <w:t xml:space="preserve">Unmerchantable diving board supplied under a services-predominant pool contract caused injuries → the claim concerned goods, so the Art. 2 warranty applied (gravamen test)</w:t>
-            </w:r>
-          </w:p>
-        </w:tc>
-      </w:tr>
-      <w:tr>
-        <w:trPr>
-          <w:cantSplit w:val="true"/>
-        </w:trPr>
-        <w:tc>
-          <w:tcPr>
-            <w:tcW w:type="dxa" w:w="3200"/>
-            <w:tcMar>
-              <w:top w:w="30" w:type="dxa"/>
-              <w:bottom w:w="30" w:type="dxa"/>
-              <w:left w:w="80" w:type="dxa"/>
-              <w:right w:w="80" w:type="dxa"/>
-            </w:tcMar>
-            <w:shd w:val="clear" w:color="auto" w:fill="F2F6FB"/>
-          </w:tcPr>
-          <w:p>
-            <w:pPr>
-              <w:spacing w:after="0" w:line="240" w:lineRule="auto"/>
-            </w:pPr>
-            <w:r>
-              <w:rPr>
-                <w:b/>
-                <w:i w:val="0"/>
-                <w:sz w:val="20"/>
-              </w:rPr>
-              <w:t xml:space="preserve">Ingram River v. Pott</w:t>
-            </w:r>
-            <w:r>
-              <w:rPr>
-                <w:b/>
-                <w:i w:val="0"/>
-                <w:color w:val="0E7490"/>
-                <w:sz w:val="14"/>
-              </w:rPr>
-              <w:t xml:space="preserve">  NOTE CASE</w:t>
-            </w:r>
-          </w:p>
-        </w:tc>
-        <w:tc>
-          <w:tcPr>
-            <w:tcW w:type="dxa" w:w="7312"/>
-            <w:tcMar>
-              <w:top w:w="30" w:type="dxa"/>
-              <w:bottom w:w="30" w:type="dxa"/>
-              <w:left w:w="80" w:type="dxa"/>
-              <w:right w:w="80" w:type="dxa"/>
-            </w:tcMar>
-            <w:shd w:val="clear" w:color="auto" w:fill="F2F6FB"/>
-          </w:tcPr>
-          <w:p>
-            <w:pPr>
-              <w:spacing w:after="0" w:line="240" w:lineRule="auto"/>
-            </w:pPr>
-            <w:r>
-              <w:rPr>
-                <w:b w:val="0"/>
-                <w:i w:val="0"/>
-                <w:sz w:val="20"/>
-              </w:rPr>
-              <w:t xml:space="preserve">Heating-coil barges to carry and heat heavy oil in cold climates → particular purpose need not be unique, just different from customary use (fact question)</w:t>
-            </w:r>
-          </w:p>
-        </w:tc>
-      </w:tr>
-      <w:tr>
-        <w:trPr>
-          <w:cantSplit w:val="true"/>
-        </w:trPr>
-        <w:tc>
-          <w:tcPr>
-            <w:tcW w:type="dxa" w:w="3200"/>
-            <w:tcMar>
-              <w:top w:w="30" w:type="dxa"/>
-              <w:bottom w:w="30" w:type="dxa"/>
-              <w:left w:w="80" w:type="dxa"/>
-              <w:right w:w="80" w:type="dxa"/>
-            </w:tcMar>
-          </w:tcPr>
-          <w:p>
-            <w:pPr>
-              <w:spacing w:after="0" w:line="240" w:lineRule="auto"/>
-            </w:pPr>
-            <w:r>
-              <w:rPr>
-                <w:b/>
-                <w:i w:val="0"/>
-                <w:sz w:val="20"/>
-              </w:rPr>
-              <w:t xml:space="preserve">Orange &amp; Rockland v. Amerada Hess</w:t>
-            </w:r>
-            <w:r>
-              <w:rPr>
-                <w:b/>
-                <w:i w:val="0"/>
-                <w:color w:val="0E7490"/>
-                <w:sz w:val="14"/>
-              </w:rPr>
-              <w:t xml:space="preserve">  NOTE CASE</w:t>
-            </w:r>
-          </w:p>
-        </w:tc>
-        <w:tc>
-          <w:tcPr>
-            <w:tcW w:type="dxa" w:w="7312"/>
-            <w:tcMar>
-              <w:top w:w="30" w:type="dxa"/>
-              <w:bottom w:w="30" w:type="dxa"/>
-              <w:left w:w="80" w:type="dxa"/>
-              <w:right w:w="80" w:type="dxa"/>
-            </w:tcMar>
-          </w:tcPr>
-          <w:p>
-            <w:pPr>
-              <w:spacing w:after="0" w:line="240" w:lineRule="auto"/>
-            </w:pPr>
-            <w:r>
-              <w:rPr>
-                <w:b w:val="0"/>
-                <w:i w:val="0"/>
-                <w:sz w:val="20"/>
-              </w:rPr>
-              <w:t xml:space="preserve">Buyer doubled its oil "requirements" to sell the extra in the market, though the estimates assumed burning it for its own customers → unreasonably disproportionate</w:t>
-            </w:r>
-          </w:p>
-        </w:tc>
-      </w:tr>
-      <w:tr>
-        <w:trPr>
-          <w:cantSplit w:val="true"/>
-        </w:trPr>
-        <w:tc>
-          <w:tcPr>
-            <w:tcW w:type="dxa" w:w="3200"/>
-            <w:tcMar>
-              <w:top w:w="30" w:type="dxa"/>
-              <w:bottom w:w="30" w:type="dxa"/>
-              <w:left w:w="80" w:type="dxa"/>
-              <w:right w:w="80" w:type="dxa"/>
-            </w:tcMar>
-            <w:shd w:val="clear" w:color="auto" w:fill="F2F6FB"/>
-          </w:tcPr>
-          <w:p>
-            <w:pPr>
-              <w:spacing w:after="0" w:line="240" w:lineRule="auto"/>
-            </w:pPr>
-            <w:r>
-              <w:rPr>
-                <w:b/>
-                <w:i w:val="0"/>
-                <w:sz w:val="20"/>
-              </w:rPr>
-              <w:t xml:space="preserve">PDM v. Brookhaven</w:t>
-            </w:r>
-            <w:r>
-              <w:rPr>
-                <w:b/>
-                <w:i w:val="0"/>
-                <w:color w:val="0E7490"/>
-                <w:sz w:val="14"/>
-              </w:rPr>
-              <w:t xml:space="preserve">  NOTE CASE</w:t>
-            </w:r>
-          </w:p>
-        </w:tc>
-        <w:tc>
-          <w:tcPr>
-            <w:tcW w:type="dxa" w:w="7312"/>
-            <w:tcMar>
-              <w:top w:w="30" w:type="dxa"/>
-              <w:bottom w:w="30" w:type="dxa"/>
-              <w:left w:w="80" w:type="dxa"/>
-              <w:right w:w="80" w:type="dxa"/>
-            </w:tcMar>
-            <w:shd w:val="clear" w:color="auto" w:fill="F2F6FB"/>
-          </w:tcPr>
-          <w:p>
-            <w:pPr>
-              <w:spacing w:after="0" w:line="240" w:lineRule="auto"/>
-            </w:pPr>
-            <w:r>
-              <w:rPr>
-                <w:b w:val="0"/>
-                <w:i w:val="0"/>
-                <w:sz w:val="20"/>
-              </w:rPr>
-              <w:t xml:space="preserve">As "assurance," PDM demanded the owner's personal guarantee, escrow financing, or an ownership stake → more than adequate assurance; § 2-609 can't redraft the deal</w:t>
-            </w:r>
-          </w:p>
-        </w:tc>
-      </w:tr>
-      <w:tr>
-        <w:trPr>
-          <w:cantSplit w:val="true"/>
-        </w:trPr>
-        <w:tc>
-          <w:tcPr>
-            <w:tcW w:type="dxa" w:w="3200"/>
-            <w:tcMar>
-              <w:top w:w="30" w:type="dxa"/>
-              <w:bottom w:w="30" w:type="dxa"/>
-              <w:left w:w="80" w:type="dxa"/>
-              <w:right w:w="80" w:type="dxa"/>
-            </w:tcMar>
-          </w:tcPr>
-          <w:p>
-            <w:pPr>
-              <w:spacing w:after="0" w:line="240" w:lineRule="auto"/>
-            </w:pPr>
-            <w:r>
-              <w:rPr>
-                <w:b/>
-                <w:i w:val="0"/>
-                <w:sz w:val="20"/>
-              </w:rPr>
-              <w:t xml:space="preserve">Santa Fe Shutters v. Home Depot</w:t>
-            </w:r>
-            <w:r>
-              <w:rPr>
-                <w:b/>
-                <w:i w:val="0"/>
-                <w:color w:val="0E7490"/>
-                <w:sz w:val="14"/>
-              </w:rPr>
-              <w:t xml:space="preserve">  NOTE CASE</w:t>
-            </w:r>
-          </w:p>
-        </w:tc>
-        <w:tc>
-          <w:tcPr>
-            <w:tcW w:type="dxa" w:w="7312"/>
-            <w:tcMar>
-              <w:top w:w="30" w:type="dxa"/>
-              <w:bottom w:w="30" w:type="dxa"/>
-              <w:left w:w="80" w:type="dxa"/>
-              <w:right w:w="80" w:type="dxa"/>
-            </w:tcMar>
-          </w:tcPr>
-          <w:p>
-            <w:pPr>
-              <w:spacing w:after="0" w:line="240" w:lineRule="auto"/>
-            </w:pPr>
-            <w:r>
-              <w:rPr>
-                <w:b w:val="0"/>
-                <w:i w:val="0"/>
-                <w:sz w:val="20"/>
-              </w:rPr>
-              <w:t xml:space="preserve">Supplier invested heavily on an at-will deal; Home Depot terminated → good faith doesn't override the right to terminate with reasonable notice</w:t>
-            </w:r>
-          </w:p>
-        </w:tc>
-      </w:tr>
-      <w:tr>
-        <w:trPr>
-          <w:cantSplit w:val="true"/>
-        </w:trPr>
-        <w:tc>
-          <w:tcPr>
-            <w:tcW w:type="dxa" w:w="3200"/>
-            <w:tcMar>
-              <w:top w:w="30" w:type="dxa"/>
-              <w:bottom w:w="30" w:type="dxa"/>
-              <w:left w:w="80" w:type="dxa"/>
-              <w:right w:w="80" w:type="dxa"/>
-            </w:tcMar>
-            <w:shd w:val="clear" w:color="auto" w:fill="F2F6FB"/>
-          </w:tcPr>
-          <w:p>
-            <w:pPr>
-              <w:spacing w:after="0" w:line="240" w:lineRule="auto"/>
-            </w:pPr>
-            <w:r>
-              <w:rPr>
-                <w:b/>
-                <w:i w:val="0"/>
-                <w:sz w:val="20"/>
-              </w:rPr>
-              <w:t xml:space="preserve">NIPSCO v. Carbon County Coal</w:t>
-            </w:r>
-            <w:r>
-              <w:rPr>
-                <w:b/>
-                <w:i w:val="0"/>
-                <w:color w:val="0E7490"/>
-                <w:sz w:val="14"/>
-              </w:rPr>
-              <w:t xml:space="preserve">  NOTE CASE</w:t>
-            </w:r>
-          </w:p>
-        </w:tc>
-        <w:tc>
-          <w:tcPr>
-            <w:tcW w:type="dxa" w:w="7312"/>
-            <w:tcMar>
-              <w:top w:w="30" w:type="dxa"/>
-              <w:bottom w:w="30" w:type="dxa"/>
-              <w:left w:w="80" w:type="dxa"/>
-              <w:right w:w="80" w:type="dxa"/>
-            </w:tcMar>
-            <w:shd w:val="clear" w:color="auto" w:fill="F2F6FB"/>
-          </w:tcPr>
-          <w:p>
-            <w:pPr>
-              <w:spacing w:after="0" w:line="240" w:lineRule="auto"/>
-            </w:pPr>
-            <w:r>
-              <w:rPr>
-                <w:b w:val="0"/>
-                <w:i w:val="0"/>
-                <w:sz w:val="20"/>
-              </w:rPr>
-              <w:t xml:space="preserve">Buyer locked into a fixed-price (floor + escalation) contract when costs fell → no excuse; fixed price puts market-drop risk on the buyer</w:t>
-            </w:r>
-          </w:p>
-        </w:tc>
-      </w:tr>
-      <w:tr>
-        <w:trPr>
-          <w:cantSplit w:val="true"/>
-        </w:trPr>
-        <w:tc>
-          <w:tcPr>
-            <w:tcW w:type="dxa" w:w="3200"/>
-            <w:tcMar>
-              <w:top w:w="30" w:type="dxa"/>
-              <w:bottom w:w="30" w:type="dxa"/>
-              <w:left w:w="80" w:type="dxa"/>
-              <w:right w:w="80" w:type="dxa"/>
-            </w:tcMar>
-          </w:tcPr>
-          <w:p>
-            <w:pPr>
-              <w:spacing w:after="0" w:line="240" w:lineRule="auto"/>
-            </w:pPr>
-            <w:r>
-              <w:rPr>
-                <w:b/>
-                <w:i w:val="0"/>
-                <w:sz w:val="20"/>
-              </w:rPr>
-              <w:t xml:space="preserve">Webster v. Blue Ship Tea Room</w:t>
-            </w:r>
-            <w:r>
-              <w:rPr>
-                <w:b/>
-                <w:i w:val="0"/>
-                <w:color w:val="6B7280"/>
-                <w:sz w:val="14"/>
-              </w:rPr>
-              <w:t xml:space="preserve">  CITED ONLY</w:t>
-            </w:r>
-          </w:p>
-        </w:tc>
-        <w:tc>
-          <w:tcPr>
-            <w:tcW w:type="dxa" w:w="7312"/>
-            <w:tcMar>
-              <w:top w:w="30" w:type="dxa"/>
-              <w:bottom w:w="30" w:type="dxa"/>
-              <w:left w:w="80" w:type="dxa"/>
-              <w:right w:w="80" w:type="dxa"/>
-            </w:tcMar>
-          </w:tcPr>
-          <w:p>
-            <w:pPr>
-              <w:spacing w:after="0" w:line="240" w:lineRule="auto"/>
-            </w:pPr>
-            <w:r>
-              <w:rPr>
-                <w:b w:val="0"/>
-                <w:i w:val="0"/>
-                <w:sz w:val="20"/>
-              </w:rPr>
-              <w:t xml:space="preserve">Cited in Problem 3-10(b). </w:t>
-            </w:r>
-            <w:r>
-              <w:rPr>
-                <w:b w:val="0"/>
-                <w:i/>
-                <w:color w:val="B45309"/>
-                <w:sz w:val="20"/>
-              </w:rPr>
-              <w:t xml:space="preserve">Outside: bone from fish chowder lodged in diner's throat → bones expected in chowder → no breach</w:t>
-            </w:r>
-          </w:p>
-        </w:tc>
-      </w:tr>
-      <w:tr>
-        <w:trPr>
-          <w:cantSplit w:val="true"/>
-        </w:trPr>
-        <w:tc>
-          <w:tcPr>
-            <w:tcW w:type="dxa" w:w="3200"/>
-            <w:tcMar>
-              <w:top w:w="30" w:type="dxa"/>
-              <w:bottom w:w="30" w:type="dxa"/>
-              <w:left w:w="80" w:type="dxa"/>
-              <w:right w:w="80" w:type="dxa"/>
-            </w:tcMar>
-            <w:shd w:val="clear" w:color="auto" w:fill="F2F6FB"/>
-          </w:tcPr>
-          <w:p>
-            <w:pPr>
-              <w:spacing w:after="0" w:line="240" w:lineRule="auto"/>
-            </w:pPr>
-            <w:r>
-              <w:rPr>
-                <w:b/>
-                <w:i w:val="0"/>
-                <w:sz w:val="20"/>
-              </w:rPr>
-              <w:t xml:space="preserve">Windows v. Jordan Panel</w:t>
-            </w:r>
-            <w:r>
-              <w:rPr>
-                <w:b/>
-                <w:i w:val="0"/>
-                <w:color w:val="6B7280"/>
-                <w:sz w:val="14"/>
-              </w:rPr>
-              <w:t xml:space="preserve">  CITED ONLY</w:t>
-            </w:r>
-          </w:p>
-        </w:tc>
-        <w:tc>
-          <w:tcPr>
-            <w:tcW w:type="dxa" w:w="7312"/>
-            <w:tcMar>
-              <w:top w:w="30" w:type="dxa"/>
-              <w:bottom w:w="30" w:type="dxa"/>
-              <w:left w:w="80" w:type="dxa"/>
-              <w:right w:w="80" w:type="dxa"/>
-            </w:tcMar>
-            <w:shd w:val="clear" w:color="auto" w:fill="F2F6FB"/>
-          </w:tcPr>
-          <w:p>
-            <w:pPr>
-              <w:spacing w:after="0" w:line="240" w:lineRule="auto"/>
-            </w:pPr>
-            <w:r>
-              <w:rPr>
-                <w:b w:val="0"/>
-                <w:i w:val="0"/>
-                <w:sz w:val="20"/>
-              </w:rPr>
-              <w:t xml:space="preserve">Cited in Problem 4-7 ("delivered to" a NY site; windows damaged in transit). </w:t>
-            </w:r>
-            <w:r>
-              <w:rPr>
-                <w:b w:val="0"/>
-                <w:i/>
-                <w:color w:val="B45309"/>
-                <w:sz w:val="20"/>
-              </w:rPr>
-              <w:t xml:space="preserve">Outside: carrier's truck crashed → shipment contract; packing didn't cause the loss → risk on buyer</w:t>
             </w:r>
           </w:p>
         </w:tc>

--- a/content/Sales and Leases/Sales_and_Leases_Week10_Condensed_Outline.docx
+++ b/content/Sales and Leases/Sales_and_Leases_Week10_Condensed_Outline.docx
@@ -118,250 +118,6 @@
         <w:spacing w:after="0" w:line="120" w:lineRule="exact"/>
       </w:pPr>
       <w:r/>
-    </w:p>
-    <w:tbl>
-      <w:tblPr>
-        <w:tblW w:type="auto" w:w="0"/>
-        <w:tblLook w:firstColumn="1" w:firstRow="1" w:lastColumn="0" w:lastRow="0" w:noHBand="0" w:noVBand="1" w:val="04A0"/>
-        <w:tblW w:w="5000" w:type="pct"/>
-        <w:tblBorders>
-          <w:top w:val="nil"/>
-          <w:left w:val="nil"/>
-          <w:bottom w:val="nil"/>
-          <w:right w:val="nil"/>
-          <w:insideH w:val="nil"/>
-          <w:insideV w:val="nil"/>
-        </w:tblBorders>
-      </w:tblPr>
-      <w:tblGrid>
-        <w:gridCol w:w="10512"/>
-      </w:tblGrid>
-      <w:tr>
-        <w:trPr>
-          <w:cantSplit w:val="true"/>
-        </w:trPr>
-        <w:tc>
-          <w:tcPr>
-            <w:tcW w:type="dxa" w:w="10512"/>
-            <w:shd w:val="clear" w:color="auto" w:fill="F3F3F3"/>
-            <w:tcMar>
-              <w:top w:w="70" w:type="dxa"/>
-              <w:bottom w:w="70" w:type="dxa"/>
-              <w:left w:w="140" w:type="dxa"/>
-              <w:right w:w="120" w:type="dxa"/>
-            </w:tcMar>
-            <w:tcBorders>
-              <w:left w:val="single" w:sz="30" w:space="0" w:color="595959"/>
-            </w:tcBorders>
-          </w:tcPr>
-          <w:p>
-            <w:pPr>
-              <w:spacing w:after="30" w:line="240" w:lineRule="auto"/>
-            </w:pPr>
-            <w:r>
-              <w:rPr>
-                <w:b/>
-                <w:color w:val="595959"/>
-                <w:sz w:val="15"/>
-              </w:rPr>
-              <w:t xml:space="preserve">ROADMAP   </w:t>
-            </w:r>
-            <w:r>
-              <w:rPr>
-                <w:b/>
-                <w:i w:val="0"/>
-                <w:sz w:val="21"/>
-              </w:rPr>
-              <w:t>Exam game plan — run every fact pattern through this sequence</w:t>
-            </w:r>
-          </w:p>
-          <w:p>
-            <w:pPr>
-              <w:spacing w:after="30" w:line="240" w:lineRule="auto"/>
-              <w:ind w:left="317" w:hanging="259"/>
-            </w:pPr>
-            <w:r>
-              <w:rPr>
-                <w:b/>
-                <w:color w:val="595959"/>
-                <w:sz w:val="21"/>
-              </w:rPr>
-              <w:t xml:space="preserve">1.  </w:t>
-            </w:r>
-            <w:r>
-              <w:rPr>
-                <w:b/>
-                <w:i w:val="0"/>
-                <w:sz w:val="21"/>
-              </w:rPr>
-              <w:t>Governing law?</w:t>
-            </w:r>
-            <w:r>
-              <w:rPr>
-                <w:b w:val="0"/>
-                <w:i w:val="0"/>
-                <w:sz w:val="21"/>
-              </w:rPr>
-              <w:t xml:space="preserve"> Goods (§ 2-105, § 2-107) · hybrid (§ 2-102(2)) · disguised security interest (§ 2-102(3)(a)).</w:t>
-            </w:r>
-          </w:p>
-          <w:p>
-            <w:pPr>
-              <w:spacing w:after="30" w:line="240" w:lineRule="auto"/>
-              <w:ind w:left="317" w:hanging="259"/>
-            </w:pPr>
-            <w:r>
-              <w:rPr>
-                <w:b/>
-                <w:color w:val="595959"/>
-                <w:sz w:val="21"/>
-              </w:rPr>
-              <w:t xml:space="preserve">2.  </w:t>
-            </w:r>
-            <w:r>
-              <w:rPr>
-                <w:b/>
-                <w:i w:val="0"/>
-                <w:sz w:val="21"/>
-              </w:rPr>
-              <w:t>Agreement formed?</w:t>
-            </w:r>
-            <w:r>
-              <w:rPr>
-                <w:b w:val="0"/>
-                <w:i w:val="0"/>
-                <w:sz w:val="21"/>
-              </w:rPr>
-              <w:t xml:space="preserve"> §§ 2-204 → 2-206 → 2-205 → 2-207.</w:t>
-            </w:r>
-          </w:p>
-          <w:p>
-            <w:pPr>
-              <w:spacing w:after="30" w:line="240" w:lineRule="auto"/>
-              <w:ind w:left="317" w:hanging="259"/>
-            </w:pPr>
-            <w:r>
-              <w:rPr>
-                <w:b/>
-                <w:color w:val="595959"/>
-                <w:sz w:val="21"/>
-              </w:rPr>
-              <w:t xml:space="preserve">3.  </w:t>
-            </w:r>
-            <w:r>
-              <w:rPr>
-                <w:b/>
-                <w:i w:val="0"/>
-                <w:sz w:val="21"/>
-              </w:rPr>
-              <w:t>Enforceable?</w:t>
-            </w:r>
-            <w:r>
-              <w:rPr>
-                <w:b w:val="0"/>
-                <w:i w:val="0"/>
-                <w:sz w:val="21"/>
-              </w:rPr>
-              <w:t xml:space="preserve"> Statute of frauds (§ 2-201) · unconscionability (§ 2-302).</w:t>
-            </w:r>
-          </w:p>
-          <w:p>
-            <w:pPr>
-              <w:spacing w:after="30" w:line="240" w:lineRule="auto"/>
-              <w:ind w:left="317" w:hanging="259"/>
-            </w:pPr>
-            <w:r>
-              <w:rPr>
-                <w:b/>
-                <w:color w:val="595959"/>
-                <w:sz w:val="21"/>
-              </w:rPr>
-              <w:t xml:space="preserve">4.  </w:t>
-            </w:r>
-            <w:r>
-              <w:rPr>
-                <w:b/>
-                <w:i w:val="0"/>
-                <w:sz w:val="21"/>
-              </w:rPr>
-              <w:t>Terms?</w:t>
-            </w:r>
-            <w:r>
-              <w:rPr>
-                <w:b w:val="0"/>
-                <w:i w:val="0"/>
-                <w:sz w:val="21"/>
-              </w:rPr>
-              <w:t xml:space="preserve"> Express terms → course of performance (CoP) / course of dealing (CoD) / usage of trade (UoT) (§ 1-303) → express warranties (§ 2-313) → gap fillers → disclaimers/remedy limits → parol evidence rule (§ 2-202).</w:t>
-            </w:r>
-          </w:p>
-          <w:p>
-            <w:pPr>
-              <w:spacing w:after="30" w:line="240" w:lineRule="auto"/>
-              <w:ind w:left="317" w:hanging="259"/>
-            </w:pPr>
-            <w:r>
-              <w:rPr>
-                <w:b/>
-                <w:color w:val="595959"/>
-                <w:sz w:val="21"/>
-              </w:rPr>
-              <w:t xml:space="preserve">5.  </w:t>
-            </w:r>
-            <w:r>
-              <w:rPr>
-                <w:b/>
-                <w:i w:val="0"/>
-                <w:sz w:val="21"/>
-              </w:rPr>
-              <w:t>Changed?</w:t>
-            </w:r>
-            <w:r>
-              <w:rPr>
-                <w:b w:val="0"/>
-                <w:i w:val="0"/>
-                <w:sz w:val="21"/>
-              </w:rPr>
-              <w:t xml:space="preserve"> Modification · statute of frauds (SOF) / no-oral-modification (NOM) clauses · waiver · estoppel · course of performance.</w:t>
-            </w:r>
-          </w:p>
-          <w:p>
-            <w:pPr>
-              <w:spacing w:after="30" w:line="240" w:lineRule="auto"/>
-              <w:ind w:left="317" w:hanging="259"/>
-            </w:pPr>
-            <w:r>
-              <w:rPr>
-                <w:b/>
-                <w:color w:val="595959"/>
-                <w:sz w:val="21"/>
-              </w:rPr>
-              <w:t xml:space="preserve">6.  </w:t>
-            </w:r>
-            <w:r>
-              <w:rPr>
-                <w:b/>
-                <w:i w:val="0"/>
-                <w:sz w:val="21"/>
-              </w:rPr>
-              <w:t>Performance:</w:t>
-            </w:r>
-            <w:r>
-              <w:rPr>
-                <w:b w:val="0"/>
-                <w:i w:val="0"/>
-                <w:sz w:val="21"/>
-              </w:rPr>
-              <w:t xml:space="preserve"> tender → inspection → accept/reject → payment → risk of loss · assignment/delegation · termination · insecurity/repudiation · excuse.</w:t>
-            </w:r>
-          </w:p>
-        </w:tc>
-      </w:tr>
-    </w:tbl>
-    <w:p>
-      <w:pPr>
-        <w:spacing w:after="0" w:line="100" w:lineRule="exact"/>
-      </w:pPr>
     </w:p>
     <w:tbl>
       <w:tblPr>
@@ -4081,7 +3837,7 @@
           <w:b w:val="0"/>
           <w:i w:val="0"/>
         </w:rPr>
-        <w:t xml:space="preserve"> CoP/CoD/UoT. </w:t>
+        <w:t xml:space="preserve"> course of performance (CoP) / course of dealing (CoD) / usage of trade (UoT). </w:t>
       </w:r>
       <w:r>
         <w:rPr>
@@ -4137,7 +3893,7 @@
           <w:b w:val="0"/>
           <w:i w:val="0"/>
         </w:rPr>
-        <w:t xml:space="preserve"> (SOF, unconscionable term) than the agreement.</w:t>
+        <w:t xml:space="preserve"> (statute of frauds (SOF), unconscionable term) than the agreement.</w:t>
       </w:r>
     </w:p>
     <w:p>
@@ -8523,7 +8279,7 @@
                 <w:i w:val="0"/>
                 <w:sz w:val="21"/>
               </w:rPr>
-              <w:t xml:space="preserve"> (NOM clause) is enforceable — but on a </w:t>
+              <w:t xml:space="preserve"> (no-oral-modification (NOM) clause) is enforceable — but on a </w:t>
             </w:r>
             <w:r>
               <w:rPr>
@@ -34778,1999 +34534,6 @@
         </w:tc>
       </w:tr>
     </w:tbl>
-    <w:p>
-      <w:pPr>
-        <w:spacing w:after="0" w:line="120" w:lineRule="exact"/>
-      </w:pPr>
-    </w:p>
-    <w:tbl>
-      <w:tblPr>
-        <w:tblW w:type="auto" w:w="0"/>
-        <w:tblLook w:firstColumn="1" w:firstRow="1" w:lastColumn="0" w:lastRow="0" w:noHBand="0" w:noVBand="1" w:val="04A0"/>
-        <w:tblW w:w="5000" w:type="pct"/>
-        <w:tblBorders>
-          <w:top w:val="nil"/>
-          <w:left w:val="nil"/>
-          <w:bottom w:val="nil"/>
-          <w:right w:val="nil"/>
-          <w:insideH w:val="nil"/>
-          <w:insideV w:val="nil"/>
-        </w:tblBorders>
-      </w:tblPr>
-      <w:tblGrid>
-        <w:gridCol w:w="10512"/>
-      </w:tblGrid>
-      <w:tr>
-        <w:trPr>
-          <w:cantSplit w:val="true"/>
-        </w:trPr>
-        <w:tc>
-          <w:tcPr>
-            <w:tcW w:type="dxa" w:w="10512"/>
-            <w:shd w:val="clear" w:color="auto" w:fill="1F3A5F"/>
-            <w:tcMar>
-              <w:top w:w="70" w:type="dxa"/>
-              <w:bottom w:w="70" w:type="dxa"/>
-              <w:left w:w="140" w:type="dxa"/>
-              <w:right w:w="140" w:type="dxa"/>
-            </w:tcMar>
-            <w:tcBorders>
-              <w:left w:val="single" w:sz="36" w:space="0" w:color="C9A227"/>
-            </w:tcBorders>
-          </w:tcPr>
-          <w:p>
-            <w:pPr>
-              <w:keepNext/>
-              <w:spacing w:after="0"/>
-            </w:pPr>
-            <w:r>
-              <w:rPr>
-                <w:b/>
-                <w:i w:val="0"/>
-                <w:color w:val="FFFFFF"/>
-                <w:sz w:val="26"/>
-              </w:rPr>
-              <w:t>XVII. Rapid Review</w:t>
-            </w:r>
-          </w:p>
-        </w:tc>
-      </w:tr>
-    </w:tbl>
-    <w:p>
-      <w:pPr>
-        <w:keepNext/>
-        <w:spacing w:after="0" w:line="80" w:lineRule="exact"/>
-      </w:pPr>
-    </w:p>
-    <w:tbl>
-      <w:tblPr>
-        <w:tblStyle w:val="TableGrid"/>
-        <w:tblW w:type="auto" w:w="0"/>
-        <w:jc w:val="center"/>
-        <w:tblLayout w:type="fixed"/>
-        <w:tblLook w:firstColumn="1" w:firstRow="1" w:lastColumn="0" w:lastRow="0" w:noHBand="0" w:noVBand="1" w:val="04A0"/>
-        <w:tblW w:w="5000" w:type="pct"/>
-        <w:tblBorders>
-          <w:top w:val="single" w:sz="4" w:space="0" w:color="BFCCDD"/>
-          <w:left w:val="single" w:sz="4" w:space="0" w:color="BFCCDD"/>
-          <w:bottom w:val="single" w:sz="4" w:space="0" w:color="BFCCDD"/>
-          <w:right w:val="single" w:sz="4" w:space="0" w:color="BFCCDD"/>
-          <w:insideH w:val="single" w:sz="4" w:space="0" w:color="BFCCDD"/>
-          <w:insideV w:val="single" w:sz="4" w:space="0" w:color="BFCCDD"/>
-        </w:tblBorders>
-        <w:tblLayout w:type="fixed"/>
-      </w:tblPr>
-      <w:tblGrid>
-        <w:gridCol w:w="1854"/>
-        <w:gridCol w:w="8657"/>
-      </w:tblGrid>
-      <w:tr>
-        <w:trPr>
-          <w:tblHeader w:val="true"/>
-        </w:trPr>
-        <w:tc>
-          <w:tcPr>
-            <w:tcW w:type="dxa" w:w="1855"/>
-            <w:shd w:val="clear" w:color="auto" w:fill="1F3A5F"/>
-            <w:tcMar>
-              <w:top w:w="40" w:type="dxa"/>
-              <w:bottom w:w="40" w:type="dxa"/>
-              <w:left w:w="80" w:type="dxa"/>
-              <w:right w:w="80" w:type="dxa"/>
-            </w:tcMar>
-          </w:tcPr>
-          <w:p>
-            <w:pPr>
-              <w:spacing w:after="0"/>
-            </w:pPr>
-            <w:r>
-              <w:rPr>
-                <w:b/>
-                <w:i w:val="0"/>
-                <w:color w:val="FFFFFF"/>
-                <w:sz w:val="20"/>
-              </w:rPr>
-              <w:t>Number to know</w:t>
-            </w:r>
-          </w:p>
-        </w:tc>
-        <w:tc>
-          <w:tcPr>
-            <w:tcW w:type="dxa" w:w="8657"/>
-            <w:shd w:val="clear" w:color="auto" w:fill="1F3A5F"/>
-            <w:tcMar>
-              <w:top w:w="40" w:type="dxa"/>
-              <w:bottom w:w="40" w:type="dxa"/>
-              <w:left w:w="80" w:type="dxa"/>
-              <w:right w:w="80" w:type="dxa"/>
-            </w:tcMar>
-          </w:tcPr>
-          <w:p>
-            <w:pPr>
-              <w:spacing w:after="0"/>
-            </w:pPr>
-            <w:r>
-              <w:rPr>
-                <w:b/>
-                <w:i w:val="0"/>
-                <w:color w:val="FFFFFF"/>
-                <w:sz w:val="20"/>
-              </w:rPr>
-              <w:t>Rule</w:t>
-            </w:r>
-          </w:p>
-        </w:tc>
-      </w:tr>
-      <w:tr>
-        <w:trPr>
-          <w:cantSplit w:val="true"/>
-        </w:trPr>
-        <w:tc>
-          <w:tcPr>
-            <w:tcW w:type="dxa" w:w="1855"/>
-            <w:tcMar>
-              <w:top w:w="30" w:type="dxa"/>
-              <w:bottom w:w="30" w:type="dxa"/>
-              <w:left w:w="80" w:type="dxa"/>
-              <w:right w:w="80" w:type="dxa"/>
-            </w:tcMar>
-          </w:tcPr>
-          <w:p>
-            <w:pPr>
-              <w:spacing w:after="0" w:line="240" w:lineRule="auto"/>
-            </w:pPr>
-            <w:r>
-              <w:rPr>
-                <w:b/>
-                <w:i w:val="0"/>
-                <w:sz w:val="20"/>
-              </w:rPr>
-              <w:t>$500+</w:t>
-            </w:r>
-          </w:p>
-        </w:tc>
-        <w:tc>
-          <w:tcPr>
-            <w:tcW w:type="dxa" w:w="8657"/>
-            <w:tcMar>
-              <w:top w:w="30" w:type="dxa"/>
-              <w:bottom w:w="30" w:type="dxa"/>
-              <w:left w:w="80" w:type="dxa"/>
-              <w:right w:w="80" w:type="dxa"/>
-            </w:tcMar>
-          </w:tcPr>
-          <w:p>
-            <w:pPr>
-              <w:spacing w:after="0" w:line="240" w:lineRule="auto"/>
-            </w:pPr>
-            <w:r>
-              <w:rPr>
-                <w:b w:val="0"/>
-                <w:i w:val="0"/>
-                <w:sz w:val="20"/>
-              </w:rPr>
-              <w:t>Statute of frauds applies (§ 2-201)</w:t>
-            </w:r>
-          </w:p>
-        </w:tc>
-      </w:tr>
-      <w:tr>
-        <w:trPr>
-          <w:cantSplit w:val="true"/>
-        </w:trPr>
-        <w:tc>
-          <w:tcPr>
-            <w:tcW w:type="dxa" w:w="1855"/>
-            <w:tcMar>
-              <w:top w:w="30" w:type="dxa"/>
-              <w:bottom w:w="30" w:type="dxa"/>
-              <w:left w:w="80" w:type="dxa"/>
-              <w:right w:w="80" w:type="dxa"/>
-            </w:tcMar>
-            <w:shd w:val="clear" w:color="auto" w:fill="F2F6FB"/>
-          </w:tcPr>
-          <w:p>
-            <w:pPr>
-              <w:spacing w:after="0" w:line="240" w:lineRule="auto"/>
-            </w:pPr>
-            <w:r>
-              <w:rPr>
-                <w:b/>
-                <w:i w:val="0"/>
-                <w:sz w:val="20"/>
-              </w:rPr>
-              <w:t>10 days</w:t>
-            </w:r>
-          </w:p>
-        </w:tc>
-        <w:tc>
-          <w:tcPr>
-            <w:tcW w:type="dxa" w:w="8657"/>
-            <w:tcMar>
-              <w:top w:w="30" w:type="dxa"/>
-              <w:bottom w:w="30" w:type="dxa"/>
-              <w:left w:w="80" w:type="dxa"/>
-              <w:right w:w="80" w:type="dxa"/>
-            </w:tcMar>
-            <w:shd w:val="clear" w:color="auto" w:fill="F2F6FB"/>
-          </w:tcPr>
-          <w:p>
-            <w:pPr>
-              <w:spacing w:after="0" w:line="240" w:lineRule="auto"/>
-            </w:pPr>
-            <w:r>
-              <w:rPr>
-                <w:b w:val="0"/>
-                <w:i w:val="0"/>
-                <w:sz w:val="20"/>
-              </w:rPr>
-              <w:t>Merchant must object in writing to a confirmation (§ 2-201(2)); seller's reclamation demand after insolvent buyer receives goods (§ 2-702(2))</w:t>
-            </w:r>
-          </w:p>
-        </w:tc>
-      </w:tr>
-      <w:tr>
-        <w:trPr>
-          <w:cantSplit w:val="true"/>
-        </w:trPr>
-        <w:tc>
-          <w:tcPr>
-            <w:tcW w:type="dxa" w:w="1855"/>
-            <w:tcMar>
-              <w:top w:w="30" w:type="dxa"/>
-              <w:bottom w:w="30" w:type="dxa"/>
-              <w:left w:w="80" w:type="dxa"/>
-              <w:right w:w="80" w:type="dxa"/>
-            </w:tcMar>
-          </w:tcPr>
-          <w:p>
-            <w:pPr>
-              <w:spacing w:after="0" w:line="240" w:lineRule="auto"/>
-            </w:pPr>
-            <w:r>
-              <w:rPr>
-                <w:b/>
-                <w:i w:val="0"/>
-                <w:sz w:val="20"/>
-              </w:rPr>
-              <w:t>3 months</w:t>
-            </w:r>
-          </w:p>
-        </w:tc>
-        <w:tc>
-          <w:tcPr>
-            <w:tcW w:type="dxa" w:w="8657"/>
-            <w:tcMar>
-              <w:top w:w="30" w:type="dxa"/>
-              <w:bottom w:w="30" w:type="dxa"/>
-              <w:left w:w="80" w:type="dxa"/>
-              <w:right w:w="80" w:type="dxa"/>
-            </w:tcMar>
-          </w:tcPr>
-          <w:p>
-            <w:pPr>
-              <w:spacing w:after="0" w:line="240" w:lineRule="auto"/>
-            </w:pPr>
-            <w:r>
-              <w:rPr>
-                <w:b w:val="0"/>
-                <w:i w:val="0"/>
-                <w:sz w:val="20"/>
-              </w:rPr>
-              <w:t>Maximum life of a firm offer without consideration (§ 2-205)</w:t>
-            </w:r>
-          </w:p>
-        </w:tc>
-      </w:tr>
-      <w:tr>
-        <w:trPr>
-          <w:cantSplit w:val="true"/>
-        </w:trPr>
-        <w:tc>
-          <w:tcPr>
-            <w:tcW w:type="dxa" w:w="1855"/>
-            <w:tcMar>
-              <w:top w:w="30" w:type="dxa"/>
-              <w:bottom w:w="30" w:type="dxa"/>
-              <w:left w:w="80" w:type="dxa"/>
-              <w:right w:w="80" w:type="dxa"/>
-            </w:tcMar>
-            <w:shd w:val="clear" w:color="auto" w:fill="F2F6FB"/>
-          </w:tcPr>
-          <w:p>
-            <w:pPr>
-              <w:spacing w:after="0" w:line="240" w:lineRule="auto"/>
-            </w:pPr>
-            <w:r>
-              <w:rPr>
-                <w:b/>
-                <w:i w:val="0"/>
-                <w:sz w:val="20"/>
-              </w:rPr>
-              <w:t>30 days</w:t>
-            </w:r>
-          </w:p>
-        </w:tc>
-        <w:tc>
-          <w:tcPr>
-            <w:tcW w:type="dxa" w:w="8657"/>
-            <w:tcMar>
-              <w:top w:w="30" w:type="dxa"/>
-              <w:bottom w:w="30" w:type="dxa"/>
-              <w:left w:w="80" w:type="dxa"/>
-              <w:right w:w="80" w:type="dxa"/>
-            </w:tcMar>
-            <w:shd w:val="clear" w:color="auto" w:fill="F2F6FB"/>
-          </w:tcPr>
-          <w:p>
-            <w:pPr>
-              <w:spacing w:after="0" w:line="240" w:lineRule="auto"/>
-            </w:pPr>
-            <w:r>
-              <w:rPr>
-                <w:b w:val="0"/>
-                <w:i w:val="0"/>
-                <w:sz w:val="20"/>
-              </w:rPr>
-              <w:t>Max time to give adequate assurance (§ 2-609(4)); buyer's time to respond to an excuse notice (§ 2-616(2))</w:t>
-            </w:r>
-          </w:p>
-        </w:tc>
-      </w:tr>
-      <w:tr>
-        <w:trPr>
-          <w:cantSplit w:val="true"/>
-        </w:trPr>
-        <w:tc>
-          <w:tcPr>
-            <w:tcW w:type="dxa" w:w="1855"/>
-            <w:tcMar>
-              <w:top w:w="30" w:type="dxa"/>
-              <w:bottom w:w="30" w:type="dxa"/>
-              <w:left w:w="80" w:type="dxa"/>
-              <w:right w:w="80" w:type="dxa"/>
-            </w:tcMar>
-          </w:tcPr>
-          <w:p>
-            <w:pPr>
-              <w:spacing w:after="0" w:line="240" w:lineRule="auto"/>
-            </w:pPr>
-            <w:r>
-              <w:rPr>
-                <w:b/>
-                <w:i w:val="0"/>
-                <w:sz w:val="20"/>
-              </w:rPr>
-              <w:t>4 years</w:t>
-            </w:r>
-          </w:p>
-        </w:tc>
-        <w:tc>
-          <w:tcPr>
-            <w:tcW w:type="dxa" w:w="8657"/>
-            <w:tcMar>
-              <w:top w:w="30" w:type="dxa"/>
-              <w:bottom w:w="30" w:type="dxa"/>
-              <w:left w:w="80" w:type="dxa"/>
-              <w:right w:w="80" w:type="dxa"/>
-            </w:tcMar>
-          </w:tcPr>
-          <w:p>
-            <w:pPr>
-              <w:spacing w:after="0" w:line="240" w:lineRule="auto"/>
-            </w:pPr>
-            <w:r>
-              <w:rPr>
-                <w:b w:val="0"/>
-                <w:i w:val="0"/>
-                <w:sz w:val="20"/>
-              </w:rPr>
-              <w:t xml:space="preserve">Statute of limitations; can shorten to </w:t>
-            </w:r>
-            <w:r>
-              <w:rPr>
-                <w:b/>
-                <w:i w:val="0"/>
-                <w:sz w:val="20"/>
-              </w:rPr>
-              <w:t>1 year</w:t>
-            </w:r>
-            <w:r>
-              <w:rPr>
-                <w:b w:val="0"/>
-                <w:i w:val="0"/>
-                <w:sz w:val="20"/>
-              </w:rPr>
-              <w:t xml:space="preserve">, never extend; warranty breach accrues on </w:t>
-            </w:r>
-            <w:r>
-              <w:rPr>
-                <w:b/>
-                <w:i w:val="0"/>
-                <w:sz w:val="20"/>
-              </w:rPr>
-              <w:t>tender</w:t>
-            </w:r>
-            <w:r>
-              <w:rPr>
-                <w:b w:val="0"/>
-                <w:i w:val="0"/>
-                <w:sz w:val="20"/>
-              </w:rPr>
-              <w:t xml:space="preserve"> (§ 2-725)</w:t>
-            </w:r>
-          </w:p>
-        </w:tc>
-      </w:tr>
-      <w:tr>
-        <w:trPr>
-          <w:cantSplit w:val="true"/>
-        </w:trPr>
-        <w:tc>
-          <w:tcPr>
-            <w:tcW w:type="dxa" w:w="1855"/>
-            <w:tcMar>
-              <w:top w:w="30" w:type="dxa"/>
-              <w:bottom w:w="30" w:type="dxa"/>
-              <w:left w:w="80" w:type="dxa"/>
-              <w:right w:w="80" w:type="dxa"/>
-            </w:tcMar>
-            <w:shd w:val="clear" w:color="auto" w:fill="F2F6FB"/>
-          </w:tcPr>
-          <w:p>
-            <w:pPr>
-              <w:spacing w:after="0" w:line="240" w:lineRule="auto"/>
-            </w:pPr>
-            <w:r>
-              <w:rPr>
-                <w:b/>
-                <w:i w:val="0"/>
-                <w:sz w:val="20"/>
-              </w:rPr>
-              <w:t>20% or $500</w:t>
-            </w:r>
-          </w:p>
-        </w:tc>
-        <w:tc>
-          <w:tcPr>
-            <w:tcW w:type="dxa" w:w="8657"/>
-            <w:tcMar>
-              <w:top w:w="30" w:type="dxa"/>
-              <w:bottom w:w="30" w:type="dxa"/>
-              <w:left w:w="80" w:type="dxa"/>
-              <w:right w:w="80" w:type="dxa"/>
-            </w:tcMar>
-            <w:shd w:val="clear" w:color="auto" w:fill="F2F6FB"/>
-          </w:tcPr>
-          <w:p>
-            <w:pPr>
-              <w:spacing w:after="0" w:line="240" w:lineRule="auto"/>
-            </w:pPr>
-            <w:r>
-              <w:rPr>
-                <w:b w:val="0"/>
-                <w:i w:val="0"/>
-                <w:sz w:val="20"/>
-              </w:rPr>
-              <w:t>Smaller of the two is what a seller may keep from a breaching buyer's deposit absent LD (§ 2-718(2))</w:t>
-            </w:r>
-          </w:p>
-        </w:tc>
-      </w:tr>
-    </w:tbl>
-    <w:p>
-      <w:pPr>
-        <w:spacing w:after="0" w:line="120" w:lineRule="exact"/>
-      </w:pPr>
-    </w:p>
-    <w:tbl>
-      <w:tblPr>
-        <w:tblStyle w:val="TableGrid"/>
-        <w:tblW w:type="auto" w:w="0"/>
-        <w:jc w:val="center"/>
-        <w:tblLayout w:type="fixed"/>
-        <w:tblLook w:firstColumn="1" w:firstRow="1" w:lastColumn="0" w:lastRow="0" w:noHBand="0" w:noVBand="1" w:val="04A0"/>
-        <w:tblW w:w="5000" w:type="pct"/>
-        <w:tblBorders>
-          <w:top w:val="single" w:sz="4" w:space="0" w:color="BFCCDD"/>
-          <w:left w:val="single" w:sz="4" w:space="0" w:color="BFCCDD"/>
-          <w:bottom w:val="single" w:sz="4" w:space="0" w:color="BFCCDD"/>
-          <w:right w:val="single" w:sz="4" w:space="0" w:color="BFCCDD"/>
-          <w:insideH w:val="single" w:sz="4" w:space="0" w:color="BFCCDD"/>
-          <w:insideV w:val="single" w:sz="4" w:space="0" w:color="BFCCDD"/>
-        </w:tblBorders>
-        <w:tblLayout w:type="fixed"/>
-      </w:tblPr>
-      <w:tblGrid>
-        <w:gridCol w:w="6064"/>
-        <w:gridCol w:w="4447"/>
-      </w:tblGrid>
-      <w:tr>
-        <w:trPr>
-          <w:tblHeader w:val="true"/>
-        </w:trPr>
-        <w:tc>
-          <w:tcPr>
-            <w:tcW w:type="dxa" w:w="6064"/>
-            <w:shd w:val="clear" w:color="auto" w:fill="1F3A5F"/>
-            <w:tcMar>
-              <w:top w:w="40" w:type="dxa"/>
-              <w:bottom w:w="40" w:type="dxa"/>
-              <w:left w:w="80" w:type="dxa"/>
-              <w:right w:w="80" w:type="dxa"/>
-            </w:tcMar>
-          </w:tcPr>
-          <w:p>
-            <w:pPr>
-              <w:spacing w:after="0"/>
-            </w:pPr>
-            <w:r>
-              <w:rPr>
-                <w:b/>
-                <w:i w:val="0"/>
-                <w:color w:val="FFFFFF"/>
-                <w:sz w:val="20"/>
-              </w:rPr>
-              <w:t>Rule</w:t>
-            </w:r>
-          </w:p>
-        </w:tc>
-        <w:tc>
-          <w:tcPr>
-            <w:tcW w:type="dxa" w:w="4448"/>
-            <w:shd w:val="clear" w:color="auto" w:fill="1F3A5F"/>
-            <w:tcMar>
-              <w:top w:w="40" w:type="dxa"/>
-              <w:bottom w:w="40" w:type="dxa"/>
-              <w:left w:w="80" w:type="dxa"/>
-              <w:right w:w="80" w:type="dxa"/>
-            </w:tcMar>
-          </w:tcPr>
-          <w:p>
-            <w:pPr>
-              <w:spacing w:after="0"/>
-            </w:pPr>
-            <w:r>
-              <w:rPr>
-                <w:b/>
-                <w:i w:val="0"/>
-                <w:color w:val="FFFFFF"/>
-                <w:sz w:val="20"/>
-              </w:rPr>
-              <w:t>Who must be a merchant</w:t>
-            </w:r>
-          </w:p>
-        </w:tc>
-      </w:tr>
-      <w:tr>
-        <w:trPr>
-          <w:cantSplit w:val="true"/>
-        </w:trPr>
-        <w:tc>
-          <w:tcPr>
-            <w:tcW w:type="dxa" w:w="6064"/>
-            <w:tcMar>
-              <w:top w:w="30" w:type="dxa"/>
-              <w:bottom w:w="30" w:type="dxa"/>
-              <w:left w:w="80" w:type="dxa"/>
-              <w:right w:w="80" w:type="dxa"/>
-            </w:tcMar>
-          </w:tcPr>
-          <w:p>
-            <w:pPr>
-              <w:spacing w:after="0" w:line="240" w:lineRule="auto"/>
-            </w:pPr>
-            <w:r>
-              <w:rPr>
-                <w:b w:val="0"/>
-                <w:i w:val="0"/>
-                <w:sz w:val="20"/>
-              </w:rPr>
-              <w:t>Firm offer (§ 2-205)</w:t>
-            </w:r>
-          </w:p>
-        </w:tc>
-        <w:tc>
-          <w:tcPr>
-            <w:tcW w:type="dxa" w:w="4448"/>
-            <w:tcMar>
-              <w:top w:w="30" w:type="dxa"/>
-              <w:bottom w:w="30" w:type="dxa"/>
-              <w:left w:w="80" w:type="dxa"/>
-              <w:right w:w="80" w:type="dxa"/>
-            </w:tcMar>
-          </w:tcPr>
-          <w:p>
-            <w:pPr>
-              <w:spacing w:after="0" w:line="240" w:lineRule="auto"/>
-            </w:pPr>
-            <w:r>
-              <w:rPr>
-                <w:b/>
-                <w:i w:val="0"/>
-                <w:sz w:val="20"/>
-              </w:rPr>
-              <w:t>Offeror</w:t>
-            </w:r>
-            <w:r>
-              <w:rPr>
-                <w:b w:val="0"/>
-                <w:i w:val="0"/>
-                <w:sz w:val="20"/>
-              </w:rPr>
-              <w:t xml:space="preserve"> (any business person)</w:t>
-            </w:r>
-          </w:p>
-        </w:tc>
-      </w:tr>
-      <w:tr>
-        <w:trPr>
-          <w:cantSplit w:val="true"/>
-        </w:trPr>
-        <w:tc>
-          <w:tcPr>
-            <w:tcW w:type="dxa" w:w="6064"/>
-            <w:tcMar>
-              <w:top w:w="30" w:type="dxa"/>
-              <w:bottom w:w="30" w:type="dxa"/>
-              <w:left w:w="80" w:type="dxa"/>
-              <w:right w:w="80" w:type="dxa"/>
-            </w:tcMar>
-            <w:shd w:val="clear" w:color="auto" w:fill="F2F6FB"/>
-          </w:tcPr>
-          <w:p>
-            <w:pPr>
-              <w:spacing w:after="0" w:line="240" w:lineRule="auto"/>
-            </w:pPr>
-            <w:r>
-              <w:rPr>
-                <w:b w:val="0"/>
-                <w:i w:val="0"/>
-                <w:sz w:val="20"/>
-              </w:rPr>
-              <w:t>§ 2-207(2) added terms; § 2-201(2) confirmation</w:t>
-            </w:r>
-          </w:p>
-        </w:tc>
-        <w:tc>
-          <w:tcPr>
-            <w:tcW w:type="dxa" w:w="4448"/>
-            <w:tcMar>
-              <w:top w:w="30" w:type="dxa"/>
-              <w:bottom w:w="30" w:type="dxa"/>
-              <w:left w:w="80" w:type="dxa"/>
-              <w:right w:w="80" w:type="dxa"/>
-            </w:tcMar>
-            <w:shd w:val="clear" w:color="auto" w:fill="F2F6FB"/>
-          </w:tcPr>
-          <w:p>
-            <w:pPr>
-              <w:spacing w:after="0" w:line="240" w:lineRule="auto"/>
-            </w:pPr>
-            <w:r>
-              <w:rPr>
-                <w:b/>
-                <w:i w:val="0"/>
-                <w:sz w:val="20"/>
-              </w:rPr>
-              <w:t>Both</w:t>
-            </w:r>
-            <w:r>
-              <w:rPr>
-                <w:b w:val="0"/>
-                <w:i w:val="0"/>
-                <w:sz w:val="20"/>
-              </w:rPr>
-              <w:t xml:space="preserve"> parties</w:t>
-            </w:r>
-          </w:p>
-        </w:tc>
-      </w:tr>
-      <w:tr>
-        <w:trPr>
-          <w:cantSplit w:val="true"/>
-        </w:trPr>
-        <w:tc>
-          <w:tcPr>
-            <w:tcW w:type="dxa" w:w="6064"/>
-            <w:tcMar>
-              <w:top w:w="30" w:type="dxa"/>
-              <w:bottom w:w="30" w:type="dxa"/>
-              <w:left w:w="80" w:type="dxa"/>
-              <w:right w:w="80" w:type="dxa"/>
-            </w:tcMar>
-          </w:tcPr>
-          <w:p>
-            <w:pPr>
-              <w:spacing w:after="0" w:line="240" w:lineRule="auto"/>
-            </w:pPr>
-            <w:r>
-              <w:rPr>
-                <w:b w:val="0"/>
-                <w:i w:val="0"/>
-                <w:sz w:val="20"/>
-              </w:rPr>
-              <w:t>NOM clause separately signed (§ 2-209(2))</w:t>
-            </w:r>
-          </w:p>
-        </w:tc>
-        <w:tc>
-          <w:tcPr>
-            <w:tcW w:type="dxa" w:w="4448"/>
-            <w:tcMar>
-              <w:top w:w="30" w:type="dxa"/>
-              <w:bottom w:w="30" w:type="dxa"/>
-              <w:left w:w="80" w:type="dxa"/>
-              <w:right w:w="80" w:type="dxa"/>
-            </w:tcMar>
-          </w:tcPr>
-          <w:p>
-            <w:pPr>
-              <w:spacing w:after="0" w:line="240" w:lineRule="auto"/>
-            </w:pPr>
-            <w:r>
-              <w:rPr>
-                <w:b w:val="0"/>
-                <w:i w:val="0"/>
-                <w:sz w:val="20"/>
-              </w:rPr>
-              <w:t xml:space="preserve">Required when a merchant's form goes to a </w:t>
-            </w:r>
-            <w:r>
-              <w:rPr>
-                <w:b/>
-                <w:i w:val="0"/>
-                <w:sz w:val="20"/>
-              </w:rPr>
-              <w:t>non-merchant</w:t>
-            </w:r>
-          </w:p>
-        </w:tc>
-      </w:tr>
-      <w:tr>
-        <w:trPr>
-          <w:cantSplit w:val="true"/>
-        </w:trPr>
-        <w:tc>
-          <w:tcPr>
-            <w:tcW w:type="dxa" w:w="6064"/>
-            <w:tcMar>
-              <w:top w:w="30" w:type="dxa"/>
-              <w:bottom w:w="30" w:type="dxa"/>
-              <w:left w:w="80" w:type="dxa"/>
-              <w:right w:w="80" w:type="dxa"/>
-            </w:tcMar>
-            <w:shd w:val="clear" w:color="auto" w:fill="F2F6FB"/>
-          </w:tcPr>
-          <w:p>
-            <w:pPr>
-              <w:spacing w:after="0" w:line="240" w:lineRule="auto"/>
-            </w:pPr>
-            <w:r>
-              <w:rPr>
-                <w:b w:val="0"/>
-                <w:i w:val="0"/>
-                <w:sz w:val="20"/>
-              </w:rPr>
-              <w:t>Merchantability (§ 2-314) · infringement (§ 2-312(3)) · entrustment (§ 2-403(2))</w:t>
-            </w:r>
-          </w:p>
-        </w:tc>
-        <w:tc>
-          <w:tcPr>
-            <w:tcW w:type="dxa" w:w="4448"/>
-            <w:tcMar>
-              <w:top w:w="30" w:type="dxa"/>
-              <w:bottom w:w="30" w:type="dxa"/>
-              <w:left w:w="80" w:type="dxa"/>
-              <w:right w:w="80" w:type="dxa"/>
-            </w:tcMar>
-            <w:shd w:val="clear" w:color="auto" w:fill="F2F6FB"/>
-          </w:tcPr>
-          <w:p>
-            <w:pPr>
-              <w:spacing w:after="0" w:line="240" w:lineRule="auto"/>
-            </w:pPr>
-            <w:r>
-              <w:rPr>
-                <w:b w:val="0"/>
-                <w:i w:val="0"/>
-                <w:sz w:val="20"/>
-              </w:rPr>
-              <w:t xml:space="preserve">Merchant </w:t>
-            </w:r>
-            <w:r>
-              <w:rPr>
-                <w:b/>
-                <w:i w:val="0"/>
-                <w:sz w:val="20"/>
-              </w:rPr>
-              <w:t>in goods of that kind</w:t>
-            </w:r>
-          </w:p>
-        </w:tc>
-      </w:tr>
-      <w:tr>
-        <w:trPr>
-          <w:cantSplit w:val="true"/>
-        </w:trPr>
-        <w:tc>
-          <w:tcPr>
-            <w:tcW w:type="dxa" w:w="6064"/>
-            <w:tcMar>
-              <w:top w:w="30" w:type="dxa"/>
-              <w:bottom w:w="30" w:type="dxa"/>
-              <w:left w:w="80" w:type="dxa"/>
-              <w:right w:w="80" w:type="dxa"/>
-            </w:tcMar>
-          </w:tcPr>
-          <w:p>
-            <w:pPr>
-              <w:spacing w:after="0" w:line="240" w:lineRule="auto"/>
-            </w:pPr>
-            <w:r>
-              <w:rPr>
-                <w:b w:val="0"/>
-                <w:i w:val="0"/>
-                <w:sz w:val="20"/>
-              </w:rPr>
-              <w:t>Risk on direct tender (§ 2-509(3))</w:t>
-            </w:r>
-          </w:p>
-        </w:tc>
-        <w:tc>
-          <w:tcPr>
-            <w:tcW w:type="dxa" w:w="4448"/>
-            <w:tcMar>
-              <w:top w:w="30" w:type="dxa"/>
-              <w:bottom w:w="30" w:type="dxa"/>
-              <w:left w:w="80" w:type="dxa"/>
-              <w:right w:w="80" w:type="dxa"/>
-            </w:tcMar>
-          </w:tcPr>
-          <w:p>
-            <w:pPr>
-              <w:spacing w:after="0" w:line="240" w:lineRule="auto"/>
-            </w:pPr>
-            <w:r>
-              <w:rPr>
-                <w:b w:val="0"/>
-                <w:i w:val="0"/>
-                <w:sz w:val="20"/>
-              </w:rPr>
-              <w:t xml:space="preserve">Merchant seller → </w:t>
-            </w:r>
-            <w:r>
-              <w:rPr>
-                <w:b/>
-                <w:i w:val="0"/>
-                <w:sz w:val="20"/>
-              </w:rPr>
-              <w:t>receipt</w:t>
-            </w:r>
-            <w:r>
-              <w:rPr>
-                <w:b w:val="0"/>
-                <w:i w:val="0"/>
-                <w:sz w:val="20"/>
-              </w:rPr>
-              <w:t xml:space="preserve">; non-merchant → </w:t>
-            </w:r>
-            <w:r>
-              <w:rPr>
-                <w:b/>
-                <w:i w:val="0"/>
-                <w:sz w:val="20"/>
-              </w:rPr>
-              <w:t>tender</w:t>
-            </w:r>
-          </w:p>
-        </w:tc>
-      </w:tr>
-      <w:tr>
-        <w:trPr>
-          <w:cantSplit w:val="true"/>
-        </w:trPr>
-        <w:tc>
-          <w:tcPr>
-            <w:tcW w:type="dxa" w:w="6064"/>
-            <w:tcMar>
-              <w:top w:w="30" w:type="dxa"/>
-              <w:bottom w:w="30" w:type="dxa"/>
-              <w:left w:w="80" w:type="dxa"/>
-              <w:right w:w="80" w:type="dxa"/>
-            </w:tcMar>
-            <w:shd w:val="clear" w:color="auto" w:fill="F2F6FB"/>
-          </w:tcPr>
-          <w:p>
-            <w:pPr>
-              <w:spacing w:after="0" w:line="240" w:lineRule="auto"/>
-            </w:pPr>
-            <w:r>
-              <w:rPr>
-                <w:b/>
-                <w:i w:val="0"/>
-                <w:sz w:val="20"/>
-              </w:rPr>
-              <w:t>Not required:</w:t>
-            </w:r>
-            <w:r>
-              <w:rPr>
-                <w:b w:val="0"/>
-                <w:i w:val="0"/>
-                <w:sz w:val="20"/>
-              </w:rPr>
-              <w:t xml:space="preserve"> Art. 2 scope · title · fitness · express warranties · § 2-209(1)</w:t>
-            </w:r>
-          </w:p>
-        </w:tc>
-        <w:tc>
-          <w:tcPr>
-            <w:tcW w:type="dxa" w:w="4448"/>
-            <w:tcMar>
-              <w:top w:w="30" w:type="dxa"/>
-              <w:bottom w:w="30" w:type="dxa"/>
-              <w:left w:w="80" w:type="dxa"/>
-              <w:right w:w="80" w:type="dxa"/>
-            </w:tcMar>
-            <w:shd w:val="clear" w:color="auto" w:fill="F2F6FB"/>
-          </w:tcPr>
-          <w:p>
-            <w:pPr>
-              <w:spacing w:after="0" w:line="240" w:lineRule="auto"/>
-            </w:pPr>
-            <w:r>
-              <w:rPr>
-                <w:b w:val="0"/>
-                <w:i w:val="0"/>
-                <w:sz w:val="20"/>
-              </w:rPr>
-              <w:t>—</w:t>
-            </w:r>
-          </w:p>
-        </w:tc>
-      </w:tr>
-    </w:tbl>
-    <w:p>
-      <w:pPr>
-        <w:spacing w:after="0" w:line="120" w:lineRule="exact"/>
-      </w:pPr>
-    </w:p>
-    <w:tbl>
-      <w:tblPr>
-        <w:tblW w:type="auto" w:w="0"/>
-        <w:tblLook w:firstColumn="1" w:firstRow="1" w:lastColumn="0" w:lastRow="0" w:noHBand="0" w:noVBand="1" w:val="04A0"/>
-        <w:tblW w:w="5000" w:type="pct"/>
-        <w:tblBorders>
-          <w:top w:val="nil"/>
-          <w:left w:val="nil"/>
-          <w:bottom w:val="nil"/>
-          <w:right w:val="nil"/>
-          <w:insideH w:val="nil"/>
-          <w:insideV w:val="nil"/>
-        </w:tblBorders>
-      </w:tblPr>
-      <w:tblGrid>
-        <w:gridCol w:w="10512"/>
-      </w:tblGrid>
-      <w:tr>
-        <w:tc>
-          <w:tcPr>
-            <w:tcW w:type="dxa" w:w="10512"/>
-            <w:shd w:val="clear" w:color="auto" w:fill="FFF5E1"/>
-            <w:tcMar>
-              <w:top w:w="70" w:type="dxa"/>
-              <w:bottom w:w="70" w:type="dxa"/>
-              <w:left w:w="140" w:type="dxa"/>
-              <w:right w:w="120" w:type="dxa"/>
-            </w:tcMar>
-            <w:tcBorders>
-              <w:left w:val="single" w:sz="30" w:space="0" w:color="C77700"/>
-            </w:tcBorders>
-          </w:tcPr>
-          <w:p>
-            <w:pPr>
-              <w:spacing w:after="30" w:line="240" w:lineRule="auto"/>
-            </w:pPr>
-            <w:r>
-              <w:rPr>
-                <w:b/>
-                <w:color w:val="C77700"/>
-                <w:sz w:val="15"/>
-              </w:rPr>
-              <w:t xml:space="preserve">EXAM TIPS   </w:t>
-            </w:r>
-            <w:r>
-              <w:rPr>
-                <w:b/>
-                <w:i w:val="0"/>
-                <w:sz w:val="21"/>
-              </w:rPr>
-              <w:t>Top traps</w:t>
-            </w:r>
-          </w:p>
-          <w:p>
-            <w:pPr>
-              <w:spacing w:after="30" w:line="240" w:lineRule="auto"/>
-              <w:ind w:left="288" w:hanging="202"/>
-            </w:pPr>
-            <w:r>
-              <w:rPr>
-                <w:color w:val="C77700"/>
-                <w:sz w:val="21"/>
-              </w:rPr>
-              <w:t xml:space="preserve">•  </w:t>
-            </w:r>
-            <w:r>
-              <w:rPr>
-                <w:b w:val="0"/>
-                <w:i w:val="0"/>
-                <w:sz w:val="21"/>
-              </w:rPr>
-              <w:t xml:space="preserve">Art. 2 covers </w:t>
-            </w:r>
-            <w:r>
-              <w:rPr>
-                <w:b/>
-                <w:i w:val="0"/>
-                <w:sz w:val="21"/>
-              </w:rPr>
-              <w:t>consumer-to-consumer</w:t>
-            </w:r>
-            <w:r>
-              <w:rPr>
-                <w:b w:val="0"/>
-                <w:i w:val="0"/>
-                <w:sz w:val="21"/>
-              </w:rPr>
-              <w:t xml:space="preserve"> sales; merchant status matters only for specific rules.</w:t>
-            </w:r>
-          </w:p>
-          <w:p>
-            <w:pPr>
-              <w:spacing w:after="30" w:line="240" w:lineRule="auto"/>
-              <w:ind w:left="288" w:hanging="202"/>
-            </w:pPr>
-            <w:r>
-              <w:rPr>
-                <w:color w:val="C77700"/>
-                <w:sz w:val="21"/>
-              </w:rPr>
-              <w:t xml:space="preserve">•  </w:t>
-            </w:r>
-            <w:r>
-              <w:rPr>
-                <w:b w:val="0"/>
-                <w:i w:val="0"/>
-                <w:sz w:val="21"/>
-              </w:rPr>
-              <w:t xml:space="preserve">Minerals/structures are goods only if the </w:t>
-            </w:r>
-            <w:r>
-              <w:rPr>
-                <w:b/>
-                <w:i w:val="0"/>
-                <w:sz w:val="21"/>
-              </w:rPr>
-              <w:t>seller</w:t>
-            </w:r>
-            <w:r>
-              <w:rPr>
-                <w:b w:val="0"/>
-                <w:i w:val="0"/>
-                <w:sz w:val="21"/>
-              </w:rPr>
-              <w:t xml:space="preserve"> severs; timber and crops either way.</w:t>
-            </w:r>
-          </w:p>
-          <w:p>
-            <w:pPr>
-              <w:spacing w:after="30" w:line="240" w:lineRule="auto"/>
-              <w:ind w:left="288" w:hanging="202"/>
-            </w:pPr>
-            <w:r>
-              <w:rPr>
-                <w:color w:val="C77700"/>
-                <w:sz w:val="21"/>
-              </w:rPr>
-              <w:t xml:space="preserve">•  </w:t>
-            </w:r>
-            <w:r>
-              <w:rPr>
-                <w:b w:val="0"/>
-                <w:i w:val="0"/>
-                <w:sz w:val="21"/>
-              </w:rPr>
-              <w:t xml:space="preserve">Firm offer: only the </w:t>
-            </w:r>
-            <w:r>
-              <w:rPr>
-                <w:b/>
-                <w:i w:val="0"/>
-                <w:sz w:val="21"/>
-              </w:rPr>
-              <w:t>offeror</w:t>
-            </w:r>
-            <w:r>
-              <w:rPr>
-                <w:b w:val="0"/>
-                <w:i w:val="0"/>
-                <w:sz w:val="21"/>
-              </w:rPr>
-              <w:t xml:space="preserve"> must be a merchant; </w:t>
-            </w:r>
-            <w:r>
-              <w:rPr>
-                <w:b/>
-                <w:i w:val="0"/>
-                <w:sz w:val="21"/>
-              </w:rPr>
-              <w:t>3-month</w:t>
-            </w:r>
-            <w:r>
-              <w:rPr>
-                <w:b w:val="0"/>
-                <w:i w:val="0"/>
-                <w:sz w:val="21"/>
-              </w:rPr>
-              <w:t xml:space="preserve"> cap; offeree's form → separately signed.</w:t>
-            </w:r>
-          </w:p>
-          <w:p>
-            <w:pPr>
-              <w:spacing w:after="30" w:line="240" w:lineRule="auto"/>
-              <w:ind w:left="288" w:hanging="202"/>
-            </w:pPr>
-            <w:r>
-              <w:rPr>
-                <w:color w:val="C77700"/>
-                <w:sz w:val="21"/>
-              </w:rPr>
-              <w:t xml:space="preserve">•  </w:t>
-            </w:r>
-            <w:r>
-              <w:rPr>
-                <w:b w:val="0"/>
-                <w:i w:val="0"/>
-                <w:sz w:val="21"/>
-              </w:rPr>
-              <w:t xml:space="preserve">SOF record needs </w:t>
-            </w:r>
-            <w:r>
-              <w:rPr>
-                <w:b/>
-                <w:i w:val="0"/>
-                <w:sz w:val="21"/>
-              </w:rPr>
-              <w:t>quantity</w:t>
-            </w:r>
-            <w:r>
-              <w:rPr>
-                <w:b w:val="0"/>
-                <w:i w:val="0"/>
-                <w:sz w:val="21"/>
-              </w:rPr>
-              <w:t xml:space="preserve"> + </w:t>
-            </w:r>
-            <w:r>
-              <w:rPr>
-                <w:b/>
-                <w:i w:val="0"/>
-                <w:sz w:val="21"/>
-              </w:rPr>
-              <w:t>signature of the party charged</w:t>
-            </w:r>
-            <w:r>
-              <w:rPr>
-                <w:b w:val="0"/>
-                <w:i w:val="0"/>
-                <w:sz w:val="21"/>
-              </w:rPr>
-              <w:t xml:space="preserve"> — not price.</w:t>
-            </w:r>
-          </w:p>
-          <w:p>
-            <w:pPr>
-              <w:spacing w:after="30" w:line="240" w:lineRule="auto"/>
-              <w:ind w:left="288" w:hanging="202"/>
-            </w:pPr>
-            <w:r>
-              <w:rPr>
-                <w:color w:val="C77700"/>
-                <w:sz w:val="21"/>
-              </w:rPr>
-              <w:t xml:space="preserve">•  </w:t>
-            </w:r>
-            <w:r>
-              <w:rPr>
-                <w:b w:val="0"/>
-                <w:i w:val="0"/>
-                <w:sz w:val="21"/>
-              </w:rPr>
-              <w:t xml:space="preserve">Modification: </w:t>
-            </w:r>
-            <w:r>
-              <w:rPr>
-                <w:b/>
-                <w:i w:val="0"/>
-                <w:sz w:val="21"/>
-              </w:rPr>
-              <w:t>no consideration</w:t>
-            </w:r>
-            <w:r>
-              <w:rPr>
-                <w:b w:val="0"/>
-                <w:i w:val="0"/>
-                <w:sz w:val="21"/>
-              </w:rPr>
-              <w:t xml:space="preserve">, but </w:t>
-            </w:r>
-            <w:r>
-              <w:rPr>
-                <w:b/>
-                <w:i w:val="0"/>
-                <w:sz w:val="21"/>
-              </w:rPr>
-              <w:t>good faith</w:t>
-            </w:r>
-            <w:r>
-              <w:rPr>
-                <w:b w:val="0"/>
-                <w:i w:val="0"/>
-                <w:sz w:val="21"/>
-              </w:rPr>
-              <w:t xml:space="preserve"> and the </w:t>
-            </w:r>
-            <w:r>
-              <w:rPr>
-                <w:b/>
-                <w:i w:val="0"/>
-                <w:sz w:val="21"/>
-              </w:rPr>
-              <w:t>SOF if the modified deal is $500+</w:t>
-            </w:r>
-            <w:r>
-              <w:rPr>
-                <w:b w:val="0"/>
-                <w:i w:val="0"/>
-                <w:sz w:val="21"/>
-              </w:rPr>
-              <w:t>.</w:t>
-            </w:r>
-          </w:p>
-          <w:p>
-            <w:pPr>
-              <w:spacing w:after="30" w:line="240" w:lineRule="auto"/>
-              <w:ind w:left="288" w:hanging="202"/>
-            </w:pPr>
-            <w:r>
-              <w:rPr>
-                <w:color w:val="C77700"/>
-                <w:sz w:val="21"/>
-              </w:rPr>
-              <w:t xml:space="preserve">•  </w:t>
-            </w:r>
-            <w:r>
-              <w:rPr>
-                <w:b w:val="0"/>
-                <w:i w:val="0"/>
-                <w:sz w:val="21"/>
-              </w:rPr>
-              <w:t xml:space="preserve">Accepting a late delivery isn't a waiver of damages, but </w:t>
-            </w:r>
-            <w:r>
-              <w:rPr>
-                <w:b/>
-                <w:i w:val="0"/>
-                <w:sz w:val="21"/>
-              </w:rPr>
-              <w:t>notice of breach</w:t>
-            </w:r>
-            <w:r>
-              <w:rPr>
-                <w:b w:val="0"/>
-                <w:i w:val="0"/>
-                <w:sz w:val="21"/>
-              </w:rPr>
-              <w:t xml:space="preserve"> is required (§ 2-607(3)(a)).</w:t>
-            </w:r>
-          </w:p>
-          <w:p>
-            <w:pPr>
-              <w:spacing w:after="30" w:line="240" w:lineRule="auto"/>
-              <w:ind w:left="288" w:hanging="202"/>
-            </w:pPr>
-            <w:r>
-              <w:rPr>
-                <w:color w:val="C77700"/>
-                <w:sz w:val="21"/>
-              </w:rPr>
-              <w:t xml:space="preserve">•  </w:t>
-            </w:r>
-            <w:r>
-              <w:rPr>
-                <w:b w:val="0"/>
-                <w:i w:val="0"/>
-                <w:sz w:val="21"/>
-              </w:rPr>
-              <w:t xml:space="preserve">Good faith </w:t>
-            </w:r>
-            <w:r>
-              <w:rPr>
-                <w:b/>
-                <w:i w:val="0"/>
-                <w:sz w:val="21"/>
-              </w:rPr>
-              <w:t>can't be disclaimed</w:t>
-            </w:r>
-            <w:r>
-              <w:rPr>
-                <w:b w:val="0"/>
-                <w:i w:val="0"/>
-                <w:sz w:val="21"/>
-              </w:rPr>
-              <w:t xml:space="preserve"> and isn't a stand-alone claim.</w:t>
-            </w:r>
-          </w:p>
-          <w:p>
-            <w:pPr>
-              <w:spacing w:after="30" w:line="240" w:lineRule="auto"/>
-              <w:ind w:left="288" w:hanging="202"/>
-            </w:pPr>
-            <w:r>
-              <w:rPr>
-                <w:color w:val="C77700"/>
-                <w:sz w:val="21"/>
-              </w:rPr>
-              <w:t xml:space="preserve">•  </w:t>
-            </w:r>
-            <w:r>
-              <w:rPr>
-                <w:b w:val="0"/>
-                <w:i w:val="0"/>
-                <w:sz w:val="21"/>
-              </w:rPr>
-              <w:t xml:space="preserve">Express warranty: no intent or magic words; </w:t>
-            </w:r>
-            <w:r>
-              <w:rPr>
-                <w:b/>
-                <w:i w:val="0"/>
-                <w:sz w:val="21"/>
-              </w:rPr>
-              <w:t>opinion/value/praise</w:t>
-            </w:r>
-            <w:r>
-              <w:rPr>
-                <w:b w:val="0"/>
-                <w:i w:val="0"/>
-                <w:sz w:val="21"/>
-              </w:rPr>
-              <w:t xml:space="preserve"> don't count; reliance may not be required.</w:t>
-            </w:r>
-          </w:p>
-          <w:p>
-            <w:pPr>
-              <w:spacing w:after="30" w:line="240" w:lineRule="auto"/>
-              <w:ind w:left="288" w:hanging="202"/>
-            </w:pPr>
-            <w:r>
-              <w:rPr>
-                <w:color w:val="C77700"/>
-                <w:sz w:val="21"/>
-              </w:rPr>
-              <w:t xml:space="preserve">•  </w:t>
-            </w:r>
-            <w:r>
-              <w:rPr>
-                <w:b w:val="0"/>
-                <w:i w:val="0"/>
-                <w:sz w:val="21"/>
-              </w:rPr>
-              <w:t xml:space="preserve">Fitness: </w:t>
-            </w:r>
-            <w:r>
-              <w:rPr>
-                <w:b/>
-                <w:i w:val="0"/>
-                <w:sz w:val="21"/>
-              </w:rPr>
-              <w:t>any seller</w:t>
-            </w:r>
-            <w:r>
-              <w:rPr>
-                <w:b w:val="0"/>
-                <w:i w:val="0"/>
-                <w:sz w:val="21"/>
-              </w:rPr>
-              <w:t xml:space="preserve">; </w:t>
-            </w:r>
-            <w:r>
-              <w:rPr>
-                <w:b/>
-                <w:i w:val="0"/>
-                <w:sz w:val="21"/>
-              </w:rPr>
-              <w:t>particular</w:t>
-            </w:r>
-            <w:r>
-              <w:rPr>
-                <w:b w:val="0"/>
-                <w:i w:val="0"/>
-                <w:sz w:val="21"/>
-              </w:rPr>
-              <w:t xml:space="preserve"> purpose + </w:t>
-            </w:r>
-            <w:r>
-              <w:rPr>
-                <w:b/>
-                <w:i w:val="0"/>
-                <w:sz w:val="21"/>
-              </w:rPr>
-              <w:t>actual reliance</w:t>
-            </w:r>
-            <w:r>
-              <w:rPr>
-                <w:b w:val="0"/>
-                <w:i w:val="0"/>
-                <w:sz w:val="21"/>
-              </w:rPr>
-              <w:t xml:space="preserve">. Title: </w:t>
-            </w:r>
-            <w:r>
-              <w:rPr>
-                <w:b/>
-                <w:i w:val="0"/>
-                <w:sz w:val="21"/>
-              </w:rPr>
-              <w:t>every seller</w:t>
-            </w:r>
-            <w:r>
-              <w:rPr>
-                <w:b w:val="0"/>
-                <w:i w:val="0"/>
-                <w:sz w:val="21"/>
-              </w:rPr>
-              <w:t xml:space="preserve">; "as is" </w:t>
-            </w:r>
-            <w:r>
-              <w:rPr>
-                <w:b/>
-                <w:i w:val="0"/>
-                <w:sz w:val="21"/>
-              </w:rPr>
-              <w:t>doesn't</w:t>
-            </w:r>
-            <w:r>
-              <w:rPr>
-                <w:b w:val="0"/>
-                <w:i w:val="0"/>
-                <w:sz w:val="21"/>
-              </w:rPr>
-              <w:t xml:space="preserve"> disclaim it.</w:t>
-            </w:r>
-          </w:p>
-          <w:p>
-            <w:pPr>
-              <w:spacing w:after="30" w:line="240" w:lineRule="auto"/>
-              <w:ind w:left="288" w:hanging="202"/>
-            </w:pPr>
-            <w:r>
-              <w:rPr>
-                <w:color w:val="C77700"/>
-                <w:sz w:val="21"/>
-              </w:rPr>
-              <w:t xml:space="preserve">•  </w:t>
-            </w:r>
-            <w:r>
-              <w:rPr>
-                <w:b w:val="0"/>
-                <w:i w:val="0"/>
-                <w:sz w:val="21"/>
-              </w:rPr>
-              <w:t xml:space="preserve">Merchantability disclaimer must </w:t>
-            </w:r>
-            <w:r>
-              <w:rPr>
-                <w:b/>
-                <w:i w:val="0"/>
-                <w:sz w:val="21"/>
-              </w:rPr>
-              <w:t>say "merchantability"</w:t>
-            </w:r>
-            <w:r>
-              <w:rPr>
-                <w:b w:val="0"/>
-                <w:i w:val="0"/>
-                <w:sz w:val="21"/>
-              </w:rPr>
-              <w:t xml:space="preserve"> (conspicuous if written); fitness needs a </w:t>
-            </w:r>
-            <w:r>
-              <w:rPr>
-                <w:b/>
-                <w:i w:val="0"/>
-                <w:sz w:val="21"/>
-              </w:rPr>
-              <w:t>conspicuous writing</w:t>
-            </w:r>
-            <w:r>
-              <w:rPr>
-                <w:b w:val="0"/>
-                <w:i w:val="0"/>
-                <w:sz w:val="21"/>
-              </w:rPr>
-              <w:t>.</w:t>
-            </w:r>
-          </w:p>
-          <w:p>
-            <w:pPr>
-              <w:spacing w:after="30" w:line="240" w:lineRule="auto"/>
-              <w:ind w:left="288" w:hanging="202"/>
-            </w:pPr>
-            <w:r>
-              <w:rPr>
-                <w:color w:val="C77700"/>
-                <w:sz w:val="21"/>
-              </w:rPr>
-              <w:t xml:space="preserve">•  </w:t>
-            </w:r>
-            <w:r>
-              <w:rPr>
-                <w:b w:val="0"/>
-                <w:i w:val="0"/>
-                <w:sz w:val="21"/>
-              </w:rPr>
-              <w:t xml:space="preserve">Examination exclusion requires an actual exam or </w:t>
-            </w:r>
-            <w:r>
-              <w:rPr>
-                <w:b/>
-                <w:i w:val="0"/>
-                <w:sz w:val="21"/>
-              </w:rPr>
-              <w:t>refusal after seller's demand</w:t>
-            </w:r>
-            <w:r>
-              <w:rPr>
-                <w:b w:val="0"/>
-                <w:i w:val="0"/>
-                <w:sz w:val="21"/>
-              </w:rPr>
-              <w:t>.</w:t>
-            </w:r>
-          </w:p>
-          <w:p>
-            <w:pPr>
-              <w:spacing w:after="30" w:line="240" w:lineRule="auto"/>
-              <w:ind w:left="288" w:hanging="202"/>
-            </w:pPr>
-            <w:r>
-              <w:rPr>
-                <w:color w:val="C77700"/>
-                <w:sz w:val="21"/>
-              </w:rPr>
-              <w:t xml:space="preserve">•  </w:t>
-            </w:r>
-            <w:r>
-              <w:rPr>
-                <w:b w:val="0"/>
-                <w:i w:val="0"/>
-                <w:sz w:val="21"/>
-              </w:rPr>
-              <w:t xml:space="preserve">Remedy limits </w:t>
-            </w:r>
-            <w:r>
-              <w:rPr>
-                <w:b/>
-                <w:i w:val="0"/>
-                <w:sz w:val="21"/>
-              </w:rPr>
-              <w:t>needn't be conspicuous</w:t>
-            </w:r>
-            <w:r>
-              <w:rPr>
-                <w:b w:val="0"/>
-                <w:i w:val="0"/>
-                <w:sz w:val="21"/>
-              </w:rPr>
-              <w:t xml:space="preserve">; consequential-damage exclusions for </w:t>
-            </w:r>
-            <w:r>
-              <w:rPr>
-                <w:b/>
-                <w:i w:val="0"/>
-                <w:sz w:val="21"/>
-              </w:rPr>
-              <w:t>consumer personal injury</w:t>
-            </w:r>
-            <w:r>
-              <w:rPr>
-                <w:b w:val="0"/>
-                <w:i w:val="0"/>
-                <w:sz w:val="21"/>
-              </w:rPr>
-              <w:t xml:space="preserve"> are </w:t>
-            </w:r>
-            <w:r>
-              <w:rPr>
-                <w:b/>
-                <w:i w:val="0"/>
-                <w:sz w:val="21"/>
-              </w:rPr>
-              <w:t>prima facie unconscionable</w:t>
-            </w:r>
-            <w:r>
-              <w:rPr>
-                <w:b w:val="0"/>
-                <w:i w:val="0"/>
-                <w:sz w:val="21"/>
-              </w:rPr>
-              <w:t>.</w:t>
-            </w:r>
-          </w:p>
-          <w:p>
-            <w:pPr>
-              <w:spacing w:after="30" w:line="240" w:lineRule="auto"/>
-              <w:ind w:left="288" w:hanging="202"/>
-            </w:pPr>
-            <w:r>
-              <w:rPr>
-                <w:color w:val="C77700"/>
-                <w:sz w:val="21"/>
-              </w:rPr>
-              <w:t xml:space="preserve">•  </w:t>
-            </w:r>
-            <w:r>
-              <w:rPr>
-                <w:b/>
-                <w:i w:val="0"/>
-                <w:sz w:val="21"/>
-              </w:rPr>
-              <w:t>Possession ≠ acceptance; payment ≠ acceptance</w:t>
-            </w:r>
-            <w:r>
-              <w:rPr>
-                <w:b w:val="0"/>
-                <w:i w:val="0"/>
-                <w:sz w:val="21"/>
-              </w:rPr>
-              <w:t xml:space="preserve">; failing to reject after inspection </w:t>
-            </w:r>
-            <w:r>
-              <w:rPr>
-                <w:b/>
-                <w:i w:val="0"/>
-                <w:sz w:val="21"/>
-              </w:rPr>
-              <w:t>is</w:t>
-            </w:r>
-            <w:r>
-              <w:rPr>
-                <w:b w:val="0"/>
-                <w:i w:val="0"/>
-                <w:sz w:val="21"/>
-              </w:rPr>
-              <w:t xml:space="preserve"> acceptance.</w:t>
-            </w:r>
-          </w:p>
-          <w:p>
-            <w:pPr>
-              <w:spacing w:after="30" w:line="240" w:lineRule="auto"/>
-              <w:ind w:left="288" w:hanging="202"/>
-            </w:pPr>
-            <w:r>
-              <w:rPr>
-                <w:color w:val="C77700"/>
-                <w:sz w:val="21"/>
-              </w:rPr>
-              <w:t xml:space="preserve">•  </w:t>
-            </w:r>
-            <w:r>
-              <w:rPr>
-                <w:b w:val="0"/>
-                <w:i w:val="0"/>
-                <w:sz w:val="21"/>
-              </w:rPr>
-              <w:t xml:space="preserve">Risk: </w:t>
-            </w:r>
-            <w:r>
-              <w:rPr>
-                <w:b/>
-                <w:i w:val="0"/>
-                <w:sz w:val="21"/>
-              </w:rPr>
-              <w:t>merchant seller → buyer's receipt</w:t>
-            </w:r>
-            <w:r>
-              <w:rPr>
-                <w:b w:val="0"/>
-                <w:i w:val="0"/>
-                <w:sz w:val="21"/>
-              </w:rPr>
-              <w:t xml:space="preserve"> — even if buyer paid; </w:t>
-            </w:r>
-            <w:r>
-              <w:rPr>
-                <w:b/>
-                <w:i w:val="0"/>
-                <w:sz w:val="21"/>
-              </w:rPr>
-              <w:t>seller's own truck isn't a carrier</w:t>
-            </w:r>
-            <w:r>
-              <w:rPr>
-                <w:b w:val="0"/>
-                <w:i w:val="0"/>
-                <w:sz w:val="21"/>
-              </w:rPr>
-              <w:t xml:space="preserve">; shipment contract is </w:t>
-            </w:r>
-            <w:r>
-              <w:rPr>
-                <w:b/>
-                <w:i w:val="0"/>
-                <w:sz w:val="21"/>
-              </w:rPr>
-              <w:t>presumed</w:t>
-            </w:r>
-            <w:r>
-              <w:rPr>
-                <w:b w:val="0"/>
-                <w:i w:val="0"/>
-                <w:sz w:val="21"/>
-              </w:rPr>
-              <w:t>.</w:t>
-            </w:r>
-          </w:p>
-          <w:p>
-            <w:pPr>
-              <w:spacing w:after="30" w:line="240" w:lineRule="auto"/>
-              <w:ind w:left="288" w:hanging="202"/>
-            </w:pPr>
-            <w:r>
-              <w:rPr>
-                <w:color w:val="C77700"/>
-                <w:sz w:val="21"/>
-              </w:rPr>
-              <w:t xml:space="preserve">•  </w:t>
-            </w:r>
-            <w:r>
-              <w:rPr>
-                <w:b w:val="0"/>
-                <w:i w:val="0"/>
-                <w:sz w:val="21"/>
-              </w:rPr>
-              <w:t xml:space="preserve">PER never bars </w:t>
-            </w:r>
-            <w:r>
-              <w:rPr>
-                <w:b/>
-                <w:i w:val="0"/>
-                <w:sz w:val="21"/>
-              </w:rPr>
-              <w:t>later</w:t>
-            </w:r>
-            <w:r>
-              <w:rPr>
-                <w:b w:val="0"/>
-                <w:i w:val="0"/>
-                <w:sz w:val="21"/>
-              </w:rPr>
-              <w:t xml:space="preserve"> agreements or </w:t>
-            </w:r>
-            <w:r>
-              <w:rPr>
-                <w:b/>
-                <w:i w:val="0"/>
-                <w:sz w:val="21"/>
-              </w:rPr>
-              <w:t>fraud</w:t>
-            </w:r>
-            <w:r>
-              <w:rPr>
-                <w:b w:val="0"/>
-                <w:i w:val="0"/>
-                <w:sz w:val="21"/>
-              </w:rPr>
-              <w:t xml:space="preserve">; UoT/CoD/CoP can supplement even a </w:t>
-            </w:r>
-            <w:r>
-              <w:rPr>
-                <w:b/>
-                <w:i w:val="0"/>
-                <w:sz w:val="21"/>
-              </w:rPr>
-              <w:t>complete</w:t>
-            </w:r>
-            <w:r>
-              <w:rPr>
-                <w:b w:val="0"/>
-                <w:i w:val="0"/>
-                <w:sz w:val="21"/>
-              </w:rPr>
-              <w:t xml:space="preserve"> writing.</w:t>
-            </w:r>
-          </w:p>
-          <w:p>
-            <w:pPr>
-              <w:spacing w:after="30" w:line="240" w:lineRule="auto"/>
-              <w:ind w:left="288" w:hanging="202"/>
-            </w:pPr>
-            <w:r>
-              <w:rPr>
-                <w:color w:val="C77700"/>
-                <w:sz w:val="21"/>
-              </w:rPr>
-              <w:t xml:space="preserve">•  </w:t>
-            </w:r>
-            <w:r>
-              <w:rPr>
-                <w:b w:val="0"/>
-                <w:i w:val="0"/>
-                <w:sz w:val="21"/>
-              </w:rPr>
-              <w:t>A ban on assigning "</w:t>
-            </w:r>
-            <w:r>
-              <w:rPr>
-                <w:b/>
-                <w:i w:val="0"/>
-                <w:sz w:val="21"/>
-              </w:rPr>
-              <w:t>the contract</w:t>
-            </w:r>
-            <w:r>
-              <w:rPr>
-                <w:b w:val="0"/>
-                <w:i w:val="0"/>
-                <w:sz w:val="21"/>
-              </w:rPr>
-              <w:t xml:space="preserve">" bars only </w:t>
-            </w:r>
-            <w:r>
-              <w:rPr>
-                <w:b/>
-                <w:i w:val="0"/>
-                <w:sz w:val="21"/>
-              </w:rPr>
-              <w:t>delegation</w:t>
-            </w:r>
-            <w:r>
-              <w:rPr>
-                <w:b w:val="0"/>
-                <w:i w:val="0"/>
-                <w:sz w:val="21"/>
-              </w:rPr>
-              <w:t>; the right to payment is assignable despite a "void" clause.</w:t>
-            </w:r>
-          </w:p>
-          <w:p>
-            <w:pPr>
-              <w:spacing w:after="30" w:line="240" w:lineRule="auto"/>
-              <w:ind w:left="288" w:hanging="202"/>
-            </w:pPr>
-            <w:r>
-              <w:rPr>
-                <w:color w:val="C77700"/>
-                <w:sz w:val="21"/>
-              </w:rPr>
-              <w:t xml:space="preserve">•  </w:t>
-            </w:r>
-            <w:r>
-              <w:rPr>
-                <w:b w:val="0"/>
-                <w:i w:val="0"/>
-                <w:sz w:val="21"/>
-              </w:rPr>
-              <w:t xml:space="preserve">§ 2-609 demand must be </w:t>
-            </w:r>
-            <w:r>
-              <w:rPr>
-                <w:b/>
-                <w:i w:val="0"/>
-                <w:sz w:val="21"/>
-              </w:rPr>
-              <w:t>in writing</w:t>
-            </w:r>
-            <w:r>
-              <w:rPr>
-                <w:b w:val="0"/>
-                <w:i w:val="0"/>
-                <w:sz w:val="21"/>
-              </w:rPr>
-              <w:t xml:space="preserve">; no adequate assurance within </w:t>
-            </w:r>
-            <w:r>
-              <w:rPr>
-                <w:b/>
-                <w:i w:val="0"/>
-                <w:sz w:val="21"/>
-              </w:rPr>
-              <w:t>30 days</w:t>
-            </w:r>
-            <w:r>
-              <w:rPr>
-                <w:b w:val="0"/>
-                <w:i w:val="0"/>
-                <w:sz w:val="21"/>
-              </w:rPr>
-              <w:t xml:space="preserve"> = repudiation.</w:t>
-            </w:r>
-          </w:p>
-          <w:p>
-            <w:pPr>
-              <w:spacing w:after="30" w:line="240" w:lineRule="auto"/>
-              <w:ind w:left="288" w:hanging="202"/>
-            </w:pPr>
-            <w:r>
-              <w:rPr>
-                <w:color w:val="C77700"/>
-                <w:sz w:val="21"/>
-              </w:rPr>
-              <w:t xml:space="preserve">•  </w:t>
-            </w:r>
-            <w:r>
-              <w:rPr>
-                <w:b/>
-                <w:i w:val="0"/>
-                <w:sz w:val="21"/>
-              </w:rPr>
-              <w:t>Cost increases alone never excuse</w:t>
-            </w:r>
-            <w:r>
-              <w:rPr>
-                <w:b w:val="0"/>
-                <w:i w:val="0"/>
-                <w:sz w:val="21"/>
-              </w:rPr>
-              <w:t xml:space="preserve">; § 2-613 needs </w:t>
-            </w:r>
-            <w:r>
-              <w:rPr>
-                <w:b/>
-                <w:i w:val="0"/>
-                <w:sz w:val="21"/>
-              </w:rPr>
-              <w:t>identified goods + no fault + risk not yet passed</w:t>
-            </w:r>
-            <w:r>
-              <w:rPr>
-                <w:b w:val="0"/>
-                <w:i w:val="0"/>
-                <w:sz w:val="21"/>
-              </w:rPr>
-              <w:t>.</w:t>
-            </w:r>
-          </w:p>
-        </w:tc>
-      </w:tr>
-    </w:tbl>
-    <w:p>
-      <w:pPr>
-        <w:spacing w:after="0" w:line="120" w:lineRule="exact"/>
-      </w:pPr>
-    </w:p>
     <w:sectPr>
       <w:headerReference w:type="default" r:id="rId9"/>
       <w:footerReference w:type="default" r:id="rId10"/>
